--- a/cv/DongyoungKim_CV_2019_en.docx
+++ b/cv/DongyoungKim_CV_2019_en.docx
@@ -35,7 +35,6 @@
           <w:p>
             <w:pPr>
               <w:rPr>
-                <w:rFonts w:hint="eastAsia"/>
                 <w:b/>
                 <w:sz w:val="44"/>
               </w:rPr>
@@ -821,13 +820,7 @@
               <w:rPr>
                 <w:rFonts w:eastAsia="NanumSquare"/>
               </w:rPr>
-              <w:t xml:space="preserve">Sydney, </w:t>
-            </w:r>
-            <w:r>
-              <w:rPr>
-                <w:rFonts w:eastAsia="NanumSquare"/>
-              </w:rPr>
-              <w:t>Australia</w:t>
+              <w:t>Sydney, Australia</w:t>
             </w:r>
           </w:p>
           <w:p>
@@ -1125,14 +1118,7 @@
                 <w:rFonts w:eastAsia="NanumSquare"/>
                 <w:b/>
               </w:rPr>
-              <w:t>esearch assistant</w:t>
-            </w:r>
-            <w:r>
-              <w:rPr>
-                <w:rFonts w:eastAsia="NanumSquare"/>
-                <w:b/>
-              </w:rPr>
-              <w:t xml:space="preserve">, </w:t>
+              <w:t xml:space="preserve">esearch assistant, </w:t>
             </w:r>
             <w:r>
               <w:rPr>
@@ -1216,14 +1202,7 @@
                 <w:rFonts w:eastAsia="NanumSquare"/>
                 <w:b/>
               </w:rPr>
-              <w:t xml:space="preserve">B.S., </w:t>
-            </w:r>
-            <w:r>
-              <w:rPr>
-                <w:rFonts w:eastAsia="NanumSquare"/>
-                <w:b/>
-              </w:rPr>
-              <w:t>Electrical engineering and computer science</w:t>
+              <w:t>B.S., Electrical engineering and computer science</w:t>
             </w:r>
           </w:p>
           <w:p>
@@ -1308,20 +1287,13 @@
                 <w:rFonts w:eastAsia="NanumSquare"/>
                 <w:b/>
               </w:rPr>
-              <w:t xml:space="preserve">.S. </w:t>
-            </w:r>
-            <w:r>
-              <w:rPr>
-                <w:rFonts w:eastAsia="NanumSquare"/>
-                <w:b/>
-              </w:rPr>
-              <w:t>Electrical engineering and computer science</w:t>
-            </w:r>
-          </w:p>
-          <w:p>
-            <w:pPr>
-              <w:rPr>
-                <w:rFonts w:eastAsia="NanumSquare" w:hint="eastAsia"/>
+              <w:t>.S. Electrical engineering and computer science</w:t>
+            </w:r>
+          </w:p>
+          <w:p>
+            <w:pPr>
+              <w:rPr>
+                <w:rFonts w:eastAsia="NanumSquare"/>
                 <w:b/>
               </w:rPr>
             </w:pPr>
@@ -1571,7 +1543,7 @@
               </w:numPr>
               <w:ind w:left="314"/>
               <w:rPr>
-                <w:rFonts w:eastAsia="NanumSquare" w:hint="eastAsia"/>
+                <w:rFonts w:eastAsia="NanumSquare"/>
               </w:rPr>
             </w:pPr>
             <w:r>
@@ -1659,13 +1631,7 @@
               <w:rPr>
                 <w:rFonts w:eastAsia="NanumSquare"/>
               </w:rPr>
-              <w:t>017</w:t>
-            </w:r>
-            <w:r>
-              <w:rPr>
-                <w:rFonts w:eastAsia="NanumSquare"/>
-              </w:rPr>
-              <w:t xml:space="preserve"> </w:t>
+              <w:t xml:space="preserve">017 </w:t>
             </w:r>
             <w:r>
               <w:rPr>
@@ -1726,7 +1692,7 @@
               </w:numPr>
               <w:ind w:left="314"/>
               <w:rPr>
-                <w:rFonts w:eastAsia="NanumSquare" w:hint="eastAsia"/>
+                <w:rFonts w:eastAsia="NanumSquare"/>
               </w:rPr>
             </w:pPr>
             <w:r>
@@ -1783,13 +1749,7 @@
               <w:rPr>
                 <w:rFonts w:eastAsia="NanumSquare"/>
               </w:rPr>
-              <w:t>017</w:t>
-            </w:r>
-            <w:r>
-              <w:rPr>
-                <w:rFonts w:eastAsia="NanumSquare"/>
-              </w:rPr>
-              <w:t xml:space="preserve"> </w:t>
+              <w:t xml:space="preserve">017 </w:t>
             </w:r>
             <w:r>
               <w:rPr>
@@ -1838,21 +1798,7 @@
                 <w:rFonts w:eastAsia="NanumSquare"/>
                 <w:b/>
               </w:rPr>
-              <w:t>P</w:t>
-            </w:r>
-            <w:r>
-              <w:rPr>
-                <w:rFonts w:eastAsia="NanumSquare"/>
-                <w:b/>
-              </w:rPr>
-              <w:t xml:space="preserve">oint-of-care-testing </w:t>
-            </w:r>
-            <w:r>
-              <w:rPr>
-                <w:rFonts w:eastAsia="NanumSquare"/>
-                <w:b/>
-              </w:rPr>
-              <w:t xml:space="preserve">urinary tract infection diagnosis using deep neural network  </w:t>
+              <w:t xml:space="preserve">Point-of-care-testing urinary tract infection diagnosis using deep neural network  </w:t>
             </w:r>
           </w:p>
           <w:p>
@@ -1877,17 +1823,24 @@
               <w:rPr>
                 <w:rFonts w:eastAsia="NanumSquare"/>
               </w:rPr>
-              <w:t xml:space="preserve">rinary tract infection diagnosis from a cell phone photograph of a testing kit using </w:t>
-            </w:r>
-            <w:r>
-              <w:rPr>
-                <w:rFonts w:eastAsia="NanumSquare"/>
-              </w:rPr>
-              <w:t>convolutional neural network</w:t>
-            </w:r>
-            <w:r>
-              <w:rPr>
-                <w:rFonts w:eastAsia="NanumSquare"/>
+              <w:t>rinary tract infection diagnosis from a cell phone photograph of a testing kit using convolutional neural network.</w:t>
+            </w:r>
+          </w:p>
+          <w:p>
+            <w:pPr>
+              <w:rPr>
+                <w:rFonts w:eastAsia="NanumSquare"/>
+              </w:rPr>
+            </w:pPr>
+            <w:r>
+              <w:rPr>
+                <w:rFonts w:eastAsia="NanumSquare"/>
+              </w:rPr>
+              <w:t>*A Korea patents filed (2018)</w:t>
+            </w:r>
+            <w:r>
+              <w:rPr>
+                <w:rFonts w:eastAsia="NanumSquare" w:hint="eastAsia"/>
               </w:rPr>
               <w:t>.</w:t>
             </w:r>
@@ -1895,44 +1848,7 @@
           <w:p>
             <w:pPr>
               <w:rPr>
-                <w:rFonts w:eastAsia="NanumSquare" w:hint="eastAsia"/>
-              </w:rPr>
-            </w:pPr>
-            <w:r>
-              <w:rPr>
-                <w:rFonts w:eastAsia="NanumSquare"/>
-              </w:rPr>
-              <w:t xml:space="preserve">*A </w:t>
-            </w:r>
-            <w:r>
-              <w:rPr>
-                <w:rFonts w:eastAsia="NanumSquare"/>
-              </w:rPr>
-              <w:t>Korea patents filed (201</w:t>
-            </w:r>
-            <w:r>
-              <w:rPr>
-                <w:rFonts w:eastAsia="NanumSquare"/>
-              </w:rPr>
-              <w:t>8</w:t>
-            </w:r>
-            <w:r>
-              <w:rPr>
-                <w:rFonts w:eastAsia="NanumSquare"/>
-              </w:rPr>
-              <w:t>)</w:t>
-            </w:r>
-            <w:r>
-              <w:rPr>
-                <w:rFonts w:eastAsia="NanumSquare" w:hint="eastAsia"/>
-              </w:rPr>
-              <w:t>.</w:t>
-            </w:r>
-          </w:p>
-          <w:p>
-            <w:pPr>
-              <w:rPr>
-                <w:rFonts w:eastAsia="NanumSquare" w:hint="eastAsia"/>
+                <w:rFonts w:eastAsia="NanumSquare"/>
               </w:rPr>
             </w:pPr>
             <w:r>
@@ -1976,13 +1892,7 @@
               <w:rPr>
                 <w:rFonts w:eastAsia="NanumSquare"/>
               </w:rPr>
-              <w:t>019</w:t>
-            </w:r>
-            <w:r>
-              <w:rPr>
-                <w:rFonts w:eastAsia="NanumSquare"/>
-              </w:rPr>
-              <w:t xml:space="preserve"> </w:t>
+              <w:t xml:space="preserve">019 </w:t>
             </w:r>
             <w:r>
               <w:rPr>
@@ -1994,13 +1904,7 @@
               <w:rPr>
                 <w:rFonts w:eastAsia="NanumSquare"/>
               </w:rPr>
-              <w:t xml:space="preserve"> </w:t>
-            </w:r>
-            <w:r>
-              <w:rPr>
-                <w:rFonts w:eastAsia="NanumSquare"/>
-              </w:rPr>
-              <w:t>Current</w:t>
+              <w:t xml:space="preserve"> Current</w:t>
             </w:r>
           </w:p>
         </w:tc>
@@ -2082,13 +1986,7 @@
               <w:rPr>
                 <w:rFonts w:eastAsia="NanumSquare"/>
               </w:rPr>
-              <w:t>019</w:t>
-            </w:r>
-            <w:r>
-              <w:rPr>
-                <w:rFonts w:eastAsia="NanumSquare"/>
-              </w:rPr>
-              <w:t xml:space="preserve"> </w:t>
+              <w:t xml:space="preserve">019 </w:t>
             </w:r>
             <w:r>
               <w:rPr>
@@ -2100,13 +1998,7 @@
               <w:rPr>
                 <w:rFonts w:eastAsia="NanumSquare"/>
               </w:rPr>
-              <w:t xml:space="preserve"> </w:t>
-            </w:r>
-            <w:r>
-              <w:rPr>
-                <w:rFonts w:eastAsia="NanumSquare"/>
-              </w:rPr>
-              <w:t>Current</w:t>
+              <w:t xml:space="preserve"> Current</w:t>
             </w:r>
           </w:p>
         </w:tc>
@@ -2138,7 +2030,23 @@
                 <w:rFonts w:eastAsia="NanumSquare"/>
                 <w:b/>
               </w:rPr>
-              <w:t>n-silico histology staining using generative adversarial network.</w:t>
+              <w:t xml:space="preserve">n-silico </w:t>
+            </w:r>
+            <w:r>
+              <w:rPr>
+                <w:rFonts w:eastAsia="NanumSquare"/>
+                <w:b/>
+              </w:rPr>
+              <w:t>medical</w:t>
+            </w:r>
+            <w:bookmarkStart w:id="0" w:name="_GoBack"/>
+            <w:bookmarkEnd w:id="0"/>
+            <w:r>
+              <w:rPr>
+                <w:rFonts w:eastAsia="NanumSquare"/>
+                <w:b/>
+              </w:rPr>
+              <w:t xml:space="preserve"> staining using generative adversarial network.</w:t>
             </w:r>
           </w:p>
           <w:p>
@@ -2187,13 +2095,7 @@
               <w:rPr>
                 <w:rFonts w:eastAsia="NanumSquare"/>
               </w:rPr>
-              <w:t>019</w:t>
-            </w:r>
-            <w:r>
-              <w:rPr>
-                <w:rFonts w:eastAsia="NanumSquare"/>
-              </w:rPr>
-              <w:t xml:space="preserve"> </w:t>
+              <w:t xml:space="preserve">019 </w:t>
             </w:r>
             <w:r>
               <w:rPr>
@@ -2205,13 +2107,7 @@
               <w:rPr>
                 <w:rFonts w:eastAsia="NanumSquare"/>
               </w:rPr>
-              <w:t xml:space="preserve"> </w:t>
-            </w:r>
-            <w:r>
-              <w:rPr>
-                <w:rFonts w:eastAsia="NanumSquare"/>
-              </w:rPr>
-              <w:t>Current</w:t>
+              <w:t xml:space="preserve"> Current</w:t>
             </w:r>
           </w:p>
         </w:tc>
@@ -2306,13 +2202,7 @@
               <w:rPr>
                 <w:rFonts w:eastAsia="NanumSquare"/>
               </w:rPr>
-              <w:t>019</w:t>
-            </w:r>
-            <w:r>
-              <w:rPr>
-                <w:rFonts w:eastAsia="NanumSquare"/>
-              </w:rPr>
-              <w:t xml:space="preserve"> </w:t>
+              <w:t xml:space="preserve">019 </w:t>
             </w:r>
             <w:r>
               <w:rPr>
@@ -2324,13 +2214,7 @@
               <w:rPr>
                 <w:rFonts w:eastAsia="NanumSquare"/>
               </w:rPr>
-              <w:t xml:space="preserve"> </w:t>
-            </w:r>
-            <w:r>
-              <w:rPr>
-                <w:rFonts w:eastAsia="NanumSquare"/>
-              </w:rPr>
-              <w:t>Current</w:t>
+              <w:t xml:space="preserve"> Current</w:t>
             </w:r>
           </w:p>
         </w:tc>
@@ -2428,13 +2312,7 @@
               <w:rPr>
                 <w:rFonts w:eastAsia="NanumSquare"/>
               </w:rPr>
-              <w:t>019</w:t>
-            </w:r>
-            <w:r>
-              <w:rPr>
-                <w:rFonts w:eastAsia="NanumSquare"/>
-              </w:rPr>
-              <w:t xml:space="preserve"> </w:t>
+              <w:t xml:space="preserve">019 </w:t>
             </w:r>
             <w:r>
               <w:rPr>
@@ -2446,13 +2324,7 @@
               <w:rPr>
                 <w:rFonts w:eastAsia="NanumSquare"/>
               </w:rPr>
-              <w:t xml:space="preserve"> </w:t>
-            </w:r>
-            <w:r>
-              <w:rPr>
-                <w:rFonts w:eastAsia="NanumSquare"/>
-              </w:rPr>
-              <w:t>Current</w:t>
+              <w:t xml:space="preserve"> Current</w:t>
             </w:r>
           </w:p>
         </w:tc>
@@ -2477,7 +2349,7 @@
                 <w:rFonts w:eastAsia="NanumSquare"/>
                 <w:b/>
               </w:rPr>
-              <w:t>Searching extreme rare pancreatic cancer extracellular vesicle in blood plasma using g</w:t>
+              <w:t>Searching extreme rare cancer extracellular vesicle in blood plasma using g</w:t>
             </w:r>
             <w:r>
               <w:rPr>
@@ -2548,7 +2420,7 @@
     <w:p>
       <w:pPr>
         <w:rPr>
-          <w:rFonts w:eastAsia="NanumSquare" w:hint="eastAsia"/>
+          <w:rFonts w:eastAsia="NanumSquare"/>
         </w:rPr>
       </w:pPr>
     </w:p>
@@ -2636,14 +2508,7 @@
                 <w:rFonts w:eastAsia="NanumSquare"/>
                 <w:b/>
               </w:rPr>
-              <w:t>im D</w:t>
-            </w:r>
-            <w:r>
-              <w:rPr>
-                <w:rFonts w:eastAsia="NanumSquare"/>
-                <w:b/>
-              </w:rPr>
-              <w:t>.</w:t>
+              <w:t>im D.</w:t>
             </w:r>
             <w:r>
               <w:rPr>
@@ -2812,14 +2677,7 @@
                 <w:rFonts w:eastAsia="NanumSquare"/>
                 <w:b/>
               </w:rPr>
-              <w:t>im D</w:t>
-            </w:r>
-            <w:r>
-              <w:rPr>
-                <w:rFonts w:eastAsia="NanumSquare"/>
-                <w:b/>
-              </w:rPr>
-              <w:t>.</w:t>
+              <w:t>im D.</w:t>
             </w:r>
             <w:r>
               <w:rPr>
@@ -3303,19 +3161,7 @@
               <w:rPr>
                 <w:rFonts w:eastAsia="NanumSquare"/>
               </w:rPr>
-              <w:t xml:space="preserve"> place at </w:t>
-            </w:r>
-            <w:r>
-              <w:rPr>
-                <w:rFonts w:eastAsia="NanumSquare"/>
-              </w:rPr>
-              <w:t>Shark Tank Competition</w:t>
-            </w:r>
-            <w:r>
-              <w:rPr>
-                <w:rFonts w:eastAsia="NanumSquare"/>
-              </w:rPr>
-              <w:t>.</w:t>
+              <w:t xml:space="preserve"> place at Shark Tank Competition.</w:t>
             </w:r>
           </w:p>
           <w:p>
@@ -3474,7 +3320,7 @@
           <w:p>
             <w:pPr>
               <w:rPr>
-                <w:rFonts w:eastAsia="NanumSquare" w:hint="eastAsia"/>
+                <w:rFonts w:eastAsia="NanumSquare"/>
                 <w:b/>
               </w:rPr>
             </w:pPr>
@@ -3490,21 +3336,7 @@
                 <w:rFonts w:eastAsia="NanumSquare"/>
                 <w:b/>
               </w:rPr>
-              <w:t xml:space="preserve">, </w:t>
-            </w:r>
-            <w:r>
-              <w:rPr>
-                <w:rFonts w:eastAsia="NanumSquare"/>
-                <w:b/>
-              </w:rPr>
-              <w:t>EPFL</w:t>
-            </w:r>
-            <w:r>
-              <w:rPr>
-                <w:rFonts w:eastAsia="NanumSquare"/>
-                <w:b/>
-              </w:rPr>
-              <w:t xml:space="preserve">, </w:t>
+              <w:t xml:space="preserve">, EPFL, </w:t>
             </w:r>
             <w:r>
               <w:rPr>
@@ -3559,20 +3391,14 @@
           <w:p>
             <w:pPr>
               <w:rPr>
-                <w:rFonts w:eastAsia="NanumSquare" w:hint="eastAsia"/>
-              </w:rPr>
-            </w:pPr>
-            <w:r>
-              <w:rPr>
-                <w:rFonts w:eastAsia="NanumSquare"/>
-              </w:rPr>
-              <w:t>S</w:t>
-            </w:r>
-            <w:r>
-              <w:rPr>
-                <w:rFonts w:eastAsia="NanumSquare"/>
-              </w:rPr>
-              <w:t>cholarship</w:t>
+                <w:rFonts w:eastAsia="NanumSquare"/>
+              </w:rPr>
+            </w:pPr>
+            <w:r>
+              <w:rPr>
+                <w:rFonts w:eastAsia="NanumSquare"/>
+              </w:rPr>
+              <w:t>Scholarship</w:t>
             </w:r>
             <w:r>
               <w:rPr>
@@ -3646,13 +3472,7 @@
               <w:rPr>
                 <w:rFonts w:eastAsia="NanumSquare"/>
               </w:rPr>
-              <w:t>,</w:t>
-            </w:r>
-            <w:r>
-              <w:rPr>
-                <w:rFonts w:eastAsia="NanumSquare"/>
-              </w:rPr>
-              <w:t xml:space="preserve"> </w:t>
+              <w:t xml:space="preserve">, </w:t>
             </w:r>
             <w:r>
               <w:rPr>
@@ -3733,50 +3553,37 @@
               <w:rPr>
                 <w:rFonts w:eastAsia="NanumSquare"/>
               </w:rPr>
+              <w:t xml:space="preserve">, </w:t>
+            </w:r>
+            <w:r>
+              <w:rPr>
+                <w:rFonts w:eastAsia="NanumSquare"/>
+                <w:b/>
+              </w:rPr>
+              <w:t xml:space="preserve">The University of Texas at </w:t>
+            </w:r>
+            <w:proofErr w:type="gramStart"/>
+            <w:r>
+              <w:rPr>
+                <w:rFonts w:eastAsia="NanumSquare"/>
+                <w:b/>
+              </w:rPr>
+              <w:t xml:space="preserve">Dallas </w:t>
+            </w:r>
+            <w:r>
+              <w:rPr>
+                <w:rFonts w:eastAsia="NanumSquare"/>
+                <w:b/>
+              </w:rPr>
               <w:t>,</w:t>
             </w:r>
-            <w:r>
-              <w:rPr>
-                <w:rFonts w:eastAsia="NanumSquare"/>
-              </w:rPr>
-              <w:t xml:space="preserve"> </w:t>
-            </w:r>
-            <w:r>
-              <w:rPr>
-                <w:rFonts w:eastAsia="NanumSquare"/>
-                <w:b/>
-              </w:rPr>
-              <w:t xml:space="preserve">The University of Texas at </w:t>
-            </w:r>
-            <w:proofErr w:type="gramStart"/>
-            <w:r>
-              <w:rPr>
-                <w:rFonts w:eastAsia="NanumSquare"/>
-                <w:b/>
-              </w:rPr>
-              <w:t xml:space="preserve">Dallas </w:t>
-            </w:r>
-            <w:r>
-              <w:rPr>
-                <w:rFonts w:eastAsia="NanumSquare"/>
-                <w:b/>
-              </w:rPr>
-              <w:t>,</w:t>
-            </w:r>
             <w:proofErr w:type="gramEnd"/>
             <w:r>
               <w:rPr>
                 <w:rFonts w:eastAsia="NanumSquare"/>
                 <w:b/>
               </w:rPr>
-              <w:t xml:space="preserve"> U.S.A</w:t>
-            </w:r>
-            <w:r>
-              <w:rPr>
-                <w:rFonts w:eastAsia="NanumSquare"/>
-                <w:b/>
-              </w:rPr>
-              <w:t>.</w:t>
+              <w:t xml:space="preserve"> U.S.A.</w:t>
             </w:r>
           </w:p>
         </w:tc>
@@ -3900,13 +3707,7 @@
               <w:rPr>
                 <w:rFonts w:eastAsia="NanumSquare"/>
               </w:rPr>
-              <w:t>,</w:t>
-            </w:r>
-            <w:r>
-              <w:rPr>
-                <w:rFonts w:eastAsia="NanumSquare"/>
-              </w:rPr>
-              <w:t xml:space="preserve"> </w:t>
+              <w:t xml:space="preserve">, </w:t>
             </w:r>
             <w:r>
               <w:rPr>
@@ -5439,16 +5240,7 @@
                 <w:rFonts w:eastAsia="NanumSquare"/>
                 <w:b/>
               </w:rPr>
-              <w:t>Engineered clearing agents for the selective depletion o</w:t>
-            </w:r>
-            <w:bookmarkStart w:id="0" w:name="_GoBack"/>
-            <w:bookmarkEnd w:id="0"/>
-            <w:r>
-              <w:rPr>
-                <w:rFonts w:eastAsia="NanumSquare"/>
-                <w:b/>
-              </w:rPr>
-              <w:t xml:space="preserve">f antigen-specific antibodies. </w:t>
+              <w:t xml:space="preserve">Engineered clearing agents for the selective depletion of antigen-specific antibodies. </w:t>
             </w:r>
             <w:r>
               <w:rPr>
@@ -7238,7 +7030,7 @@
 </file>
 
 <file path=customXml/itemProps1.xml><?xml version="1.0" encoding="utf-8"?>
-<ds:datastoreItem xmlns:ds="http://schemas.openxmlformats.org/officeDocument/2006/customXml" ds:itemID="{4584F7EE-3C82-44CF-960E-83CDA671BF0C}">
+<ds:datastoreItem xmlns:ds="http://schemas.openxmlformats.org/officeDocument/2006/customXml" ds:itemID="{61F543E3-B5F4-42C5-A5AC-813D127D8B06}">
   <ds:schemaRefs>
     <ds:schemaRef ds:uri="http://schemas.openxmlformats.org/officeDocument/2006/bibliography"/>
   </ds:schemaRefs>

--- a/cv/DongyoungKim_CV_2019_en.docx
+++ b/cv/DongyoungKim_CV_2019_en.docx
@@ -179,13 +179,7 @@
               <w:rPr>
                 <w:sz w:val="18"/>
               </w:rPr>
-              <w:t xml:space="preserve">/ </w:t>
-            </w:r>
-            <w:r>
-              <w:rPr>
-                <w:sz w:val="18"/>
-              </w:rPr>
-              <w:t>Portfolio</w:t>
+              <w:t>/ Portfolio</w:t>
             </w:r>
             <w:r>
               <w:rPr>
@@ -473,7 +467,19 @@
               <w:rPr>
                 <w:rFonts w:eastAsia="NanumSquare"/>
               </w:rPr>
-              <w:t>2014 – 2016</w:t>
+              <w:t>201</w:t>
+            </w:r>
+            <w:r>
+              <w:rPr>
+                <w:rFonts w:eastAsia="NanumSquare"/>
+              </w:rPr>
+              <w:t>2</w:t>
+            </w:r>
+            <w:r>
+              <w:rPr>
+                <w:rFonts w:eastAsia="NanumSquare"/>
+              </w:rPr>
+              <w:t xml:space="preserve"> – 2016</w:t>
             </w:r>
           </w:p>
         </w:tc>
@@ -585,7 +591,6 @@
               </w:rPr>
               <w:t xml:space="preserve">: </w:t>
             </w:r>
-            <w:proofErr w:type="spellStart"/>
             <w:r>
               <w:rPr>
                 <w:rFonts w:eastAsia="NanumSquare" w:hint="eastAsia"/>
@@ -596,14 +601,7 @@
               <w:rPr>
                 <w:rFonts w:eastAsia="NanumSquare"/>
               </w:rPr>
-              <w:t>aimund</w:t>
-            </w:r>
-            <w:proofErr w:type="spellEnd"/>
-            <w:r>
-              <w:rPr>
-                <w:rFonts w:eastAsia="NanumSquare"/>
-              </w:rPr>
-              <w:t xml:space="preserve"> Ober</w:t>
+              <w:t>aimund Ober</w:t>
             </w:r>
             <w:r>
               <w:rPr>
@@ -640,7 +638,13 @@
               <w:rPr>
                 <w:rFonts w:eastAsia="NanumSquare"/>
               </w:rPr>
-              <w:t>2010 – 2014</w:t>
+              <w:t>2010 – 201</w:t>
+            </w:r>
+            <w:r>
+              <w:rPr>
+                <w:rFonts w:eastAsia="NanumSquare"/>
+              </w:rPr>
+              <w:t>2</w:t>
             </w:r>
           </w:p>
         </w:tc>
@@ -714,7 +718,13 @@
               <w:rPr>
                 <w:rFonts w:eastAsia="NanumSquare"/>
               </w:rPr>
-              <w:t>2010 – 2014</w:t>
+              <w:t>2010 – 201</w:t>
+            </w:r>
+            <w:r>
+              <w:rPr>
+                <w:rFonts w:eastAsia="NanumSquare"/>
+              </w:rPr>
+              <w:t>2</w:t>
             </w:r>
           </w:p>
         </w:tc>
@@ -1002,7 +1012,19 @@
               <w:rPr>
                 <w:rFonts w:eastAsia="NanumSquare"/>
               </w:rPr>
-              <w:t>2014 – 2016</w:t>
+              <w:t>201</w:t>
+            </w:r>
+            <w:r>
+              <w:rPr>
+                <w:rFonts w:eastAsia="NanumSquare"/>
+              </w:rPr>
+              <w:t>2</w:t>
+            </w:r>
+            <w:r>
+              <w:rPr>
+                <w:rFonts w:eastAsia="NanumSquare"/>
+              </w:rPr>
+              <w:t xml:space="preserve"> – 2016</w:t>
             </w:r>
           </w:p>
         </w:tc>
@@ -1087,97 +1109,6 @@
               <w:rPr>
                 <w:rFonts w:eastAsia="NanumSquare"/>
               </w:rPr>
-              <w:t>2012 – 2014</w:t>
-            </w:r>
-          </w:p>
-        </w:tc>
-        <w:tc>
-          <w:tcPr>
-            <w:tcW w:w="7507" w:type="dxa"/>
-            <w:tcBorders>
-              <w:top w:val="single" w:sz="4" w:space="0" w:color="D9D9D9"/>
-              <w:bottom w:val="single" w:sz="4" w:space="0" w:color="D9D9D9"/>
-            </w:tcBorders>
-            <w:shd w:val="clear" w:color="auto" w:fill="auto"/>
-          </w:tcPr>
-          <w:p>
-            <w:pPr>
-              <w:rPr>
-                <w:rFonts w:eastAsia="NanumSquare"/>
-              </w:rPr>
-            </w:pPr>
-            <w:r>
-              <w:rPr>
-                <w:rFonts w:eastAsia="NanumSquare" w:hint="eastAsia"/>
-                <w:b/>
-              </w:rPr>
-              <w:t>R</w:t>
-            </w:r>
-            <w:r>
-              <w:rPr>
-                <w:rFonts w:eastAsia="NanumSquare"/>
-                <w:b/>
-              </w:rPr>
-              <w:t xml:space="preserve">esearch assistant, </w:t>
-            </w:r>
-            <w:r>
-              <w:rPr>
-                <w:rFonts w:eastAsia="NanumSquare"/>
-                <w:b/>
-              </w:rPr>
-              <w:t>Electrical engineering and computer science</w:t>
-            </w:r>
-          </w:p>
-          <w:p>
-            <w:pPr>
-              <w:rPr>
-                <w:rFonts w:eastAsia="NanumSquare"/>
-                <w:b/>
-              </w:rPr>
-            </w:pPr>
-            <w:r>
-              <w:rPr>
-                <w:rFonts w:eastAsia="NanumSquare"/>
-                <w:b/>
-              </w:rPr>
-              <w:t xml:space="preserve">The University of Texas at Dallas </w:t>
-            </w:r>
-          </w:p>
-          <w:p>
-            <w:pPr>
-              <w:rPr>
-                <w:rFonts w:eastAsia="NanumSquare"/>
-              </w:rPr>
-            </w:pPr>
-            <w:r>
-              <w:rPr>
-                <w:rFonts w:eastAsia="NanumSquare"/>
-              </w:rPr>
-              <w:t>Richardson, Texas, USA</w:t>
-            </w:r>
-          </w:p>
-        </w:tc>
-      </w:tr>
-      <w:tr>
-        <w:tc>
-          <w:tcPr>
-            <w:tcW w:w="1843" w:type="dxa"/>
-            <w:tcBorders>
-              <w:top w:val="single" w:sz="4" w:space="0" w:color="D9D9D9"/>
-              <w:bottom w:val="single" w:sz="4" w:space="0" w:color="D9D9D9"/>
-            </w:tcBorders>
-            <w:shd w:val="clear" w:color="auto" w:fill="auto"/>
-          </w:tcPr>
-          <w:p>
-            <w:pPr>
-              <w:rPr>
-                <w:rFonts w:eastAsia="NanumSquare"/>
-              </w:rPr>
-            </w:pPr>
-            <w:r>
-              <w:rPr>
-                <w:rFonts w:eastAsia="NanumSquare"/>
-              </w:rPr>
               <w:t>2010 – 2012</w:t>
             </w:r>
           </w:p>
@@ -1255,7 +1186,6 @@
               <w:rPr>
                 <w:rFonts w:eastAsia="NanumSquare"/>
               </w:rPr>
-              <w:lastRenderedPageBreak/>
               <w:t>2006 – 2012</w:t>
             </w:r>
           </w:p>
@@ -1333,32 +1263,6 @@
           </w:p>
         </w:tc>
       </w:tr>
-    </w:tbl>
-    <w:p>
-      <w:pPr>
-        <w:rPr>
-          <w:rFonts w:eastAsia="NanumSquare"/>
-        </w:rPr>
-      </w:pPr>
-    </w:p>
-    <w:tbl>
-      <w:tblPr>
-        <w:tblStyle w:val="TableGrid"/>
-        <w:tblW w:w="0" w:type="auto"/>
-        <w:tblBorders>
-          <w:top w:val="none" w:sz="0" w:space="0" w:color="auto"/>
-          <w:left w:val="none" w:sz="0" w:space="0" w:color="auto"/>
-          <w:bottom w:val="none" w:sz="0" w:space="0" w:color="auto"/>
-          <w:right w:val="none" w:sz="0" w:space="0" w:color="auto"/>
-          <w:insideH w:val="none" w:sz="0" w:space="0" w:color="auto"/>
-          <w:insideV w:val="none" w:sz="0" w:space="0" w:color="auto"/>
-        </w:tblBorders>
-        <w:tblLook w:val="04A0" w:firstRow="1" w:lastRow="0" w:firstColumn="1" w:lastColumn="0" w:noHBand="0" w:noVBand="1"/>
-      </w:tblPr>
-      <w:tblGrid>
-        <w:gridCol w:w="1843"/>
-        <w:gridCol w:w="7507"/>
-      </w:tblGrid>
       <w:tr>
         <w:tc>
           <w:tcPr>
@@ -1379,6 +1283,7 @@
                 <w:rFonts w:ascii="NanumSquare Bold" w:eastAsia="NanumSquare Bold" w:hAnsi="NanumSquare Bold"/>
                 <w:sz w:val="28"/>
               </w:rPr>
+              <w:lastRenderedPageBreak/>
               <w:t>PROJECT</w:t>
             </w:r>
             <w:r>
@@ -1474,6 +1379,71 @@
           </w:p>
           <w:p>
             <w:pPr>
+              <w:jc w:val="center"/>
+              <w:rPr>
+                <w:rFonts w:eastAsia="NanumSquare"/>
+                <w:b/>
+              </w:rPr>
+            </w:pPr>
+            <w:r>
+              <w:rPr>
+                <w:noProof/>
+              </w:rPr>
+              <w:drawing>
+                <wp:inline distT="0" distB="0" distL="0" distR="0" wp14:anchorId="16FBC8A5" wp14:editId="544D21EE">
+                  <wp:extent cx="4420836" cy="2082662"/>
+                  <wp:effectExtent l="0" t="0" r="0" b="0"/>
+                  <wp:docPr id="3" name="Picture 3"/>
+                  <wp:cNvGraphicFramePr>
+                    <a:graphicFrameLocks xmlns:a="http://schemas.openxmlformats.org/drawingml/2006/main" noChangeAspect="1"/>
+                  </wp:cNvGraphicFramePr>
+                  <a:graphic xmlns:a="http://schemas.openxmlformats.org/drawingml/2006/main">
+                    <a:graphicData uri="http://schemas.openxmlformats.org/drawingml/2006/picture">
+                      <pic:pic xmlns:pic="http://schemas.openxmlformats.org/drawingml/2006/picture">
+                        <pic:nvPicPr>
+                          <pic:cNvPr id="0" name="Picture 11"/>
+                          <pic:cNvPicPr>
+                            <a:picLocks noChangeAspect="1" noChangeArrowheads="1"/>
+                          </pic:cNvPicPr>
+                        </pic:nvPicPr>
+                        <pic:blipFill rotWithShape="1">
+                          <a:blip r:embed="rId10" cstate="print">
+                            <a:extLst>
+                              <a:ext uri="{28A0092B-C50C-407E-A947-70E740481C1C}">
+                                <a14:useLocalDpi xmlns:a14="http://schemas.microsoft.com/office/drawing/2010/main" val="0"/>
+                              </a:ext>
+                            </a:extLst>
+                          </a:blip>
+                          <a:srcRect t="3678"/>
+                          <a:stretch/>
+                        </pic:blipFill>
+                        <pic:spPr bwMode="auto">
+                          <a:xfrm>
+                            <a:off x="0" y="0"/>
+                            <a:ext cx="4422682" cy="2083532"/>
+                          </a:xfrm>
+                          <a:prstGeom prst="rect">
+                            <a:avLst/>
+                          </a:prstGeom>
+                          <a:noFill/>
+                          <a:ln>
+                            <a:noFill/>
+                          </a:ln>
+                          <a:extLst>
+                            <a:ext uri="{53640926-AAD7-44D8-BBD7-CCE9431645EC}">
+                              <a14:shadowObscured xmlns:a14="http://schemas.microsoft.com/office/drawing/2010/main"/>
+                            </a:ext>
+                          </a:extLst>
+                        </pic:spPr>
+                      </pic:pic>
+                    </a:graphicData>
+                  </a:graphic>
+                </wp:inline>
+              </w:drawing>
+            </w:r>
+          </w:p>
+          <w:p>
+            <w:pPr>
               <w:pStyle w:val="ListParagraph"/>
               <w:numPr>
                 <w:ilvl w:val="0"/>
@@ -1561,6 +1531,15 @@
           </w:p>
           <w:p>
             <w:pPr>
+              <w:pStyle w:val="ListParagraph"/>
+              <w:ind w:left="314"/>
+              <w:rPr>
+                <w:rFonts w:eastAsia="NanumSquare"/>
+              </w:rPr>
+            </w:pPr>
+          </w:p>
+          <w:p>
+            <w:pPr>
               <w:rPr>
                 <w:rFonts w:eastAsia="NanumSquare"/>
               </w:rPr>
@@ -1593,15 +1572,352 @@
             <w:r>
               <w:rPr>
                 <w:rFonts w:eastAsia="NanumSquare" w:hint="eastAsia"/>
+                <w:b/>
+              </w:rPr>
+              <w:t>-</w:t>
+            </w:r>
+            <w:r>
+              <w:rPr>
+                <w:rFonts w:eastAsia="NanumSquare"/>
+                <w:b/>
+              </w:rPr>
+              <w:t xml:space="preserve"> </w:t>
+            </w:r>
+            <w:r>
+              <w:rPr>
+                <w:rFonts w:eastAsia="NanumSquare" w:hint="eastAsia"/>
+                <w:b/>
+              </w:rPr>
+              <w:t>김동영,</w:t>
+            </w:r>
+            <w:r>
+              <w:rPr>
+                <w:rFonts w:eastAsia="NanumSquare"/>
+                <w:b/>
+              </w:rPr>
+              <w:t xml:space="preserve"> </w:t>
+            </w:r>
+            <w:r>
+              <w:rPr>
+                <w:rFonts w:eastAsia="NanumSquare" w:hint="eastAsia"/>
+              </w:rPr>
+              <w:t>민유홍,</w:t>
+            </w:r>
+            <w:r>
+              <w:rPr>
+                <w:rFonts w:eastAsia="NanumSquare"/>
+                <w:b/>
+              </w:rPr>
+              <w:t xml:space="preserve"> </w:t>
+            </w:r>
+            <w:r>
+              <w:rPr>
+                <w:rFonts w:eastAsia="NanumSquare" w:hint="eastAsia"/>
+              </w:rPr>
+              <w:t>조윤경</w:t>
+            </w:r>
+            <w:r>
+              <w:rPr>
+                <w:rFonts w:eastAsia="NanumSquare" w:hint="eastAsia"/>
+              </w:rPr>
+              <w:t>,</w:t>
+            </w:r>
+            <w:r>
+              <w:rPr>
+                <w:rFonts w:eastAsia="NanumSquare"/>
+              </w:rPr>
+              <w:t xml:space="preserve"> </w:t>
+            </w:r>
+            <w:r>
+              <w:rPr>
+                <w:rFonts w:eastAsia="NanumSquare" w:hint="eastAsia"/>
+              </w:rPr>
+              <w:t>인공신경망을</w:t>
+            </w:r>
+            <w:r>
+              <w:rPr>
+                <w:rFonts w:eastAsia="NanumSquare"/>
+              </w:rPr>
+              <w:t xml:space="preserve"> 이용한 특수 현미경 영상 생성 방법 및 영상 처리 장치</w:t>
+            </w:r>
+            <w:r>
+              <w:rPr>
+                <w:rFonts w:eastAsia="NanumSquare" w:hint="eastAsia"/>
+              </w:rPr>
+              <w:t xml:space="preserve"> </w:t>
+            </w:r>
+            <w:r>
+              <w:rPr>
+                <w:rFonts w:eastAsia="NanumSquare"/>
+              </w:rPr>
+              <w:t>(1)</w:t>
+            </w:r>
+            <w:r>
+              <w:rPr>
+                <w:rFonts w:eastAsia="NanumSquare" w:hint="eastAsia"/>
+              </w:rPr>
+              <w:t>.</w:t>
+            </w:r>
+            <w:r>
+              <w:rPr>
+                <w:rFonts w:eastAsia="NanumSquare"/>
+              </w:rPr>
+              <w:t xml:space="preserve"> </w:t>
+            </w:r>
+            <w:r>
+              <w:rPr>
+                <w:rFonts w:eastAsia="NanumSquare" w:hint="eastAsia"/>
+              </w:rPr>
+              <w:t xml:space="preserve">특허출원 </w:t>
+            </w:r>
+            <w:r>
+              <w:rPr>
+                <w:rFonts w:eastAsia="NanumSquare"/>
+              </w:rPr>
+              <w:t>10-2019-000174</w:t>
+            </w:r>
+            <w:r>
+              <w:rPr>
+                <w:rFonts w:eastAsia="NanumSquare"/>
+              </w:rPr>
+              <w:t>0</w:t>
+            </w:r>
+            <w:r>
+              <w:rPr>
+                <w:rFonts w:eastAsia="NanumSquare" w:hint="eastAsia"/>
+              </w:rPr>
+              <w:t>호</w:t>
+            </w:r>
+            <w:r>
+              <w:rPr>
+                <w:rFonts w:eastAsia="NanumSquare"/>
+              </w:rPr>
+              <w:t xml:space="preserve">, </w:t>
+            </w:r>
+            <w:r>
+              <w:rPr>
+                <w:rFonts w:eastAsia="NanumSquare" w:hint="eastAsia"/>
+              </w:rPr>
+              <w:t>한국특허출원,</w:t>
+            </w:r>
+            <w:r>
+              <w:rPr>
+                <w:rFonts w:eastAsia="NanumSquare"/>
+              </w:rPr>
+              <w:t xml:space="preserve"> 2019, </w:t>
+            </w:r>
+          </w:p>
+          <w:p>
+            <w:pPr>
+              <w:rPr>
+                <w:rFonts w:eastAsia="NanumSquare"/>
+              </w:rPr>
+            </w:pPr>
+            <w:r>
+              <w:rPr>
+                <w:rFonts w:eastAsia="NanumSquare"/>
+                <w:b/>
+              </w:rPr>
+              <w:t xml:space="preserve">- </w:t>
+            </w:r>
+            <w:r>
+              <w:rPr>
+                <w:rFonts w:eastAsia="NanumSquare" w:hint="eastAsia"/>
+                <w:b/>
+              </w:rPr>
+              <w:t>김동영,</w:t>
+            </w:r>
+            <w:r>
+              <w:rPr>
+                <w:rFonts w:eastAsia="NanumSquare"/>
+                <w:b/>
+              </w:rPr>
+              <w:t xml:space="preserve"> </w:t>
+            </w:r>
+            <w:r>
+              <w:rPr>
+                <w:rFonts w:eastAsia="NanumSquare" w:hint="eastAsia"/>
+              </w:rPr>
+              <w:t>민유홍,</w:t>
+            </w:r>
+            <w:r>
+              <w:rPr>
+                <w:rFonts w:eastAsia="NanumSquare"/>
+                <w:b/>
+              </w:rPr>
+              <w:t xml:space="preserve"> </w:t>
+            </w:r>
+            <w:r>
+              <w:rPr>
+                <w:rFonts w:eastAsia="NanumSquare" w:hint="eastAsia"/>
+              </w:rPr>
+              <w:t>조윤경</w:t>
+            </w:r>
+            <w:r>
+              <w:rPr>
+                <w:rFonts w:eastAsia="NanumSquare" w:hint="eastAsia"/>
+              </w:rPr>
+              <w:t>,</w:t>
+            </w:r>
+            <w:r>
+              <w:rPr>
+                <w:rFonts w:eastAsia="NanumSquare"/>
+              </w:rPr>
+              <w:t xml:space="preserve"> </w:t>
+            </w:r>
+            <w:r>
+              <w:rPr>
+                <w:rFonts w:eastAsia="NanumSquare" w:hint="eastAsia"/>
+              </w:rPr>
+              <w:t>인공신경망을</w:t>
+            </w:r>
+            <w:r>
+              <w:rPr>
+                <w:rFonts w:eastAsia="NanumSquare"/>
+              </w:rPr>
+              <w:t xml:space="preserve"> 이용한 세포 영상 분석 방법 및 세포 영상 처리 장치</w:t>
+            </w:r>
+            <w:r>
+              <w:rPr>
+                <w:rFonts w:eastAsia="NanumSquare" w:hint="eastAsia"/>
+              </w:rPr>
+              <w:t xml:space="preserve"> </w:t>
+            </w:r>
+            <w:r>
+              <w:rPr>
+                <w:rFonts w:eastAsia="NanumSquare"/>
+              </w:rPr>
+              <w:t>(2)</w:t>
+            </w:r>
+            <w:r>
+              <w:rPr>
+                <w:rFonts w:eastAsia="NanumSquare" w:hint="eastAsia"/>
+              </w:rPr>
+              <w:t>.</w:t>
+            </w:r>
+            <w:r>
+              <w:rPr>
+                <w:rFonts w:eastAsia="NanumSquare"/>
+              </w:rPr>
+              <w:t xml:space="preserve"> </w:t>
+            </w:r>
+            <w:r>
+              <w:rPr>
+                <w:rFonts w:eastAsia="NanumSquare" w:hint="eastAsia"/>
+              </w:rPr>
+              <w:t xml:space="preserve">특허출원 </w:t>
+            </w:r>
+            <w:r>
+              <w:rPr>
+                <w:rFonts w:eastAsia="NanumSquare"/>
+              </w:rPr>
+              <w:t>10-2019-0001741</w:t>
+            </w:r>
+            <w:r>
+              <w:rPr>
+                <w:rFonts w:eastAsia="NanumSquare" w:hint="eastAsia"/>
+              </w:rPr>
+              <w:t>호,</w:t>
+            </w:r>
+            <w:r>
+              <w:rPr>
+                <w:rFonts w:eastAsia="NanumSquare"/>
+              </w:rPr>
+              <w:t xml:space="preserve"> </w:t>
+            </w:r>
+            <w:r>
+              <w:rPr>
+                <w:rFonts w:eastAsia="NanumSquare" w:hint="eastAsia"/>
+              </w:rPr>
+              <w:t>한국특허출원,</w:t>
+            </w:r>
+            <w:r>
+              <w:rPr>
+                <w:rFonts w:eastAsia="NanumSquare"/>
+              </w:rPr>
+              <w:t xml:space="preserve"> 2019.)</w:t>
+            </w:r>
+          </w:p>
+          <w:p>
+            <w:pPr>
+              <w:rPr>
+                <w:rFonts w:eastAsia="NanumSquare"/>
+              </w:rPr>
+            </w:pPr>
+          </w:p>
+          <w:p>
+            <w:pPr>
+              <w:rPr>
+                <w:rFonts w:eastAsia="NanumSquare"/>
+              </w:rPr>
+            </w:pPr>
+            <w:r>
+              <w:rPr>
+                <w:rFonts w:eastAsia="NanumSquare" w:hint="eastAsia"/>
               </w:rPr>
               <w:t>*</w:t>
             </w:r>
             <w:r>
               <w:rPr>
                 <w:rFonts w:eastAsia="NanumSquare"/>
-              </w:rPr>
-              <w:t>Manuscript under review (Sci. Rep. 2019).</w:t>
-            </w:r>
+                <w:b/>
+              </w:rPr>
+              <w:t>Kim, D.</w:t>
+            </w:r>
+            <w:r>
+              <w:rPr>
+                <w:rFonts w:eastAsia="NanumSquare"/>
+              </w:rPr>
+              <w:t xml:space="preserve">, Min, Y., Oh, J.M. et al. </w:t>
+            </w:r>
+            <w:r>
+              <w:rPr>
+                <w:rFonts w:eastAsia="NanumSquare"/>
+                <w:b/>
+              </w:rPr>
+              <w:t>AI-powered transmitted light microscopy for functional analysis of live cells</w:t>
+            </w:r>
+            <w:r>
+              <w:rPr>
+                <w:rFonts w:eastAsia="NanumSquare"/>
+              </w:rPr>
+              <w:t>. Sci Rep 9, 18428 (2019) doi:10.1038/s41598-019-54961-x</w:t>
+            </w:r>
+          </w:p>
+          <w:p>
+            <w:pPr>
+              <w:rPr>
+                <w:rFonts w:eastAsia="NanumSquare"/>
+              </w:rPr>
+            </w:pPr>
+          </w:p>
+          <w:p>
+            <w:pPr>
+              <w:rPr>
+                <w:rFonts w:eastAsia="NanumSquare"/>
+              </w:rPr>
+            </w:pPr>
+          </w:p>
+          <w:p>
+            <w:pPr>
+              <w:rPr>
+                <w:rFonts w:eastAsia="NanumSquare"/>
+              </w:rPr>
+            </w:pPr>
+          </w:p>
+          <w:p>
+            <w:pPr>
+              <w:rPr>
+                <w:rFonts w:eastAsia="NanumSquare"/>
+              </w:rPr>
+            </w:pPr>
+          </w:p>
+          <w:p>
+            <w:pPr>
+              <w:rPr>
+                <w:rFonts w:eastAsia="NanumSquare"/>
+              </w:rPr>
+            </w:pPr>
           </w:p>
         </w:tc>
       </w:tr>
@@ -1625,6 +1941,7 @@
               <w:rPr>
                 <w:rFonts w:eastAsia="NanumSquare" w:hint="eastAsia"/>
               </w:rPr>
+              <w:lastRenderedPageBreak/>
               <w:t>2</w:t>
             </w:r>
             <w:r>
@@ -1685,6 +2002,71 @@
           </w:p>
           <w:p>
             <w:pPr>
+              <w:jc w:val="center"/>
+              <w:rPr>
+                <w:rFonts w:eastAsia="NanumSquare"/>
+                <w:b/>
+              </w:rPr>
+            </w:pPr>
+            <w:r>
+              <w:rPr>
+                <w:noProof/>
+              </w:rPr>
+              <w:drawing>
+                <wp:inline distT="0" distB="0" distL="0" distR="0" wp14:anchorId="335872D7" wp14:editId="633A635E">
+                  <wp:extent cx="4436227" cy="1385156"/>
+                  <wp:effectExtent l="0" t="0" r="2540" b="5715"/>
+                  <wp:docPr id="4" name="Picture 4"/>
+                  <wp:cNvGraphicFramePr>
+                    <a:graphicFrameLocks xmlns:a="http://schemas.openxmlformats.org/drawingml/2006/main" noChangeAspect="1"/>
+                  </wp:cNvGraphicFramePr>
+                  <a:graphic xmlns:a="http://schemas.openxmlformats.org/drawingml/2006/main">
+                    <a:graphicData uri="http://schemas.openxmlformats.org/drawingml/2006/picture">
+                      <pic:pic xmlns:pic="http://schemas.openxmlformats.org/drawingml/2006/picture">
+                        <pic:nvPicPr>
+                          <pic:cNvPr id="0" name="Picture 13"/>
+                          <pic:cNvPicPr>
+                            <a:picLocks noChangeAspect="1" noChangeArrowheads="1"/>
+                          </pic:cNvPicPr>
+                        </pic:nvPicPr>
+                        <pic:blipFill rotWithShape="1">
+                          <a:blip r:embed="rId11" cstate="print">
+                            <a:extLst>
+                              <a:ext uri="{28A0092B-C50C-407E-A947-70E740481C1C}">
+                                <a14:useLocalDpi xmlns:a14="http://schemas.microsoft.com/office/drawing/2010/main" val="0"/>
+                              </a:ext>
+                            </a:extLst>
+                          </a:blip>
+                          <a:srcRect t="65381"/>
+                          <a:stretch/>
+                        </pic:blipFill>
+                        <pic:spPr bwMode="auto">
+                          <a:xfrm>
+                            <a:off x="0" y="0"/>
+                            <a:ext cx="4455185" cy="1391076"/>
+                          </a:xfrm>
+                          <a:prstGeom prst="rect">
+                            <a:avLst/>
+                          </a:prstGeom>
+                          <a:noFill/>
+                          <a:ln>
+                            <a:noFill/>
+                          </a:ln>
+                          <a:extLst>
+                            <a:ext uri="{53640926-AAD7-44D8-BBD7-CCE9431645EC}">
+                              <a14:shadowObscured xmlns:a14="http://schemas.microsoft.com/office/drawing/2010/main"/>
+                            </a:ext>
+                          </a:extLst>
+                        </pic:spPr>
+                      </pic:pic>
+                    </a:graphicData>
+                  </a:graphic>
+                </wp:inline>
+              </w:drawing>
+            </w:r>
+          </w:p>
+          <w:p>
+            <w:pPr>
               <w:pStyle w:val="ListParagraph"/>
               <w:numPr>
                 <w:ilvl w:val="0"/>
@@ -1704,6 +2086,16 @@
           </w:p>
           <w:p>
             <w:pPr>
+              <w:pStyle w:val="ListParagraph"/>
+              <w:ind w:left="314"/>
+              <w:rPr>
+                <w:rFonts w:eastAsia="NanumSquare"/>
+              </w:rPr>
+            </w:pPr>
+          </w:p>
+          <w:p>
+            <w:pPr>
+              <w:spacing w:after="160"/>
               <w:rPr>
                 <w:rFonts w:eastAsia="NanumSquare"/>
               </w:rPr>
@@ -1716,9 +2108,76 @@
             </w:r>
             <w:r>
               <w:rPr>
-                <w:rFonts w:eastAsia="NanumSquare"/>
-              </w:rPr>
-              <w:t>Manuscript under review (Anal. Chem. 2019).</w:t>
+                <w:rFonts w:eastAsia="NanumSquare" w:hint="eastAsia"/>
+                <w:b/>
+              </w:rPr>
+              <w:t xml:space="preserve"> K</w:t>
+            </w:r>
+            <w:r>
+              <w:rPr>
+                <w:rFonts w:eastAsia="NanumSquare"/>
+                <w:b/>
+              </w:rPr>
+              <w:t>im. D.,</w:t>
+            </w:r>
+            <w:r>
+              <w:rPr>
+                <w:rFonts w:eastAsia="NanumSquare"/>
+              </w:rPr>
+              <w:t xml:space="preserve"> Woo H., Lee </w:t>
+            </w:r>
+            <w:proofErr w:type="gramStart"/>
+            <w:r>
+              <w:rPr>
+                <w:rFonts w:eastAsia="NanumSquare"/>
+              </w:rPr>
+              <w:t>C,.</w:t>
+            </w:r>
+            <w:proofErr w:type="gramEnd"/>
+            <w:r>
+              <w:rPr>
+                <w:rFonts w:eastAsia="NanumSquare"/>
+              </w:rPr>
+              <w:t xml:space="preserve"> Min Y., Cho Y. </w:t>
+            </w:r>
+            <w:r>
+              <w:rPr>
+                <w:rFonts w:eastAsia="NanumSquare"/>
+                <w:b/>
+              </w:rPr>
+              <w:t xml:space="preserve">Unveiling tumor specific extracellular vesicles by size fractionation and single vesicle analysis. </w:t>
+            </w:r>
+            <w:r>
+              <w:rPr>
+                <w:rFonts w:eastAsia="NanumSquare"/>
+              </w:rPr>
+              <w:t>Analytical chemistry</w:t>
+            </w:r>
+            <w:r>
+              <w:rPr>
+                <w:rFonts w:eastAsia="NanumSquare"/>
+                <w:b/>
+              </w:rPr>
+              <w:t xml:space="preserve"> </w:t>
+            </w:r>
+            <w:r>
+              <w:rPr>
+                <w:rFonts w:eastAsia="NanumSquare"/>
+              </w:rPr>
+              <w:t>2019 (under review).</w:t>
+            </w:r>
+          </w:p>
+          <w:p>
+            <w:pPr>
+              <w:rPr>
+                <w:rFonts w:eastAsia="NanumSquare"/>
+              </w:rPr>
+            </w:pPr>
+            <w:r>
+              <w:rPr>
+                <w:rFonts w:eastAsia="NanumSquare"/>
+              </w:rPr>
+              <w:t xml:space="preserve"> </w:t>
             </w:r>
           </w:p>
         </w:tc>
@@ -1803,6 +2262,68 @@
           </w:p>
           <w:p>
             <w:pPr>
+              <w:jc w:val="center"/>
+              <w:rPr>
+                <w:rFonts w:eastAsia="NanumSquare"/>
+                <w:b/>
+              </w:rPr>
+            </w:pPr>
+            <w:r>
+              <w:rPr>
+                <w:noProof/>
+              </w:rPr>
+              <w:drawing>
+                <wp:inline distT="0" distB="0" distL="0" distR="0" wp14:anchorId="6F2CCD14" wp14:editId="24C46344">
+                  <wp:extent cx="4166484" cy="1538839"/>
+                  <wp:effectExtent l="0" t="0" r="0" b="0"/>
+                  <wp:docPr id="5" name="Picture 5"/>
+                  <wp:cNvGraphicFramePr>
+                    <a:graphicFrameLocks xmlns:a="http://schemas.openxmlformats.org/drawingml/2006/main" noChangeAspect="1"/>
+                  </wp:cNvGraphicFramePr>
+                  <a:graphic xmlns:a="http://schemas.openxmlformats.org/drawingml/2006/main">
+                    <a:graphicData uri="http://schemas.openxmlformats.org/drawingml/2006/picture">
+                      <pic:pic xmlns:pic="http://schemas.openxmlformats.org/drawingml/2006/picture">
+                        <pic:nvPicPr>
+                          <pic:cNvPr id="0" name="Picture 15"/>
+                          <pic:cNvPicPr>
+                            <a:picLocks noChangeAspect="1" noChangeArrowheads="1"/>
+                          </pic:cNvPicPr>
+                        </pic:nvPicPr>
+                        <pic:blipFill>
+                          <a:blip r:embed="rId12" cstate="print">
+                            <a:extLst>
+                              <a:ext uri="{28A0092B-C50C-407E-A947-70E740481C1C}">
+                                <a14:useLocalDpi xmlns:a14="http://schemas.microsoft.com/office/drawing/2010/main" val="0"/>
+                              </a:ext>
+                            </a:extLst>
+                          </a:blip>
+                          <a:srcRect/>
+                          <a:stretch>
+                            <a:fillRect/>
+                          </a:stretch>
+                        </pic:blipFill>
+                        <pic:spPr bwMode="auto">
+                          <a:xfrm>
+                            <a:off x="0" y="0"/>
+                            <a:ext cx="4206370" cy="1553570"/>
+                          </a:xfrm>
+                          <a:prstGeom prst="rect">
+                            <a:avLst/>
+                          </a:prstGeom>
+                          <a:noFill/>
+                          <a:ln>
+                            <a:noFill/>
+                          </a:ln>
+                        </pic:spPr>
+                      </pic:pic>
+                    </a:graphicData>
+                  </a:graphic>
+                </wp:inline>
+              </w:drawing>
+            </w:r>
+          </w:p>
+          <w:p>
+            <w:pPr>
               <w:pStyle w:val="ListParagraph"/>
               <w:numPr>
                 <w:ilvl w:val="0"/>
@@ -1828,6 +2349,15 @@
           </w:p>
           <w:p>
             <w:pPr>
+              <w:pStyle w:val="ListParagraph"/>
+              <w:ind w:left="314"/>
+              <w:rPr>
+                <w:rFonts w:eastAsia="NanumSquare"/>
+              </w:rPr>
+            </w:pPr>
+          </w:p>
+          <w:p>
+            <w:pPr>
               <w:rPr>
                 <w:rFonts w:eastAsia="NanumSquare"/>
               </w:rPr>
@@ -1855,14 +2385,252 @@
               <w:rPr>
                 <w:rFonts w:eastAsia="NanumSquare" w:hint="eastAsia"/>
               </w:rPr>
+              <w:t>-</w:t>
+            </w:r>
+            <w:r>
+              <w:rPr>
+                <w:rFonts w:eastAsia="NanumSquare"/>
+              </w:rPr>
+              <w:t xml:space="preserve"> </w:t>
+            </w:r>
+            <w:r>
+              <w:rPr>
+                <w:rFonts w:eastAsia="NanumSquare" w:hint="eastAsia"/>
+                <w:b/>
+              </w:rPr>
+              <w:t>김동영,</w:t>
+            </w:r>
+            <w:r>
+              <w:rPr>
+                <w:rFonts w:eastAsia="NanumSquare"/>
+                <w:b/>
+              </w:rPr>
+              <w:t xml:space="preserve"> </w:t>
+            </w:r>
+            <w:r>
+              <w:rPr>
+                <w:rFonts w:eastAsia="NanumSquare" w:hint="eastAsia"/>
+              </w:rPr>
+              <w:t>미카엘아이작,</w:t>
+            </w:r>
+            <w:r>
+              <w:rPr>
+                <w:rFonts w:eastAsia="NanumSquare"/>
+              </w:rPr>
+              <w:t xml:space="preserve"> </w:t>
+            </w:r>
+            <w:r>
+              <w:rPr>
+                <w:rFonts w:eastAsia="NanumSquare" w:hint="eastAsia"/>
+              </w:rPr>
+              <w:t>기동엽,</w:t>
+            </w:r>
+            <w:r>
+              <w:rPr>
+                <w:rFonts w:eastAsia="NanumSquare"/>
+                <w:b/>
+              </w:rPr>
+              <w:t xml:space="preserve"> </w:t>
+            </w:r>
+            <w:r>
+              <w:rPr>
+                <w:rFonts w:eastAsia="NanumSquare" w:hint="eastAsia"/>
+              </w:rPr>
+              <w:t>조윤경</w:t>
+            </w:r>
+            <w:r>
+              <w:rPr>
+                <w:rFonts w:eastAsia="NanumSquare" w:hint="eastAsia"/>
+              </w:rPr>
+              <w:t>,</w:t>
+            </w:r>
+            <w:r>
+              <w:rPr>
+                <w:rFonts w:eastAsia="NanumSquare"/>
+              </w:rPr>
+              <w:t xml:space="preserve"> </w:t>
+            </w:r>
+            <w:r>
+              <w:rPr>
+                <w:rFonts w:eastAsia="NanumSquare" w:hint="eastAsia"/>
+              </w:rPr>
+              <w:t>원심력</w:t>
+            </w:r>
+            <w:r>
+              <w:rPr>
+                <w:rFonts w:eastAsia="NanumSquare"/>
+              </w:rPr>
+              <w:t xml:space="preserve"> 기반 무전원 입자 농축장치 및 입자</w:t>
+            </w:r>
+            <w:r>
+              <w:rPr>
+                <w:rFonts w:eastAsia="NanumSquare" w:hint="eastAsia"/>
+              </w:rPr>
+              <w:t xml:space="preserve"> </w:t>
+            </w:r>
+            <w:r>
+              <w:rPr>
+                <w:rFonts w:eastAsia="NanumSquare"/>
+              </w:rPr>
+              <w:t>농축방법</w:t>
+            </w:r>
+            <w:r>
+              <w:rPr>
+                <w:rFonts w:eastAsia="NanumSquare" w:hint="eastAsia"/>
+              </w:rPr>
+              <w:t>.</w:t>
+            </w:r>
+            <w:r>
+              <w:rPr>
+                <w:rFonts w:eastAsia="NanumSquare"/>
+              </w:rPr>
+              <w:t xml:space="preserve"> </w:t>
+            </w:r>
+            <w:r>
+              <w:rPr>
+                <w:rFonts w:eastAsia="NanumSquare" w:hint="eastAsia"/>
+              </w:rPr>
+              <w:t>특허출원</w:t>
+            </w:r>
+            <w:r>
+              <w:rPr>
+                <w:rFonts w:eastAsia="NanumSquare"/>
+              </w:rPr>
+              <w:t xml:space="preserve"> 제</w:t>
+            </w:r>
+            <w:r>
+              <w:rPr>
+                <w:rFonts w:eastAsia="NanumSquare" w:hint="eastAsia"/>
+              </w:rPr>
+              <w:t>1</w:t>
+            </w:r>
+            <w:r>
+              <w:rPr>
+                <w:rFonts w:eastAsia="NanumSquare"/>
+              </w:rPr>
+              <w:t>0-20</w:t>
+            </w:r>
+            <w:r>
+              <w:rPr>
+                <w:rFonts w:eastAsia="NanumSquare"/>
+              </w:rPr>
+              <w:t>18-113085호</w:t>
+            </w:r>
+            <w:r>
+              <w:rPr>
+                <w:rFonts w:eastAsia="NanumSquare" w:hint="eastAsia"/>
+              </w:rPr>
+              <w:t>,</w:t>
+            </w:r>
+            <w:r>
+              <w:rPr>
+                <w:rFonts w:eastAsia="NanumSquare"/>
+              </w:rPr>
+              <w:t xml:space="preserve"> </w:t>
+            </w:r>
+            <w:r>
+              <w:rPr>
+                <w:rFonts w:eastAsia="NanumSquare" w:hint="eastAsia"/>
+              </w:rPr>
+              <w:t>한국특허출원,</w:t>
+            </w:r>
+            <w:r>
+              <w:rPr>
+                <w:rFonts w:eastAsia="NanumSquare"/>
+              </w:rPr>
+              <w:t xml:space="preserve"> 2018.</w:t>
+            </w:r>
+          </w:p>
+          <w:p>
+            <w:pPr>
+              <w:rPr>
+                <w:rFonts w:eastAsia="NanumSquare"/>
+              </w:rPr>
+            </w:pPr>
+          </w:p>
+          <w:p>
+            <w:pPr>
+              <w:rPr>
+                <w:rFonts w:eastAsia="NanumSquare"/>
+              </w:rPr>
+            </w:pPr>
+            <w:r>
+              <w:rPr>
+                <w:rFonts w:eastAsia="NanumSquare" w:hint="eastAsia"/>
+              </w:rPr>
               <w:t>*</w:t>
             </w:r>
             <w:r>
               <w:rPr>
-                <w:rFonts w:eastAsia="NanumSquare"/>
-              </w:rPr>
-              <w:t>Manuscript under review (Nature BME. 2019).</w:t>
-            </w:r>
+                <w:rFonts w:eastAsia="NanumSquare" w:hint="eastAsia"/>
+                <w:b/>
+              </w:rPr>
+              <w:t xml:space="preserve"> K</w:t>
+            </w:r>
+            <w:r>
+              <w:rPr>
+                <w:rFonts w:eastAsia="NanumSquare"/>
+                <w:b/>
+              </w:rPr>
+              <w:t xml:space="preserve">im. D. </w:t>
+            </w:r>
+            <w:r>
+              <w:rPr>
+                <w:rFonts w:eastAsia="NanumSquare"/>
+              </w:rPr>
+              <w:t>Michael I</w:t>
+            </w:r>
+            <w:r>
+              <w:rPr>
+                <w:rFonts w:eastAsia="NanumSquare"/>
+                <w:b/>
+              </w:rPr>
+              <w:t>,</w:t>
+            </w:r>
+            <w:r>
+              <w:rPr>
+                <w:rFonts w:eastAsia="NanumSquare"/>
+              </w:rPr>
+              <w:t xml:space="preserve"> Oleksandra G., Kuimar S., Clara, J., Ki D., Cho Y. </w:t>
+            </w:r>
+            <w:r>
+              <w:rPr>
+                <w:rFonts w:eastAsia="NanumSquare"/>
+                <w:b/>
+              </w:rPr>
+              <w:t xml:space="preserve">Dx-Fidget Spinner: A Pocket-Sized Low-Cost Hand-Powered Medical Diagnostic Tool. </w:t>
+            </w:r>
+            <w:r>
+              <w:rPr>
+                <w:rFonts w:eastAsia="NanumSquare"/>
+              </w:rPr>
+              <w:t>Nature Biomedical Engineering</w:t>
+            </w:r>
+            <w:r>
+              <w:rPr>
+                <w:rFonts w:eastAsia="NanumSquare"/>
+              </w:rPr>
+              <w:t>,</w:t>
+            </w:r>
+            <w:r>
+              <w:rPr>
+                <w:rFonts w:eastAsia="NanumSquare"/>
+              </w:rPr>
+              <w:t xml:space="preserve"> 2019</w:t>
+            </w:r>
+            <w:r>
+              <w:rPr>
+                <w:rFonts w:eastAsia="NanumSquare"/>
+              </w:rPr>
+              <w:t xml:space="preserve"> (Accepted).</w:t>
+            </w:r>
+          </w:p>
+          <w:p>
+            <w:pPr>
+              <w:rPr>
+                <w:rFonts w:eastAsia="NanumSquare"/>
+              </w:rPr>
+            </w:pPr>
           </w:p>
         </w:tc>
       </w:tr>
@@ -1886,6 +2654,7 @@
               <w:rPr>
                 <w:rFonts w:eastAsia="NanumSquare" w:hint="eastAsia"/>
               </w:rPr>
+              <w:lastRenderedPageBreak/>
               <w:t>2</w:t>
             </w:r>
             <w:r>
@@ -1941,6 +2710,68 @@
           </w:p>
           <w:p>
             <w:pPr>
+              <w:jc w:val="center"/>
+              <w:rPr>
+                <w:rFonts w:eastAsia="NanumSquare"/>
+                <w:b/>
+              </w:rPr>
+            </w:pPr>
+            <w:r>
+              <w:rPr>
+                <w:noProof/>
+              </w:rPr>
+              <w:drawing>
+                <wp:inline distT="0" distB="0" distL="0" distR="0" wp14:anchorId="101A80E2" wp14:editId="63CF08E2">
+                  <wp:extent cx="3315694" cy="2323111"/>
+                  <wp:effectExtent l="0" t="0" r="0" b="1270"/>
+                  <wp:docPr id="8" name="Picture 8"/>
+                  <wp:cNvGraphicFramePr>
+                    <a:graphicFrameLocks xmlns:a="http://schemas.openxmlformats.org/drawingml/2006/main" noChangeAspect="1"/>
+                  </wp:cNvGraphicFramePr>
+                  <a:graphic xmlns:a="http://schemas.openxmlformats.org/drawingml/2006/main">
+                    <a:graphicData uri="http://schemas.openxmlformats.org/drawingml/2006/picture">
+                      <pic:pic xmlns:pic="http://schemas.openxmlformats.org/drawingml/2006/picture">
+                        <pic:nvPicPr>
+                          <pic:cNvPr id="0" name="Picture 24"/>
+                          <pic:cNvPicPr>
+                            <a:picLocks noChangeAspect="1" noChangeArrowheads="1"/>
+                          </pic:cNvPicPr>
+                        </pic:nvPicPr>
+                        <pic:blipFill>
+                          <a:blip r:embed="rId13" cstate="print">
+                            <a:extLst>
+                              <a:ext uri="{28A0092B-C50C-407E-A947-70E740481C1C}">
+                                <a14:useLocalDpi xmlns:a14="http://schemas.microsoft.com/office/drawing/2010/main" val="0"/>
+                              </a:ext>
+                            </a:extLst>
+                          </a:blip>
+                          <a:srcRect/>
+                          <a:stretch>
+                            <a:fillRect/>
+                          </a:stretch>
+                        </pic:blipFill>
+                        <pic:spPr bwMode="auto">
+                          <a:xfrm>
+                            <a:off x="0" y="0"/>
+                            <a:ext cx="3321669" cy="2327298"/>
+                          </a:xfrm>
+                          <a:prstGeom prst="rect">
+                            <a:avLst/>
+                          </a:prstGeom>
+                          <a:noFill/>
+                          <a:ln>
+                            <a:noFill/>
+                          </a:ln>
+                        </pic:spPr>
+                      </pic:pic>
+                    </a:graphicData>
+                  </a:graphic>
+                </wp:inline>
+              </w:drawing>
+            </w:r>
+          </w:p>
+          <w:p>
+            <w:pPr>
               <w:rPr>
                 <w:rFonts w:eastAsia="NanumSquare"/>
               </w:rPr>
@@ -1957,6 +2788,27 @@
               </w:rPr>
               <w:t>Manuscript under preparation (2019).</w:t>
             </w:r>
+          </w:p>
+          <w:p>
+            <w:pPr>
+              <w:rPr>
+                <w:rFonts w:eastAsia="NanumSquare"/>
+              </w:rPr>
+            </w:pPr>
+          </w:p>
+          <w:p>
+            <w:pPr>
+              <w:rPr>
+                <w:rFonts w:eastAsia="NanumSquare"/>
+              </w:rPr>
+            </w:pPr>
+          </w:p>
+          <w:p>
+            <w:pPr>
+              <w:rPr>
+                <w:rFonts w:eastAsia="NanumSquare"/>
+              </w:rPr>
+            </w:pPr>
           </w:p>
         </w:tc>
       </w:tr>
@@ -2030,23 +2882,72 @@
                 <w:rFonts w:eastAsia="NanumSquare"/>
                 <w:b/>
               </w:rPr>
-              <w:t xml:space="preserve">n-silico </w:t>
-            </w:r>
-            <w:r>
-              <w:rPr>
-                <w:rFonts w:eastAsia="NanumSquare"/>
-                <w:b/>
-              </w:rPr>
-              <w:t>medical</w:t>
-            </w:r>
-            <w:bookmarkStart w:id="0" w:name="_GoBack"/>
-            <w:bookmarkEnd w:id="0"/>
-            <w:r>
-              <w:rPr>
-                <w:rFonts w:eastAsia="NanumSquare"/>
-                <w:b/>
-              </w:rPr>
-              <w:t xml:space="preserve"> staining using generative adversarial network.</w:t>
+              <w:t>n-silico histology staining using generative adversarial network.</w:t>
+            </w:r>
+          </w:p>
+          <w:p>
+            <w:pPr>
+              <w:jc w:val="center"/>
+              <w:rPr>
+                <w:rFonts w:eastAsia="NanumSquare"/>
+                <w:b/>
+              </w:rPr>
+            </w:pPr>
+            <w:r>
+              <w:rPr>
+                <w:noProof/>
+              </w:rPr>
+              <w:drawing>
+                <wp:inline distT="0" distB="0" distL="0" distR="0" wp14:anchorId="43EF930A" wp14:editId="58E8ACEA">
+                  <wp:extent cx="4021222" cy="2997351"/>
+                  <wp:effectExtent l="0" t="0" r="0" b="0"/>
+                  <wp:docPr id="21" name="Picture 21"/>
+                  <wp:cNvGraphicFramePr>
+                    <a:graphicFrameLocks xmlns:a="http://schemas.openxmlformats.org/drawingml/2006/main" noChangeAspect="1"/>
+                  </wp:cNvGraphicFramePr>
+                  <a:graphic xmlns:a="http://schemas.openxmlformats.org/drawingml/2006/main">
+                    <a:graphicData uri="http://schemas.openxmlformats.org/drawingml/2006/picture">
+                      <pic:pic xmlns:pic="http://schemas.openxmlformats.org/drawingml/2006/picture">
+                        <pic:nvPicPr>
+                          <pic:cNvPr id="0" name="Picture 42"/>
+                          <pic:cNvPicPr>
+                            <a:picLocks noChangeAspect="1" noChangeArrowheads="1"/>
+                          </pic:cNvPicPr>
+                        </pic:nvPicPr>
+                        <pic:blipFill rotWithShape="1">
+                          <a:blip r:embed="rId14" cstate="print">
+                            <a:extLst>
+                              <a:ext uri="{28A0092B-C50C-407E-A947-70E740481C1C}">
+                                <a14:useLocalDpi xmlns:a14="http://schemas.microsoft.com/office/drawing/2010/main" val="0"/>
+                              </a:ext>
+                            </a:extLst>
+                          </a:blip>
+                          <a:srcRect b="50091"/>
+                          <a:stretch/>
+                        </pic:blipFill>
+                        <pic:spPr bwMode="auto">
+                          <a:xfrm>
+                            <a:off x="0" y="0"/>
+                            <a:ext cx="4046747" cy="3016377"/>
+                          </a:xfrm>
+                          <a:prstGeom prst="rect">
+                            <a:avLst/>
+                          </a:prstGeom>
+                          <a:noFill/>
+                          <a:ln>
+                            <a:noFill/>
+                          </a:ln>
+                          <a:extLst>
+                            <a:ext uri="{53640926-AAD7-44D8-BBD7-CCE9431645EC}">
+                              <a14:shadowObscured xmlns:a14="http://schemas.microsoft.com/office/drawing/2010/main"/>
+                            </a:ext>
+                          </a:extLst>
+                        </pic:spPr>
+                      </pic:pic>
+                    </a:graphicData>
+                  </a:graphic>
+                </wp:inline>
+              </w:drawing>
             </w:r>
           </w:p>
           <w:p>
@@ -2067,6 +2968,34 @@
               </w:rPr>
               <w:t>Manuscript under preparation (2019).</w:t>
             </w:r>
+          </w:p>
+          <w:p>
+            <w:pPr>
+              <w:rPr>
+                <w:rFonts w:eastAsia="NanumSquare"/>
+              </w:rPr>
+            </w:pPr>
+          </w:p>
+          <w:p>
+            <w:pPr>
+              <w:rPr>
+                <w:rFonts w:eastAsia="NanumSquare"/>
+              </w:rPr>
+            </w:pPr>
+          </w:p>
+          <w:p>
+            <w:pPr>
+              <w:rPr>
+                <w:rFonts w:eastAsia="NanumSquare"/>
+              </w:rPr>
+            </w:pPr>
+          </w:p>
+          <w:p>
+            <w:pPr>
+              <w:rPr>
+                <w:rFonts w:eastAsia="NanumSquare"/>
+              </w:rPr>
+            </w:pPr>
           </w:p>
         </w:tc>
       </w:tr>
@@ -2089,6 +3018,7 @@
               <w:rPr>
                 <w:rFonts w:eastAsia="NanumSquare" w:hint="eastAsia"/>
               </w:rPr>
+              <w:lastRenderedPageBreak/>
               <w:t>2</w:t>
             </w:r>
             <w:r>
@@ -2157,6 +3087,68 @@
           </w:p>
           <w:p>
             <w:pPr>
+              <w:jc w:val="center"/>
+              <w:rPr>
+                <w:rFonts w:eastAsia="NanumSquare"/>
+                <w:b/>
+              </w:rPr>
+            </w:pPr>
+            <w:r>
+              <w:rPr>
+                <w:noProof/>
+              </w:rPr>
+              <w:drawing>
+                <wp:inline distT="0" distB="0" distL="0" distR="0" wp14:anchorId="07017553" wp14:editId="5DFE9C16">
+                  <wp:extent cx="3492157" cy="1280160"/>
+                  <wp:effectExtent l="0" t="0" r="0" b="0"/>
+                  <wp:docPr id="10" name="Picture 10"/>
+                  <wp:cNvGraphicFramePr>
+                    <a:graphicFrameLocks xmlns:a="http://schemas.openxmlformats.org/drawingml/2006/main" noChangeAspect="1"/>
+                  </wp:cNvGraphicFramePr>
+                  <a:graphic xmlns:a="http://schemas.openxmlformats.org/drawingml/2006/main">
+                    <a:graphicData uri="http://schemas.openxmlformats.org/drawingml/2006/picture">
+                      <pic:pic xmlns:pic="http://schemas.openxmlformats.org/drawingml/2006/picture">
+                        <pic:nvPicPr>
+                          <pic:cNvPr id="0" name="Picture 28"/>
+                          <pic:cNvPicPr>
+                            <a:picLocks noChangeAspect="1" noChangeArrowheads="1"/>
+                          </pic:cNvPicPr>
+                        </pic:nvPicPr>
+                        <pic:blipFill>
+                          <a:blip r:embed="rId15">
+                            <a:extLst>
+                              <a:ext uri="{28A0092B-C50C-407E-A947-70E740481C1C}">
+                                <a14:useLocalDpi xmlns:a14="http://schemas.microsoft.com/office/drawing/2010/main" val="0"/>
+                              </a:ext>
+                            </a:extLst>
+                          </a:blip>
+                          <a:srcRect/>
+                          <a:stretch>
+                            <a:fillRect/>
+                          </a:stretch>
+                        </pic:blipFill>
+                        <pic:spPr bwMode="auto">
+                          <a:xfrm>
+                            <a:off x="0" y="0"/>
+                            <a:ext cx="3501633" cy="1283634"/>
+                          </a:xfrm>
+                          <a:prstGeom prst="rect">
+                            <a:avLst/>
+                          </a:prstGeom>
+                          <a:noFill/>
+                          <a:ln>
+                            <a:noFill/>
+                          </a:ln>
+                        </pic:spPr>
+                      </pic:pic>
+                    </a:graphicData>
+                  </a:graphic>
+                </wp:inline>
+              </w:drawing>
+            </w:r>
+          </w:p>
+          <w:p>
+            <w:pPr>
               <w:rPr>
                 <w:rFonts w:eastAsia="NanumSquare"/>
               </w:rPr>
@@ -2173,6 +3165,13 @@
               </w:rPr>
               <w:t>Manuscript under preparation (2019).</w:t>
             </w:r>
+          </w:p>
+          <w:p>
+            <w:pPr>
+              <w:rPr>
+                <w:rFonts w:eastAsia="NanumSquare"/>
+              </w:rPr>
+            </w:pPr>
           </w:p>
         </w:tc>
       </w:tr>
@@ -2265,8 +3264,272 @@
           </w:p>
           <w:p>
             <w:pPr>
-              <w:rPr>
-                <w:rFonts w:eastAsia="NanumSquare"/>
+              <w:jc w:val="center"/>
+              <w:rPr>
+                <w:rFonts w:eastAsia="NanumSquare"/>
+                <w:b/>
+              </w:rPr>
+            </w:pPr>
+            <w:r>
+              <w:rPr>
+                <w:noProof/>
+              </w:rPr>
+              <w:drawing>
+                <wp:inline distT="0" distB="0" distL="0" distR="0" wp14:anchorId="7E13E258" wp14:editId="5BDF3EEE">
+                  <wp:extent cx="3927945" cy="1578328"/>
+                  <wp:effectExtent l="0" t="0" r="0" b="3175"/>
+                  <wp:docPr id="11" name="Picture 11"/>
+                  <wp:cNvGraphicFramePr>
+                    <a:graphicFrameLocks xmlns:a="http://schemas.openxmlformats.org/drawingml/2006/main" noChangeAspect="1"/>
+                  </wp:cNvGraphicFramePr>
+                  <a:graphic xmlns:a="http://schemas.openxmlformats.org/drawingml/2006/main">
+                    <a:graphicData uri="http://schemas.openxmlformats.org/drawingml/2006/picture">
+                      <pic:pic xmlns:pic="http://schemas.openxmlformats.org/drawingml/2006/picture">
+                        <pic:nvPicPr>
+                          <pic:cNvPr id="0" name="Picture 30"/>
+                          <pic:cNvPicPr>
+                            <a:picLocks noChangeAspect="1" noChangeArrowheads="1"/>
+                          </pic:cNvPicPr>
+                        </pic:nvPicPr>
+                        <pic:blipFill>
+                          <a:blip r:embed="rId16">
+                            <a:extLst>
+                              <a:ext uri="{28A0092B-C50C-407E-A947-70E740481C1C}">
+                                <a14:useLocalDpi xmlns:a14="http://schemas.microsoft.com/office/drawing/2010/main" val="0"/>
+                              </a:ext>
+                            </a:extLst>
+                          </a:blip>
+                          <a:srcRect/>
+                          <a:stretch>
+                            <a:fillRect/>
+                          </a:stretch>
+                        </pic:blipFill>
+                        <pic:spPr bwMode="auto">
+                          <a:xfrm>
+                            <a:off x="0" y="0"/>
+                            <a:ext cx="3940842" cy="1583510"/>
+                          </a:xfrm>
+                          <a:prstGeom prst="rect">
+                            <a:avLst/>
+                          </a:prstGeom>
+                          <a:noFill/>
+                          <a:ln>
+                            <a:noFill/>
+                          </a:ln>
+                        </pic:spPr>
+                      </pic:pic>
+                    </a:graphicData>
+                  </a:graphic>
+                </wp:inline>
+              </w:drawing>
+            </w:r>
+          </w:p>
+          <w:p>
+            <w:pPr>
+              <w:rPr>
+                <w:rFonts w:eastAsia="NanumSquare"/>
+              </w:rPr>
+            </w:pPr>
+            <w:r>
+              <w:rPr>
+                <w:rFonts w:eastAsia="NanumSquare" w:hint="eastAsia"/>
+              </w:rPr>
+              <w:t>*</w:t>
+            </w:r>
+            <w:r>
+              <w:rPr>
+                <w:rFonts w:eastAsia="NanumSquare"/>
+              </w:rPr>
+              <w:t>Manuscript under preparation (2019).</w:t>
+            </w:r>
+          </w:p>
+          <w:p>
+            <w:pPr>
+              <w:rPr>
+                <w:rFonts w:eastAsia="NanumSquare"/>
+              </w:rPr>
+            </w:pPr>
+          </w:p>
+        </w:tc>
+      </w:tr>
+      <w:tr>
+        <w:tc>
+          <w:tcPr>
+            <w:tcW w:w="1843" w:type="dxa"/>
+            <w:tcBorders>
+              <w:top w:val="single" w:sz="4" w:space="0" w:color="D9D9D9"/>
+              <w:bottom w:val="single" w:sz="4" w:space="0" w:color="D9D9D9"/>
+            </w:tcBorders>
+            <w:shd w:val="clear" w:color="auto" w:fill="auto"/>
+          </w:tcPr>
+          <w:p>
+            <w:pPr>
+              <w:rPr>
+                <w:rFonts w:eastAsia="NanumSquare"/>
+              </w:rPr>
+            </w:pPr>
+            <w:r>
+              <w:rPr>
+                <w:rFonts w:eastAsia="NanumSquare" w:hint="eastAsia"/>
+              </w:rPr>
+              <w:t>2</w:t>
+            </w:r>
+            <w:r>
+              <w:rPr>
+                <w:rFonts w:eastAsia="NanumSquare"/>
+              </w:rPr>
+              <w:t xml:space="preserve">019 </w:t>
+            </w:r>
+            <w:r>
+              <w:rPr>
+                <w:rFonts w:eastAsia="NanumSquare"/>
+              </w:rPr>
+              <w:t>–</w:t>
+            </w:r>
+            <w:r>
+              <w:rPr>
+                <w:rFonts w:eastAsia="NanumSquare"/>
+              </w:rPr>
+              <w:t xml:space="preserve"> Current</w:t>
+            </w:r>
+          </w:p>
+        </w:tc>
+        <w:tc>
+          <w:tcPr>
+            <w:tcW w:w="7507" w:type="dxa"/>
+            <w:tcBorders>
+              <w:top w:val="single" w:sz="4" w:space="0" w:color="D9D9D9"/>
+              <w:bottom w:val="single" w:sz="4" w:space="0" w:color="D9D9D9"/>
+            </w:tcBorders>
+            <w:shd w:val="clear" w:color="auto" w:fill="auto"/>
+          </w:tcPr>
+          <w:p>
+            <w:pPr>
+              <w:rPr>
+                <w:rFonts w:eastAsia="NanumSquare"/>
+                <w:b/>
+              </w:rPr>
+            </w:pPr>
+            <w:r>
+              <w:rPr>
+                <w:rFonts w:eastAsia="NanumSquare"/>
+                <w:b/>
+              </w:rPr>
+              <w:t>Searching extreme rare cancer extracellular vesicle in blood plasma using g</w:t>
+            </w:r>
+            <w:r>
+              <w:rPr>
+                <w:rFonts w:eastAsia="NanumSquare"/>
+                <w:b/>
+              </w:rPr>
+              <w:t>enerative adversarial network.</w:t>
+            </w:r>
+          </w:p>
+          <w:p>
+            <w:pPr>
+              <w:jc w:val="center"/>
+              <w:rPr>
+                <w:rFonts w:eastAsia="NanumSquare"/>
+                <w:b/>
+              </w:rPr>
+            </w:pPr>
+            <w:r>
+              <w:rPr>
+                <w:noProof/>
+              </w:rPr>
+              <w:drawing>
+                <wp:inline distT="0" distB="0" distL="0" distR="0" wp14:anchorId="288BE02E" wp14:editId="192416E9">
+                  <wp:extent cx="2886324" cy="2614996"/>
+                  <wp:effectExtent l="0" t="0" r="9525" b="0"/>
+                  <wp:docPr id="12" name="Picture 12"/>
+                  <wp:cNvGraphicFramePr>
+                    <a:graphicFrameLocks xmlns:a="http://schemas.openxmlformats.org/drawingml/2006/main" noChangeAspect="1"/>
+                  </wp:cNvGraphicFramePr>
+                  <a:graphic xmlns:a="http://schemas.openxmlformats.org/drawingml/2006/main">
+                    <a:graphicData uri="http://schemas.openxmlformats.org/drawingml/2006/picture">
+                      <pic:pic xmlns:pic="http://schemas.openxmlformats.org/drawingml/2006/picture">
+                        <pic:nvPicPr>
+                          <pic:cNvPr id="0" name="Picture 32"/>
+                          <pic:cNvPicPr>
+                            <a:picLocks noChangeAspect="1" noChangeArrowheads="1"/>
+                          </pic:cNvPicPr>
+                        </pic:nvPicPr>
+                        <pic:blipFill>
+                          <a:blip r:embed="rId17" cstate="print">
+                            <a:extLst>
+                              <a:ext uri="{28A0092B-C50C-407E-A947-70E740481C1C}">
+                                <a14:useLocalDpi xmlns:a14="http://schemas.microsoft.com/office/drawing/2010/main" val="0"/>
+                              </a:ext>
+                            </a:extLst>
+                          </a:blip>
+                          <a:srcRect/>
+                          <a:stretch>
+                            <a:fillRect/>
+                          </a:stretch>
+                        </pic:blipFill>
+                        <pic:spPr bwMode="auto">
+                          <a:xfrm>
+                            <a:off x="0" y="0"/>
+                            <a:ext cx="2917206" cy="2642975"/>
+                          </a:xfrm>
+                          <a:prstGeom prst="rect">
+                            <a:avLst/>
+                          </a:prstGeom>
+                          <a:noFill/>
+                          <a:ln>
+                            <a:noFill/>
+                          </a:ln>
+                        </pic:spPr>
+                      </pic:pic>
+                    </a:graphicData>
+                  </a:graphic>
+                </wp:inline>
+              </w:drawing>
+            </w:r>
+          </w:p>
+          <w:p>
+            <w:pPr>
+              <w:rPr>
+                <w:rFonts w:eastAsia="NanumSquare"/>
+              </w:rPr>
+            </w:pPr>
+            <w:r>
+              <w:rPr>
+                <w:rFonts w:eastAsia="NanumSquare" w:hint="eastAsia"/>
+              </w:rPr>
+              <w:t>*</w:t>
+            </w:r>
+            <w:r>
+              <w:rPr>
+                <w:rFonts w:eastAsia="NanumSquare"/>
+              </w:rPr>
+              <w:t>Manuscript under preparation (2019).</w:t>
+            </w:r>
+          </w:p>
+          <w:p>
+            <w:pPr>
+              <w:rPr>
+                <w:rFonts w:eastAsia="NanumSquare"/>
+                <w:b/>
+              </w:rPr>
+            </w:pPr>
+          </w:p>
+        </w:tc>
+      </w:tr>
+      <w:tr>
+        <w:tc>
+          <w:tcPr>
+            <w:tcW w:w="1843" w:type="dxa"/>
+            <w:tcBorders>
+              <w:top w:val="single" w:sz="4" w:space="0" w:color="D9D9D9"/>
+              <w:bottom w:val="single" w:sz="4" w:space="0" w:color="D9D9D9"/>
+            </w:tcBorders>
+            <w:shd w:val="clear" w:color="auto" w:fill="auto"/>
+          </w:tcPr>
+          <w:p>
+            <w:pPr>
+              <w:rPr>
+                <w:rFonts w:eastAsia="NanumSquare" w:hint="eastAsia"/>
               </w:rPr>
             </w:pPr>
             <w:r>
@@ -2274,14 +3537,385 @@
                 <w:rFonts w:eastAsia="NanumSquare" w:hint="eastAsia"/>
               </w:rPr>
               <w:lastRenderedPageBreak/>
+              <w:t>2</w:t>
+            </w:r>
+            <w:r>
+              <w:rPr>
+                <w:rFonts w:eastAsia="NanumSquare"/>
+              </w:rPr>
+              <w:t>014</w:t>
+            </w:r>
+            <w:r>
+              <w:rPr>
+                <w:rFonts w:eastAsia="NanumSquare"/>
+              </w:rPr>
+              <w:t xml:space="preserve"> – </w:t>
+            </w:r>
+            <w:r>
+              <w:rPr>
+                <w:rFonts w:eastAsia="NanumSquare"/>
+              </w:rPr>
+              <w:t>2016</w:t>
+            </w:r>
+          </w:p>
+        </w:tc>
+        <w:tc>
+          <w:tcPr>
+            <w:tcW w:w="7507" w:type="dxa"/>
+            <w:tcBorders>
+              <w:top w:val="single" w:sz="4" w:space="0" w:color="D9D9D9"/>
+              <w:bottom w:val="single" w:sz="4" w:space="0" w:color="D9D9D9"/>
+            </w:tcBorders>
+            <w:shd w:val="clear" w:color="auto" w:fill="auto"/>
+          </w:tcPr>
+          <w:p>
+            <w:pPr>
+              <w:rPr>
+                <w:b/>
+              </w:rPr>
+            </w:pPr>
+            <w:r>
+              <w:rPr>
+                <w:rFonts w:eastAsia="NanumSquare"/>
+                <w:b/>
+              </w:rPr>
+              <w:t>Remote focusing multifocal plane microscopy for the imaging of 3D single molecule dynamics with cellular context</w:t>
+            </w:r>
+          </w:p>
+          <w:p>
+            <w:pPr>
+              <w:rPr>
+                <w:rFonts w:eastAsia="NanumSquare"/>
+                <w:b/>
+              </w:rPr>
+            </w:pPr>
+            <w:r>
+              <w:rPr>
+                <w:rFonts w:eastAsia="NanumSquare"/>
+                <w:b/>
+                <w:noProof/>
+              </w:rPr>
+              <w:drawing>
+                <wp:inline distT="0" distB="0" distL="0" distR="0" wp14:anchorId="79509A93" wp14:editId="24470392">
+                  <wp:extent cx="4492717" cy="2418675"/>
+                  <wp:effectExtent l="0" t="0" r="3175" b="1270"/>
+                  <wp:docPr id="1" name="그림 1" descr="C:\Users\DK\AppData\Local\Microsoft\Windows\INetCache\Content.MSO\F82FC6C9.tmp"/>
+                  <wp:cNvGraphicFramePr>
+                    <a:graphicFrameLocks xmlns:a="http://schemas.openxmlformats.org/drawingml/2006/main" noChangeAspect="1"/>
+                  </wp:cNvGraphicFramePr>
+                  <a:graphic xmlns:a="http://schemas.openxmlformats.org/drawingml/2006/main">
+                    <a:graphicData uri="http://schemas.openxmlformats.org/drawingml/2006/picture">
+                      <pic:pic xmlns:pic="http://schemas.openxmlformats.org/drawingml/2006/picture">
+                        <pic:nvPicPr>
+                          <pic:cNvPr id="0" name="Picture 1" descr="C:\Users\DK\AppData\Local\Microsoft\Windows\INetCache\Content.MSO\F82FC6C9.tmp"/>
+                          <pic:cNvPicPr>
+                            <a:picLocks noChangeAspect="1" noChangeArrowheads="1"/>
+                          </pic:cNvPicPr>
+                        </pic:nvPicPr>
+                        <pic:blipFill>
+                          <a:blip r:embed="rId18">
+                            <a:extLst>
+                              <a:ext uri="{28A0092B-C50C-407E-A947-70E740481C1C}">
+                                <a14:useLocalDpi xmlns:a14="http://schemas.microsoft.com/office/drawing/2010/main" val="0"/>
+                              </a:ext>
+                            </a:extLst>
+                          </a:blip>
+                          <a:srcRect/>
+                          <a:stretch>
+                            <a:fillRect/>
+                          </a:stretch>
+                        </pic:blipFill>
+                        <pic:spPr bwMode="auto">
+                          <a:xfrm>
+                            <a:off x="0" y="0"/>
+                            <a:ext cx="4515234" cy="2430797"/>
+                          </a:xfrm>
+                          <a:prstGeom prst="rect">
+                            <a:avLst/>
+                          </a:prstGeom>
+                          <a:noFill/>
+                          <a:ln>
+                            <a:noFill/>
+                          </a:ln>
+                        </pic:spPr>
+                      </pic:pic>
+                    </a:graphicData>
+                  </a:graphic>
+                </wp:inline>
+              </w:drawing>
+            </w:r>
+          </w:p>
+          <w:p>
+            <w:pPr>
+              <w:rPr>
+                <w:rFonts w:eastAsia="NanumSquare"/>
+              </w:rPr>
+            </w:pPr>
+            <w:r>
+              <w:rPr>
+                <w:rFonts w:eastAsia="NanumSquare" w:hint="eastAsia"/>
+              </w:rPr>
+              <w:t>-</w:t>
+            </w:r>
+            <w:r>
+              <w:rPr>
+                <w:rFonts w:eastAsia="NanumSquare"/>
+              </w:rPr>
+              <w:t xml:space="preserve"> </w:t>
+            </w:r>
+            <w:r>
+              <w:rPr>
+                <w:rFonts w:eastAsia="NanumSquare"/>
+              </w:rPr>
+              <w:t xml:space="preserve">A microscopy modality to visualize three-dimensional single molecule trajectory in a context of three-dimensional and multicolor cellular structures and compartments over time </w:t>
+            </w:r>
+          </w:p>
+          <w:p>
+            <w:pPr>
+              <w:rPr>
+                <w:rFonts w:eastAsia="NanumSquare"/>
+              </w:rPr>
+            </w:pPr>
+            <w:r>
+              <w:rPr>
+                <w:rFonts w:eastAsia="NanumSquare" w:hint="eastAsia"/>
+              </w:rPr>
+              <w:t>-</w:t>
+            </w:r>
+            <w:r>
+              <w:rPr>
+                <w:rFonts w:eastAsia="NanumSquare"/>
+              </w:rPr>
+              <w:t xml:space="preserve"> </w:t>
+            </w:r>
+            <w:r>
+              <w:rPr>
+                <w:rFonts w:eastAsia="NanumSquare"/>
+              </w:rPr>
+              <w:t>Estimating three-dimensional single molecule location in ~10 nm accuracy.</w:t>
+            </w:r>
+          </w:p>
+          <w:p>
+            <w:pPr>
+              <w:rPr>
+                <w:rFonts w:eastAsia="NanumSquare"/>
+              </w:rPr>
+            </w:pPr>
+            <w:r>
+              <w:rPr>
+                <w:rFonts w:eastAsia="NanumSquare" w:hint="eastAsia"/>
+              </w:rPr>
+              <w:t>-</w:t>
+            </w:r>
+            <w:r>
+              <w:rPr>
+                <w:rFonts w:eastAsia="NanumSquare"/>
+              </w:rPr>
+              <w:t xml:space="preserve"> </w:t>
+            </w:r>
+            <w:r>
+              <w:rPr>
+                <w:rFonts w:eastAsia="NanumSquare" w:hint="eastAsia"/>
+              </w:rPr>
+              <w:t>I</w:t>
+            </w:r>
+            <w:r>
+              <w:rPr>
+                <w:rFonts w:eastAsia="NanumSquare"/>
+              </w:rPr>
+              <w:t>maging three-dimensional cellular structures from an optical replica using relay optics.</w:t>
+            </w:r>
+          </w:p>
+          <w:p>
+            <w:pPr>
+              <w:rPr>
+                <w:rFonts w:eastAsia="NanumSquare"/>
+              </w:rPr>
+            </w:pPr>
+          </w:p>
+          <w:p>
+            <w:pPr>
+              <w:rPr>
+                <w:rFonts w:eastAsia="NanumSquare"/>
+              </w:rPr>
+            </w:pPr>
+            <w:r>
+              <w:rPr>
+                <w:rFonts w:eastAsia="NanumSquare" w:hint="eastAsia"/>
+              </w:rPr>
               <w:t>*</w:t>
             </w:r>
             <w:r>
               <w:rPr>
                 <w:rFonts w:eastAsia="NanumSquare"/>
               </w:rPr>
-              <w:t>Manuscript under preparation (2019).</w:t>
-            </w:r>
+              <w:t>A US patent has filed</w:t>
+            </w:r>
+          </w:p>
+          <w:p>
+            <w:pPr>
+              <w:rPr>
+                <w:rFonts w:eastAsia="NanumSquare"/>
+              </w:rPr>
+            </w:pPr>
+            <w:r>
+              <w:rPr>
+                <w:rFonts w:eastAsia="NanumSquare" w:hint="eastAsia"/>
+              </w:rPr>
+              <w:t xml:space="preserve"> </w:t>
+            </w:r>
+            <w:r>
+              <w:rPr>
+                <w:rFonts w:eastAsia="NanumSquare"/>
+              </w:rPr>
+              <w:t xml:space="preserve">- </w:t>
+            </w:r>
+            <w:r>
+              <w:rPr>
+                <w:rFonts w:eastAsia="NanumSquare"/>
+                <w:b/>
+              </w:rPr>
+              <w:t>Kim D</w:t>
+            </w:r>
+            <w:r>
+              <w:rPr>
+                <w:rFonts w:eastAsia="NanumSquare"/>
+                <w:b/>
+              </w:rPr>
+              <w:t>.</w:t>
+            </w:r>
+            <w:r>
+              <w:rPr>
+                <w:rFonts w:eastAsia="NanumSquare"/>
+                <w:b/>
+              </w:rPr>
+              <w:t xml:space="preserve">, </w:t>
+            </w:r>
+            <w:r>
+              <w:rPr>
+                <w:rFonts w:eastAsia="NanumSquare"/>
+              </w:rPr>
+              <w:t>Ober R.J,</w:t>
+            </w:r>
+            <w:r>
+              <w:rPr>
+                <w:rFonts w:eastAsia="NanumSquare"/>
+                <w:b/>
+              </w:rPr>
+              <w:t xml:space="preserve"> Advanced multi-dimensional microscopy system for single particle &amp; structure imaging. </w:t>
+            </w:r>
+            <w:r>
+              <w:rPr>
+                <w:rFonts w:eastAsia="NanumSquare"/>
+              </w:rPr>
+              <w:t>U.S. Patent, 2017.)</w:t>
+            </w:r>
+          </w:p>
+          <w:p>
+            <w:pPr>
+              <w:spacing w:after="160"/>
+              <w:rPr>
+                <w:rFonts w:eastAsia="NanumSquare"/>
+                <w:b/>
+              </w:rPr>
+            </w:pPr>
+          </w:p>
+          <w:p>
+            <w:pPr>
+              <w:spacing w:after="160"/>
+              <w:rPr>
+                <w:rFonts w:eastAsia="NanumSquare"/>
+              </w:rPr>
+            </w:pPr>
+            <w:r>
+              <w:rPr>
+                <w:rFonts w:eastAsia="NanumSquare"/>
+                <w:b/>
+              </w:rPr>
+              <w:t>*</w:t>
+            </w:r>
+            <w:r>
+              <w:rPr>
+                <w:rFonts w:eastAsia="NanumSquare"/>
+                <w:b/>
+              </w:rPr>
+              <w:t>Kim, D.,</w:t>
+            </w:r>
+            <w:r>
+              <w:rPr>
+                <w:rFonts w:eastAsia="NanumSquare"/>
+              </w:rPr>
+              <w:t xml:space="preserve"> Chao, J., Velmurugan, R., You, S., Ward, E. S., and Ober, R. J. </w:t>
+            </w:r>
+            <w:r>
+              <w:rPr>
+                <w:rFonts w:eastAsia="NanumSquare"/>
+                <w:b/>
+              </w:rPr>
+              <w:t>Remote focusing multifocal plane microscopy for the imaging of 3D single molecule dynamics with cellular context.</w:t>
+            </w:r>
+            <w:r>
+              <w:rPr>
+                <w:rFonts w:eastAsia="NanumSquare"/>
+              </w:rPr>
+              <w:t xml:space="preserve"> Proceedings of the SPIE, Three-Dimensional and Multidimensional Microscopy: Image Acquisition and Processing XXIV, 10070: 2017.</w:t>
+            </w:r>
+          </w:p>
+          <w:p>
+            <w:pPr>
+              <w:rPr>
+                <w:rFonts w:eastAsia="NanumSquare"/>
+              </w:rPr>
+            </w:pPr>
+            <w:r>
+              <w:rPr>
+                <w:rFonts w:eastAsia="NanumSquare"/>
+                <w:b/>
+              </w:rPr>
+              <w:t>*</w:t>
+            </w:r>
+            <w:r>
+              <w:rPr>
+                <w:rFonts w:eastAsia="NanumSquare"/>
+                <w:b/>
+              </w:rPr>
+              <w:t>Kim D</w:t>
+            </w:r>
+            <w:r>
+              <w:rPr>
+                <w:rFonts w:eastAsia="NanumSquare"/>
+              </w:rPr>
+              <w:t>, You S, Ward E.S., Ober R.J,</w:t>
+            </w:r>
+            <w:r>
+              <w:rPr>
+                <w:rFonts w:eastAsia="NanumSquare"/>
+                <w:b/>
+              </w:rPr>
+              <w:t xml:space="preserve"> Imaging of three-dimensional single molecule dynamics with cellular context: Antibody trafficking and interaction with cell membrane and sorting endosomes.</w:t>
+            </w:r>
+            <w:r>
+              <w:rPr>
+                <w:rFonts w:eastAsia="NanumSquare"/>
+              </w:rPr>
+              <w:t xml:space="preserve"> ASCB, San Fransisco, CA. 2016.</w:t>
+            </w:r>
+          </w:p>
+          <w:p>
+            <w:pPr>
+              <w:rPr>
+                <w:rFonts w:eastAsia="NanumSquare"/>
+                <w:b/>
+              </w:rPr>
+            </w:pPr>
+          </w:p>
+          <w:p>
+            <w:pPr>
+              <w:rPr>
+                <w:rFonts w:eastAsia="NanumSquare"/>
+                <w:b/>
+              </w:rPr>
+            </w:pPr>
           </w:p>
         </w:tc>
       </w:tr>
@@ -2298,7 +3932,7 @@
           <w:p>
             <w:pPr>
               <w:rPr>
-                <w:rFonts w:eastAsia="NanumSquare"/>
+                <w:rFonts w:eastAsia="NanumSquare" w:hint="eastAsia"/>
               </w:rPr>
             </w:pPr>
             <w:r>
@@ -2312,19 +3946,19 @@
               <w:rPr>
                 <w:rFonts w:eastAsia="NanumSquare"/>
               </w:rPr>
-              <w:t xml:space="preserve">019 </w:t>
-            </w:r>
-            <w:r>
-              <w:rPr>
-                <w:rFonts w:eastAsia="NanumSquare"/>
-              </w:rPr>
-              <w:t>–</w:t>
-            </w:r>
-            <w:r>
-              <w:rPr>
-                <w:rFonts w:eastAsia="NanumSquare"/>
-              </w:rPr>
-              <w:t xml:space="preserve"> Current</w:t>
+              <w:t>012</w:t>
+            </w:r>
+            <w:r>
+              <w:rPr>
+                <w:rFonts w:eastAsia="NanumSquare"/>
+              </w:rPr>
+              <w:t xml:space="preserve"> – </w:t>
+            </w:r>
+            <w:r>
+              <w:rPr>
+                <w:rFonts w:eastAsia="NanumSquare"/>
+              </w:rPr>
+              <w:t>2015</w:t>
             </w:r>
           </w:p>
         </w:tc>
@@ -2349,26 +3983,197 @@
                 <w:rFonts w:eastAsia="NanumSquare"/>
                 <w:b/>
               </w:rPr>
-              <w:t>Searching extreme rare cancer extracellular vesicle in blood plasma using g</w:t>
-            </w:r>
-            <w:r>
-              <w:rPr>
-                <w:rFonts w:eastAsia="NanumSquare"/>
-                <w:b/>
-              </w:rPr>
-              <w:t>enerative adversarial network.</w:t>
-            </w:r>
-          </w:p>
-          <w:p>
-            <w:pPr>
-              <w:rPr>
-                <w:rFonts w:eastAsia="NanumSquare"/>
-                <w:b/>
-              </w:rPr>
-            </w:pPr>
-            <w:r>
-              <w:rPr>
-                <w:rFonts w:eastAsia="NanumSquare" w:hint="eastAsia"/>
+              <w:t>Three-dimensional s</w:t>
+            </w:r>
+            <w:r>
+              <w:rPr>
+                <w:rFonts w:eastAsia="NanumSquare"/>
+                <w:b/>
+              </w:rPr>
+              <w:t>uper resolution microscopy</w:t>
+            </w:r>
+          </w:p>
+          <w:p>
+            <w:pPr>
+              <w:jc w:val="center"/>
+            </w:pPr>
+            <w:r>
+              <w:rPr>
+                <w:rFonts w:eastAsia="NanumSquare" w:hint="eastAsia"/>
+                <w:b/>
+                <w:noProof/>
+              </w:rPr>
+              <w:drawing>
+                <wp:inline distT="0" distB="0" distL="0" distR="0" wp14:anchorId="5BFE0BC3" wp14:editId="43C91410">
+                  <wp:extent cx="4300694" cy="1776793"/>
+                  <wp:effectExtent l="0" t="0" r="5080" b="0"/>
+                  <wp:docPr id="2" name="그림 2" descr="C:\Users\DK\AppData\Local\Microsoft\Windows\INetCache\Content.MSO\8E0BDCBF.tmp"/>
+                  <wp:cNvGraphicFramePr>
+                    <a:graphicFrameLocks xmlns:a="http://schemas.openxmlformats.org/drawingml/2006/main" noChangeAspect="1"/>
+                  </wp:cNvGraphicFramePr>
+                  <a:graphic xmlns:a="http://schemas.openxmlformats.org/drawingml/2006/main">
+                    <a:graphicData uri="http://schemas.openxmlformats.org/drawingml/2006/picture">
+                      <pic:pic xmlns:pic="http://schemas.openxmlformats.org/drawingml/2006/picture">
+                        <pic:nvPicPr>
+                          <pic:cNvPr id="0" name="Picture 3" descr="C:\Users\DK\AppData\Local\Microsoft\Windows\INetCache\Content.MSO\8E0BDCBF.tmp"/>
+                          <pic:cNvPicPr>
+                            <a:picLocks noChangeAspect="1" noChangeArrowheads="1"/>
+                          </pic:cNvPicPr>
+                        </pic:nvPicPr>
+                        <pic:blipFill>
+                          <a:blip r:embed="rId19" cstate="print">
+                            <a:extLst>
+                              <a:ext uri="{28A0092B-C50C-407E-A947-70E740481C1C}">
+                                <a14:useLocalDpi xmlns:a14="http://schemas.microsoft.com/office/drawing/2010/main" val="0"/>
+                              </a:ext>
+                            </a:extLst>
+                          </a:blip>
+                          <a:srcRect/>
+                          <a:stretch>
+                            <a:fillRect/>
+                          </a:stretch>
+                        </pic:blipFill>
+                        <pic:spPr bwMode="auto">
+                          <a:xfrm>
+                            <a:off x="0" y="0"/>
+                            <a:ext cx="4324470" cy="1786616"/>
+                          </a:xfrm>
+                          <a:prstGeom prst="rect">
+                            <a:avLst/>
+                          </a:prstGeom>
+                          <a:noFill/>
+                          <a:ln>
+                            <a:noFill/>
+                          </a:ln>
+                        </pic:spPr>
+                      </pic:pic>
+                    </a:graphicData>
+                  </a:graphic>
+                </wp:inline>
+              </w:drawing>
+            </w:r>
+          </w:p>
+          <w:p>
+            <w:pPr>
+              <w:pStyle w:val="ListParagraph"/>
+              <w:numPr>
+                <w:ilvl w:val="0"/>
+                <w:numId w:val="2"/>
+              </w:numPr>
+              <w:rPr>
+                <w:rFonts w:eastAsia="NanumSquare"/>
+              </w:rPr>
+            </w:pPr>
+            <w:r>
+              <w:rPr>
+                <w:rFonts w:eastAsia="NanumSquare"/>
+              </w:rPr>
+              <w:t xml:space="preserve">An optical microscopy technique resolving </w:t>
+            </w:r>
+            <w:r>
+              <w:rPr>
+                <w:rFonts w:eastAsia="NanumSquare"/>
+              </w:rPr>
+              <w:t xml:space="preserve">fluorescently </w:t>
+            </w:r>
+            <w:r>
+              <w:rPr>
+                <w:rFonts w:eastAsia="NanumSquare"/>
+              </w:rPr>
+              <w:t>labeled features in ~5 nm resolution</w:t>
+            </w:r>
+            <w:r>
+              <w:rPr>
+                <w:rFonts w:eastAsia="NanumSquare" w:hint="eastAsia"/>
+              </w:rPr>
+              <w:t>.</w:t>
+            </w:r>
+          </w:p>
+          <w:p>
+            <w:pPr>
+              <w:pStyle w:val="ListParagraph"/>
+              <w:numPr>
+                <w:ilvl w:val="0"/>
+                <w:numId w:val="2"/>
+              </w:numPr>
+              <w:rPr>
+                <w:rFonts w:eastAsia="NanumSquare"/>
+              </w:rPr>
+            </w:pPr>
+            <w:r>
+              <w:rPr>
+                <w:rFonts w:eastAsia="NanumSquare" w:hint="eastAsia"/>
+              </w:rPr>
+              <w:t>M</w:t>
+            </w:r>
+            <w:r>
+              <w:rPr>
+                <w:rFonts w:eastAsia="NanumSquare"/>
+              </w:rPr>
+              <w:t>ultifocal plane microscopy</w:t>
+            </w:r>
+            <w:r>
+              <w:rPr>
+                <w:rFonts w:eastAsia="NanumSquare"/>
+              </w:rPr>
+              <w:t xml:space="preserve"> enables three-dimensional super-resolving imaging.</w:t>
+            </w:r>
+          </w:p>
+          <w:p>
+            <w:pPr>
+              <w:pStyle w:val="ListParagraph"/>
+              <w:numPr>
+                <w:ilvl w:val="0"/>
+                <w:numId w:val="2"/>
+              </w:numPr>
+              <w:rPr>
+                <w:rFonts w:eastAsia="NanumSquare"/>
+              </w:rPr>
+            </w:pPr>
+            <w:r>
+              <w:rPr>
+                <w:rFonts w:eastAsia="NanumSquare"/>
+              </w:rPr>
+              <w:t xml:space="preserve">Multicolor imaging </w:t>
+            </w:r>
+            <w:r>
+              <w:rPr>
+                <w:rFonts w:eastAsia="NanumSquare"/>
+              </w:rPr>
+              <w:t xml:space="preserve">and super-precision chromatic/spatial registration are </w:t>
+            </w:r>
+            <w:r>
+              <w:rPr>
+                <w:rFonts w:eastAsia="NanumSquare"/>
+              </w:rPr>
+              <w:t>capable</w:t>
+            </w:r>
+            <w:r>
+              <w:rPr>
+                <w:rFonts w:eastAsia="NanumSquare"/>
+              </w:rPr>
+              <w:t>.</w:t>
+            </w:r>
+          </w:p>
+          <w:p>
+            <w:pPr>
+              <w:pStyle w:val="ListParagraph"/>
+              <w:ind w:left="760"/>
+              <w:rPr>
+                <w:rFonts w:eastAsia="NanumSquare"/>
+              </w:rPr>
+            </w:pPr>
+          </w:p>
+          <w:p>
+            <w:pPr>
+              <w:spacing w:after="160"/>
+              <w:rPr>
+                <w:rFonts w:eastAsia="NanumSquare"/>
+              </w:rPr>
+            </w:pPr>
+            <w:r>
+              <w:rPr>
+                <w:rFonts w:eastAsia="NanumSquare"/>
               </w:rPr>
               <w:t>*</w:t>
             </w:r>
@@ -2376,7 +4181,93 @@
               <w:rPr>
                 <w:rFonts w:eastAsia="NanumSquare"/>
               </w:rPr>
-              <w:t>Manuscript under preparation (2019).</w:t>
+              <w:t xml:space="preserve">Cohen E. A. </w:t>
+            </w:r>
+            <w:proofErr w:type="gramStart"/>
+            <w:r>
+              <w:rPr>
+                <w:rFonts w:eastAsia="NanumSquare"/>
+              </w:rPr>
+              <w:t>K.,.</w:t>
+            </w:r>
+            <w:proofErr w:type="gramEnd"/>
+            <w:r>
+              <w:rPr>
+                <w:rFonts w:eastAsia="NanumSquare"/>
+              </w:rPr>
+              <w:t xml:space="preserve"> </w:t>
+            </w:r>
+            <w:r>
+              <w:rPr>
+                <w:rFonts w:eastAsia="NanumSquare"/>
+                <w:b/>
+              </w:rPr>
+              <w:t>Kim D</w:t>
+            </w:r>
+            <w:r>
+              <w:rPr>
+                <w:rFonts w:eastAsia="NanumSquare"/>
+              </w:rPr>
+              <w:t xml:space="preserve">., Ober R.J, </w:t>
+            </w:r>
+            <w:r>
+              <w:rPr>
+                <w:rFonts w:eastAsia="NanumSquare"/>
+                <w:b/>
+              </w:rPr>
+              <w:t>Cramer-Rao Lower Bound for Point Based Image Registration with Heteroscedastic Error Model for Application in Single Molecule Microscopy.</w:t>
+            </w:r>
+            <w:r>
+              <w:rPr>
+                <w:rFonts w:eastAsia="NanumSquare"/>
+              </w:rPr>
+              <w:t xml:space="preserve"> IEEE Transactions on Medical Imaging 2015</w:t>
+            </w:r>
+          </w:p>
+          <w:p>
+            <w:pPr>
+              <w:rPr>
+                <w:rFonts w:eastAsia="NanumSquare"/>
+                <w:b/>
+              </w:rPr>
+            </w:pPr>
+            <w:r>
+              <w:rPr>
+                <w:rFonts w:eastAsia="NanumSquare"/>
+              </w:rPr>
+              <w:t>*</w:t>
+            </w:r>
+            <w:r>
+              <w:rPr>
+                <w:rFonts w:eastAsia="NanumSquare"/>
+              </w:rPr>
+              <w:t xml:space="preserve">Ram S, </w:t>
+            </w:r>
+            <w:r>
+              <w:rPr>
+                <w:rFonts w:eastAsia="NanumSquare"/>
+                <w:b/>
+              </w:rPr>
+              <w:t>Kim D</w:t>
+            </w:r>
+            <w:r>
+              <w:rPr>
+                <w:rFonts w:eastAsia="NanumSquare"/>
+              </w:rPr>
+              <w:t xml:space="preserve">, Ober RJ, Ward ES. </w:t>
+            </w:r>
+            <w:r>
+              <w:rPr>
+                <w:rFonts w:eastAsia="NanumSquare"/>
+                <w:b/>
+              </w:rPr>
+              <w:t>3D Single Molecule Tracking with Multifocal Plane Microscopy Reveals Rapid Intercellular Transferrin Transport at Epithelial Cell Barriers</w:t>
+            </w:r>
+            <w:r>
+              <w:rPr>
+                <w:rFonts w:eastAsia="NanumSquare"/>
+              </w:rPr>
+              <w:t>. Biophysical Journal 2012</w:t>
             </w:r>
           </w:p>
         </w:tc>
@@ -2385,40 +4276,6 @@
     <w:p>
       <w:pPr>
         <w:jc w:val="right"/>
-        <w:rPr>
-          <w:rFonts w:eastAsia="NanumSquare"/>
-        </w:rPr>
-      </w:pPr>
-      <w:r>
-        <w:rPr>
-          <w:rFonts w:eastAsia="NanumSquare" w:hint="eastAsia"/>
-        </w:rPr>
-        <w:t>*P</w:t>
-      </w:r>
-      <w:r>
-        <w:rPr>
-          <w:rFonts w:eastAsia="NanumSquare"/>
-        </w:rPr>
-        <w:t xml:space="preserve">lease visit </w:t>
-      </w:r>
-      <w:hyperlink r:id="rId10" w:history="1">
-        <w:r>
-          <w:rPr>
-            <w:rStyle w:val="Hyperlink"/>
-            <w:rFonts w:eastAsia="NanumSquare"/>
-          </w:rPr>
-          <w:t>http://www.dykim.net</w:t>
-        </w:r>
-      </w:hyperlink>
-      <w:r>
-        <w:rPr>
-          <w:rFonts w:eastAsia="NanumSquare"/>
-        </w:rPr>
-        <w:t xml:space="preserve"> for project details.</w:t>
-      </w:r>
-    </w:p>
-    <w:p>
-      <w:pPr>
         <w:rPr>
           <w:rFonts w:eastAsia="NanumSquare"/>
         </w:rPr>
@@ -3168,6 +5025,7 @@
             <w:pPr>
               <w:rPr>
                 <w:rFonts w:eastAsia="NanumSquare"/>
+                <w:b/>
               </w:rPr>
             </w:pPr>
             <w:r>
@@ -3353,6 +5211,28 @@
               <w:t>.</w:t>
             </w:r>
           </w:p>
+          <w:p>
+            <w:pPr>
+              <w:rPr>
+                <w:rFonts w:eastAsia="NanumSquare"/>
+                <w:b/>
+              </w:rPr>
+            </w:pPr>
+            <w:r>
+              <w:rPr>
+                <w:rFonts w:eastAsia="NanumSquare"/>
+              </w:rPr>
+              <w:t xml:space="preserve">*Software developed using </w:t>
+            </w:r>
+            <w:r>
+              <w:rPr>
+                <w:rFonts w:eastAsia="NanumSquare"/>
+                <w:b/>
+                <w:bCs/>
+              </w:rPr>
+              <w:t>MATLAB</w:t>
+            </w:r>
+          </w:p>
         </w:tc>
       </w:tr>
       <w:tr>
@@ -3560,30 +5440,14 @@
                 <w:rFonts w:eastAsia="NanumSquare"/>
                 <w:b/>
               </w:rPr>
-              <w:t xml:space="preserve">The University of Texas at </w:t>
-            </w:r>
-            <w:proofErr w:type="gramStart"/>
-            <w:r>
-              <w:rPr>
-                <w:rFonts w:eastAsia="NanumSquare"/>
-                <w:b/>
-              </w:rPr>
-              <w:t xml:space="preserve">Dallas </w:t>
-            </w:r>
-            <w:r>
-              <w:rPr>
-                <w:rFonts w:eastAsia="NanumSquare"/>
-                <w:b/>
-              </w:rPr>
-              <w:t>,</w:t>
-            </w:r>
-            <w:proofErr w:type="gramEnd"/>
-            <w:r>
-              <w:rPr>
-                <w:rFonts w:eastAsia="NanumSquare"/>
-                <w:b/>
-              </w:rPr>
-              <w:t xml:space="preserve"> U.S.A.</w:t>
+              <w:t xml:space="preserve">The University of Texas at Dallas </w:t>
+            </w:r>
+            <w:r>
+              <w:rPr>
+                <w:rFonts w:eastAsia="NanumSquare"/>
+                <w:b/>
+              </w:rPr>
+              <w:t>, U.S.A.</w:t>
             </w:r>
           </w:p>
         </w:tc>
@@ -3729,653 +5593,6 @@
                 <w:b/>
               </w:rPr>
               <w:t xml:space="preserve"> </w:t>
-            </w:r>
-          </w:p>
-        </w:tc>
-      </w:tr>
-    </w:tbl>
-    <w:p>
-      <w:pPr>
-        <w:rPr>
-          <w:rFonts w:eastAsia="NanumSquare"/>
-        </w:rPr>
-      </w:pPr>
-    </w:p>
-    <w:tbl>
-      <w:tblPr>
-        <w:tblStyle w:val="TableGrid"/>
-        <w:tblW w:w="0" w:type="auto"/>
-        <w:tblBorders>
-          <w:top w:val="none" w:sz="0" w:space="0" w:color="auto"/>
-          <w:left w:val="none" w:sz="0" w:space="0" w:color="auto"/>
-          <w:bottom w:val="none" w:sz="0" w:space="0" w:color="auto"/>
-          <w:right w:val="none" w:sz="0" w:space="0" w:color="auto"/>
-          <w:insideH w:val="none" w:sz="0" w:space="0" w:color="auto"/>
-          <w:insideV w:val="none" w:sz="0" w:space="0" w:color="auto"/>
-        </w:tblBorders>
-        <w:tblLook w:val="04A0" w:firstRow="1" w:lastRow="0" w:firstColumn="1" w:lastColumn="0" w:noHBand="0" w:noVBand="1"/>
-      </w:tblPr>
-      <w:tblGrid>
-        <w:gridCol w:w="1843"/>
-        <w:gridCol w:w="7507"/>
-      </w:tblGrid>
-      <w:tr>
-        <w:tc>
-          <w:tcPr>
-            <w:tcW w:w="9350" w:type="dxa"/>
-            <w:gridSpan w:val="2"/>
-            <w:tcBorders>
-              <w:bottom w:val="single" w:sz="4" w:space="0" w:color="000000" w:themeColor="text1"/>
-            </w:tcBorders>
-            <w:shd w:val="clear" w:color="auto" w:fill="auto"/>
-          </w:tcPr>
-          <w:p>
-            <w:r>
-              <w:rPr>
-                <w:rFonts w:ascii="NanumSquare Bold" w:eastAsia="NanumSquare Bold" w:hAnsi="NanumSquare Bold" w:hint="eastAsia"/>
-                <w:sz w:val="28"/>
-              </w:rPr>
-              <w:t>L</w:t>
-            </w:r>
-            <w:r>
-              <w:rPr>
-                <w:rFonts w:ascii="NanumSquare Bold" w:eastAsia="NanumSquare Bold" w:hAnsi="NanumSquare Bold"/>
-                <w:sz w:val="28"/>
-              </w:rPr>
-              <w:t>ANGUAGES</w:t>
-            </w:r>
-          </w:p>
-        </w:tc>
-      </w:tr>
-      <w:tr>
-        <w:tc>
-          <w:tcPr>
-            <w:tcW w:w="9350" w:type="dxa"/>
-            <w:gridSpan w:val="2"/>
-            <w:tcBorders>
-              <w:top w:val="single" w:sz="4" w:space="0" w:color="000000" w:themeColor="text1"/>
-              <w:bottom w:val="single" w:sz="4" w:space="0" w:color="808080"/>
-            </w:tcBorders>
-            <w:shd w:val="clear" w:color="auto" w:fill="auto"/>
-          </w:tcPr>
-          <w:p>
-            <w:pPr>
-              <w:spacing w:after="240"/>
-              <w:rPr>
-                <w:rFonts w:eastAsia="NanumSquare"/>
-              </w:rPr>
-            </w:pPr>
-            <w:r>
-              <w:rPr>
-                <w:rFonts w:eastAsia="NanumSquare" w:hint="eastAsia"/>
-                <w:b/>
-              </w:rPr>
-              <w:t>E</w:t>
-            </w:r>
-            <w:r>
-              <w:rPr>
-                <w:rFonts w:eastAsia="NanumSquare"/>
-                <w:b/>
-              </w:rPr>
-              <w:t xml:space="preserve">nglish, </w:t>
-            </w:r>
-            <w:r>
-              <w:rPr>
-                <w:rFonts w:eastAsia="NanumSquare" w:hint="eastAsia"/>
-                <w:b/>
-              </w:rPr>
-              <w:t>K</w:t>
-            </w:r>
-            <w:r>
-              <w:rPr>
-                <w:rFonts w:eastAsia="NanumSquare"/>
-                <w:b/>
-              </w:rPr>
-              <w:t>orean</w:t>
-            </w:r>
-          </w:p>
-        </w:tc>
-      </w:tr>
-      <w:tr>
-        <w:tc>
-          <w:tcPr>
-            <w:tcW w:w="1843" w:type="dxa"/>
-            <w:tcBorders>
-              <w:bottom w:val="single" w:sz="4" w:space="0" w:color="000000" w:themeColor="text1"/>
-            </w:tcBorders>
-            <w:shd w:val="clear" w:color="auto" w:fill="auto"/>
-          </w:tcPr>
-          <w:p>
-            <w:pPr>
-              <w:rPr>
-                <w:rFonts w:ascii="NanumSquare Bold" w:eastAsia="NanumSquare Bold" w:hAnsi="NanumSquare Bold"/>
-              </w:rPr>
-            </w:pPr>
-            <w:r>
-              <w:rPr>
-                <w:rFonts w:ascii="NanumSquare Bold" w:eastAsia="NanumSquare Bold" w:hAnsi="NanumSquare Bold" w:hint="eastAsia"/>
-                <w:sz w:val="28"/>
-              </w:rPr>
-              <w:lastRenderedPageBreak/>
-              <w:t>S</w:t>
-            </w:r>
-            <w:r>
-              <w:rPr>
-                <w:rFonts w:ascii="NanumSquare Bold" w:eastAsia="NanumSquare Bold" w:hAnsi="NanumSquare Bold"/>
-                <w:sz w:val="28"/>
-              </w:rPr>
-              <w:t>KILLS</w:t>
-            </w:r>
-          </w:p>
-        </w:tc>
-        <w:tc>
-          <w:tcPr>
-            <w:tcW w:w="7507" w:type="dxa"/>
-            <w:tcBorders>
-              <w:bottom w:val="single" w:sz="4" w:space="0" w:color="000000" w:themeColor="text1"/>
-            </w:tcBorders>
-            <w:shd w:val="clear" w:color="auto" w:fill="auto"/>
-          </w:tcPr>
-          <w:p/>
-        </w:tc>
-      </w:tr>
-      <w:tr>
-        <w:tc>
-          <w:tcPr>
-            <w:tcW w:w="1843" w:type="dxa"/>
-            <w:tcBorders>
-              <w:top w:val="single" w:sz="4" w:space="0" w:color="000000" w:themeColor="text1"/>
-              <w:bottom w:val="single" w:sz="4" w:space="0" w:color="D9D9D9"/>
-            </w:tcBorders>
-            <w:shd w:val="clear" w:color="auto" w:fill="auto"/>
-          </w:tcPr>
-          <w:p>
-            <w:pPr>
-              <w:rPr>
-                <w:rFonts w:eastAsia="NanumSquare"/>
-                <w:b/>
-              </w:rPr>
-            </w:pPr>
-            <w:r>
-              <w:rPr>
-                <w:rFonts w:eastAsia="NanumSquare" w:hint="eastAsia"/>
-                <w:b/>
-              </w:rPr>
-              <w:t>A</w:t>
-            </w:r>
-            <w:r>
-              <w:rPr>
-                <w:rFonts w:eastAsia="NanumSquare"/>
-                <w:b/>
-              </w:rPr>
-              <w:t>rtificial Intelligence</w:t>
-            </w:r>
-          </w:p>
-        </w:tc>
-        <w:tc>
-          <w:tcPr>
-            <w:tcW w:w="7507" w:type="dxa"/>
-            <w:tcBorders>
-              <w:top w:val="single" w:sz="4" w:space="0" w:color="000000" w:themeColor="text1"/>
-              <w:bottom w:val="single" w:sz="4" w:space="0" w:color="D9D9D9"/>
-            </w:tcBorders>
-            <w:shd w:val="clear" w:color="auto" w:fill="auto"/>
-          </w:tcPr>
-          <w:p>
-            <w:pPr>
-              <w:rPr>
-                <w:rFonts w:eastAsia="NanumSquare"/>
-              </w:rPr>
-            </w:pPr>
-            <w:r>
-              <w:rPr>
-                <w:rFonts w:eastAsia="NanumSquare"/>
-              </w:rPr>
-              <w:t xml:space="preserve">Supervised/unsupervised machine learning, </w:t>
-            </w:r>
-            <w:r>
-              <w:rPr>
-                <w:rFonts w:eastAsia="NanumSquare"/>
-              </w:rPr>
-              <w:t>Deep neural network design, generative adversarial network design</w:t>
-            </w:r>
-            <w:r>
-              <w:rPr>
-                <w:rFonts w:eastAsia="NanumSquare"/>
-              </w:rPr>
-              <w:t>.</w:t>
-            </w:r>
-          </w:p>
-        </w:tc>
-      </w:tr>
-      <w:tr>
-        <w:tc>
-          <w:tcPr>
-            <w:tcW w:w="1843" w:type="dxa"/>
-            <w:tcBorders>
-              <w:top w:val="single" w:sz="4" w:space="0" w:color="D9D9D9"/>
-              <w:bottom w:val="single" w:sz="4" w:space="0" w:color="D9D9D9"/>
-            </w:tcBorders>
-            <w:shd w:val="clear" w:color="auto" w:fill="auto"/>
-          </w:tcPr>
-          <w:p>
-            <w:pPr>
-              <w:rPr>
-                <w:rFonts w:eastAsia="NanumSquare"/>
-                <w:b/>
-              </w:rPr>
-            </w:pPr>
-            <w:r>
-              <w:rPr>
-                <w:rFonts w:eastAsia="NanumSquare" w:hint="eastAsia"/>
-                <w:b/>
-              </w:rPr>
-              <w:t>P</w:t>
-            </w:r>
-            <w:r>
-              <w:rPr>
-                <w:rFonts w:eastAsia="NanumSquare"/>
-                <w:b/>
-              </w:rPr>
-              <w:t>rogramming</w:t>
-            </w:r>
-          </w:p>
-        </w:tc>
-        <w:tc>
-          <w:tcPr>
-            <w:tcW w:w="7507" w:type="dxa"/>
-            <w:tcBorders>
-              <w:top w:val="single" w:sz="4" w:space="0" w:color="D9D9D9"/>
-              <w:bottom w:val="single" w:sz="4" w:space="0" w:color="D9D9D9"/>
-            </w:tcBorders>
-            <w:shd w:val="clear" w:color="auto" w:fill="auto"/>
-          </w:tcPr>
-          <w:p>
-            <w:pPr>
-              <w:rPr>
-                <w:rFonts w:eastAsia="NanumSquare"/>
-              </w:rPr>
-            </w:pPr>
-            <w:r>
-              <w:rPr>
-                <w:rFonts w:eastAsia="NanumSquare"/>
-              </w:rPr>
-              <w:t>MATLAB,</w:t>
-            </w:r>
-            <w:r>
-              <w:rPr>
-                <w:rFonts w:eastAsia="NanumSquare"/>
-              </w:rPr>
-              <w:t xml:space="preserve"> Python,</w:t>
-            </w:r>
-            <w:r>
-              <w:rPr>
-                <w:rFonts w:eastAsia="NanumSquare"/>
-              </w:rPr>
-              <w:t xml:space="preserve"> C, C++, JAVA</w:t>
-            </w:r>
-            <w:r>
-              <w:rPr>
-                <w:rFonts w:eastAsia="NanumSquare"/>
-              </w:rPr>
-              <w:t>.</w:t>
-            </w:r>
-          </w:p>
-        </w:tc>
-      </w:tr>
-      <w:tr>
-        <w:tc>
-          <w:tcPr>
-            <w:tcW w:w="1843" w:type="dxa"/>
-            <w:tcBorders>
-              <w:top w:val="single" w:sz="4" w:space="0" w:color="D9D9D9"/>
-              <w:bottom w:val="single" w:sz="4" w:space="0" w:color="D9D9D9"/>
-            </w:tcBorders>
-            <w:shd w:val="clear" w:color="auto" w:fill="auto"/>
-          </w:tcPr>
-          <w:p>
-            <w:pPr>
-              <w:rPr>
-                <w:rFonts w:eastAsia="NanumSquare"/>
-                <w:b/>
-              </w:rPr>
-            </w:pPr>
-            <w:r>
-              <w:rPr>
-                <w:rFonts w:eastAsia="NanumSquare" w:hint="eastAsia"/>
-                <w:b/>
-              </w:rPr>
-              <w:t>D</w:t>
-            </w:r>
-            <w:r>
-              <w:rPr>
-                <w:rFonts w:eastAsia="NanumSquare"/>
-                <w:b/>
-              </w:rPr>
-              <w:t>ata science</w:t>
-            </w:r>
-          </w:p>
-        </w:tc>
-        <w:tc>
-          <w:tcPr>
-            <w:tcW w:w="7507" w:type="dxa"/>
-            <w:tcBorders>
-              <w:top w:val="single" w:sz="4" w:space="0" w:color="D9D9D9"/>
-              <w:bottom w:val="single" w:sz="4" w:space="0" w:color="D9D9D9"/>
-            </w:tcBorders>
-            <w:shd w:val="clear" w:color="auto" w:fill="auto"/>
-          </w:tcPr>
-          <w:p>
-            <w:pPr>
-              <w:rPr>
-                <w:rFonts w:eastAsia="NanumSquare"/>
-              </w:rPr>
-            </w:pPr>
-            <w:r>
-              <w:rPr>
-                <w:rFonts w:eastAsia="NanumSquare"/>
-              </w:rPr>
-              <w:t xml:space="preserve">Big data analysis, Optimization </w:t>
-            </w:r>
-            <w:r>
-              <w:rPr>
-                <w:rFonts w:eastAsia="NanumSquare"/>
-              </w:rPr>
-              <w:t>based data processing.</w:t>
-            </w:r>
-          </w:p>
-        </w:tc>
-      </w:tr>
-      <w:tr>
-        <w:tc>
-          <w:tcPr>
-            <w:tcW w:w="1843" w:type="dxa"/>
-            <w:tcBorders>
-              <w:top w:val="single" w:sz="4" w:space="0" w:color="D9D9D9"/>
-              <w:bottom w:val="single" w:sz="4" w:space="0" w:color="D9D9D9"/>
-            </w:tcBorders>
-            <w:shd w:val="clear" w:color="auto" w:fill="auto"/>
-          </w:tcPr>
-          <w:p>
-            <w:pPr>
-              <w:rPr>
-                <w:rFonts w:eastAsia="NanumSquare"/>
-                <w:b/>
-              </w:rPr>
-            </w:pPr>
-            <w:r>
-              <w:rPr>
-                <w:rFonts w:eastAsia="NanumSquare"/>
-                <w:b/>
-              </w:rPr>
-              <w:t>Electrical system architecture</w:t>
-            </w:r>
-          </w:p>
-        </w:tc>
-        <w:tc>
-          <w:tcPr>
-            <w:tcW w:w="7507" w:type="dxa"/>
-            <w:tcBorders>
-              <w:top w:val="single" w:sz="4" w:space="0" w:color="D9D9D9"/>
-              <w:bottom w:val="single" w:sz="4" w:space="0" w:color="D9D9D9"/>
-            </w:tcBorders>
-            <w:shd w:val="clear" w:color="auto" w:fill="auto"/>
-          </w:tcPr>
-          <w:p>
-            <w:pPr>
-              <w:rPr>
-                <w:rFonts w:eastAsia="NanumSquare"/>
-              </w:rPr>
-            </w:pPr>
-            <w:r>
-              <w:rPr>
-                <w:rFonts w:eastAsia="NanumSquare"/>
-              </w:rPr>
-              <w:t xml:space="preserve">NI </w:t>
-            </w:r>
-            <w:proofErr w:type="spellStart"/>
-            <w:r>
-              <w:rPr>
-                <w:rFonts w:eastAsia="NanumSquare"/>
-              </w:rPr>
-              <w:t>LabWindows</w:t>
-            </w:r>
-            <w:proofErr w:type="spellEnd"/>
-            <w:r>
-              <w:rPr>
-                <w:rFonts w:eastAsia="NanumSquare"/>
-              </w:rPr>
-              <w:t>/CVI, NI LabView</w:t>
-            </w:r>
-            <w:r>
-              <w:rPr>
-                <w:rFonts w:eastAsia="NanumSquare"/>
-              </w:rPr>
-              <w:t>.</w:t>
-            </w:r>
-          </w:p>
-        </w:tc>
-      </w:tr>
-      <w:tr>
-        <w:tc>
-          <w:tcPr>
-            <w:tcW w:w="1843" w:type="dxa"/>
-            <w:tcBorders>
-              <w:top w:val="single" w:sz="4" w:space="0" w:color="D9D9D9"/>
-              <w:bottom w:val="single" w:sz="4" w:space="0" w:color="D9D9D9"/>
-            </w:tcBorders>
-            <w:shd w:val="clear" w:color="auto" w:fill="auto"/>
-          </w:tcPr>
-          <w:p>
-            <w:pPr>
-              <w:rPr>
-                <w:rFonts w:eastAsia="NanumSquare"/>
-                <w:b/>
-              </w:rPr>
-            </w:pPr>
-            <w:r>
-              <w:rPr>
-                <w:rFonts w:eastAsia="NanumSquare" w:hint="eastAsia"/>
-                <w:b/>
-              </w:rPr>
-              <w:t>O</w:t>
-            </w:r>
-            <w:r>
-              <w:rPr>
-                <w:rFonts w:eastAsia="NanumSquare"/>
-                <w:b/>
-              </w:rPr>
-              <w:t xml:space="preserve">ptical system architecture </w:t>
-            </w:r>
-          </w:p>
-        </w:tc>
-        <w:tc>
-          <w:tcPr>
-            <w:tcW w:w="7507" w:type="dxa"/>
-            <w:tcBorders>
-              <w:top w:val="single" w:sz="4" w:space="0" w:color="D9D9D9"/>
-              <w:bottom w:val="single" w:sz="4" w:space="0" w:color="D9D9D9"/>
-            </w:tcBorders>
-            <w:shd w:val="clear" w:color="auto" w:fill="auto"/>
-          </w:tcPr>
-          <w:p>
-            <w:pPr>
-              <w:rPr>
-                <w:rFonts w:eastAsia="NanumSquare"/>
-              </w:rPr>
-            </w:pPr>
-            <w:proofErr w:type="spellStart"/>
-            <w:r>
-              <w:rPr>
-                <w:rFonts w:eastAsia="NanumSquare"/>
-              </w:rPr>
-              <w:t>Zemax</w:t>
-            </w:r>
-            <w:proofErr w:type="spellEnd"/>
-            <w:r>
-              <w:rPr>
-                <w:rFonts w:eastAsia="NanumSquare"/>
-              </w:rPr>
-              <w:t xml:space="preserve"> based optical system design</w:t>
-            </w:r>
-            <w:r>
-              <w:rPr>
-                <w:rFonts w:eastAsia="NanumSquare"/>
-              </w:rPr>
-              <w:t xml:space="preserve">, </w:t>
-            </w:r>
-            <w:r>
-              <w:rPr>
-                <w:rFonts w:eastAsia="NanumSquare" w:hint="eastAsia"/>
-              </w:rPr>
-              <w:t>M</w:t>
-            </w:r>
-            <w:r>
-              <w:rPr>
-                <w:rFonts w:eastAsia="NanumSquare"/>
-              </w:rPr>
-              <w:t>ultimodal optical system configuration.</w:t>
-            </w:r>
-          </w:p>
-        </w:tc>
-      </w:tr>
-      <w:tr>
-        <w:trPr>
-          <w:trHeight w:val="1673"/>
-        </w:trPr>
-        <w:tc>
-          <w:tcPr>
-            <w:tcW w:w="1843" w:type="dxa"/>
-            <w:tcBorders>
-              <w:top w:val="single" w:sz="4" w:space="0" w:color="D9D9D9"/>
-              <w:bottom w:val="single" w:sz="4" w:space="0" w:color="808080"/>
-            </w:tcBorders>
-            <w:shd w:val="clear" w:color="auto" w:fill="auto"/>
-          </w:tcPr>
-          <w:p>
-            <w:pPr>
-              <w:rPr>
-                <w:rFonts w:eastAsia="NanumSquare"/>
-                <w:b/>
-              </w:rPr>
-            </w:pPr>
-            <w:r>
-              <w:rPr>
-                <w:rFonts w:eastAsia="NanumSquare" w:hint="eastAsia"/>
-                <w:b/>
-              </w:rPr>
-              <w:t>M</w:t>
-            </w:r>
-            <w:r>
-              <w:rPr>
-                <w:rFonts w:eastAsia="NanumSquare"/>
-                <w:b/>
-              </w:rPr>
-              <w:t>icroscope</w:t>
-            </w:r>
-          </w:p>
-        </w:tc>
-        <w:tc>
-          <w:tcPr>
-            <w:tcW w:w="7507" w:type="dxa"/>
-            <w:tcBorders>
-              <w:top w:val="single" w:sz="4" w:space="0" w:color="D9D9D9"/>
-              <w:bottom w:val="single" w:sz="4" w:space="0" w:color="808080"/>
-            </w:tcBorders>
-            <w:shd w:val="clear" w:color="auto" w:fill="auto"/>
-          </w:tcPr>
-          <w:p>
-            <w:pPr>
-              <w:rPr>
-                <w:rFonts w:eastAsia="NanumSquare"/>
-              </w:rPr>
-            </w:pPr>
-            <w:r>
-              <w:rPr>
-                <w:rFonts w:eastAsia="NanumSquare"/>
-              </w:rPr>
-              <w:t>E</w:t>
-            </w:r>
-            <w:r>
-              <w:rPr>
-                <w:rFonts w:eastAsia="NanumSquare"/>
-              </w:rPr>
-              <w:t>pifluorescence</w:t>
-            </w:r>
-            <w:r>
-              <w:rPr>
-                <w:rFonts w:eastAsia="NanumSquare"/>
-              </w:rPr>
-              <w:t>, TIRF microscopy, Confocal microscopy</w:t>
-            </w:r>
-          </w:p>
-          <w:p>
-            <w:pPr>
-              <w:rPr>
-                <w:rFonts w:eastAsia="NanumSquare"/>
-              </w:rPr>
-            </w:pPr>
-            <w:r>
-              <w:rPr>
-                <w:rFonts w:eastAsia="NanumSquare" w:hint="eastAsia"/>
-              </w:rPr>
-              <w:t>Super</w:t>
-            </w:r>
-            <w:r>
-              <w:rPr>
-                <w:rFonts w:eastAsia="NanumSquare"/>
-              </w:rPr>
-              <w:t>-</w:t>
-            </w:r>
-            <w:r>
-              <w:rPr>
-                <w:rFonts w:eastAsia="NanumSquare" w:hint="eastAsia"/>
-              </w:rPr>
-              <w:t xml:space="preserve">resolution </w:t>
-            </w:r>
-            <w:r>
-              <w:rPr>
-                <w:rFonts w:eastAsia="NanumSquare"/>
-              </w:rPr>
-              <w:t>microscopy</w:t>
-            </w:r>
-          </w:p>
-          <w:p>
-            <w:pPr>
-              <w:rPr>
-                <w:rFonts w:eastAsia="NanumSquare"/>
-              </w:rPr>
-            </w:pPr>
-            <w:r>
-              <w:rPr>
-                <w:rFonts w:eastAsia="NanumSquare"/>
-              </w:rPr>
-              <w:t xml:space="preserve">Single molecule </w:t>
-            </w:r>
-            <w:r>
-              <w:rPr>
-                <w:rFonts w:eastAsia="NanumSquare"/>
-              </w:rPr>
-              <w:t>microscopy</w:t>
-            </w:r>
-          </w:p>
-          <w:p>
-            <w:pPr>
-              <w:rPr>
-                <w:rFonts w:eastAsia="NanumSquare"/>
-              </w:rPr>
-            </w:pPr>
-            <w:r>
-              <w:rPr>
-                <w:rFonts w:eastAsia="NanumSquare"/>
-              </w:rPr>
-              <w:t>Transmitted/s</w:t>
-            </w:r>
-            <w:r>
-              <w:rPr>
-                <w:rFonts w:eastAsia="NanumSquare"/>
-              </w:rPr>
-              <w:t>canning electron microscopy</w:t>
             </w:r>
           </w:p>
         </w:tc>
@@ -4427,6 +5644,660 @@
                 <w:rFonts w:ascii="NanumSquare Bold" w:eastAsia="NanumSquare Bold" w:hAnsi="NanumSquare Bold"/>
                 <w:sz w:val="28"/>
               </w:rPr>
+              <w:t>ANGUAGES</w:t>
+            </w:r>
+          </w:p>
+        </w:tc>
+      </w:tr>
+      <w:tr>
+        <w:tc>
+          <w:tcPr>
+            <w:tcW w:w="9350" w:type="dxa"/>
+            <w:tcBorders>
+              <w:top w:val="single" w:sz="4" w:space="0" w:color="000000" w:themeColor="text1"/>
+              <w:bottom w:val="single" w:sz="4" w:space="0" w:color="808080"/>
+            </w:tcBorders>
+            <w:shd w:val="clear" w:color="auto" w:fill="auto"/>
+          </w:tcPr>
+          <w:p>
+            <w:pPr>
+              <w:spacing w:after="240"/>
+              <w:rPr>
+                <w:rFonts w:eastAsia="NanumSquare"/>
+              </w:rPr>
+            </w:pPr>
+            <w:r>
+              <w:rPr>
+                <w:rFonts w:eastAsia="NanumSquare" w:hint="eastAsia"/>
+                <w:b/>
+              </w:rPr>
+              <w:t>E</w:t>
+            </w:r>
+            <w:r>
+              <w:rPr>
+                <w:rFonts w:eastAsia="NanumSquare"/>
+                <w:b/>
+              </w:rPr>
+              <w:t xml:space="preserve">nglish, </w:t>
+            </w:r>
+            <w:r>
+              <w:rPr>
+                <w:rFonts w:eastAsia="NanumSquare" w:hint="eastAsia"/>
+                <w:b/>
+              </w:rPr>
+              <w:t>K</w:t>
+            </w:r>
+            <w:r>
+              <w:rPr>
+                <w:rFonts w:eastAsia="NanumSquare"/>
+                <w:b/>
+              </w:rPr>
+              <w:t>orean</w:t>
+            </w:r>
+          </w:p>
+        </w:tc>
+      </w:tr>
+    </w:tbl>
+    <w:p>
+      <w:pPr>
+        <w:rPr>
+          <w:rFonts w:eastAsia="NanumSquare"/>
+        </w:rPr>
+      </w:pPr>
+    </w:p>
+    <w:tbl>
+      <w:tblPr>
+        <w:tblStyle w:val="TableGrid"/>
+        <w:tblW w:w="0" w:type="auto"/>
+        <w:tblBorders>
+          <w:top w:val="none" w:sz="0" w:space="0" w:color="auto"/>
+          <w:left w:val="none" w:sz="0" w:space="0" w:color="auto"/>
+          <w:bottom w:val="none" w:sz="0" w:space="0" w:color="auto"/>
+          <w:right w:val="none" w:sz="0" w:space="0" w:color="auto"/>
+          <w:insideH w:val="none" w:sz="0" w:space="0" w:color="auto"/>
+          <w:insideV w:val="none" w:sz="0" w:space="0" w:color="auto"/>
+        </w:tblBorders>
+        <w:tblLook w:val="04A0" w:firstRow="1" w:lastRow="0" w:firstColumn="1" w:lastColumn="0" w:noHBand="0" w:noVBand="1"/>
+      </w:tblPr>
+      <w:tblGrid>
+        <w:gridCol w:w="1843"/>
+        <w:gridCol w:w="7507"/>
+      </w:tblGrid>
+      <w:tr>
+        <w:tc>
+          <w:tcPr>
+            <w:tcW w:w="1843" w:type="dxa"/>
+            <w:tcBorders>
+              <w:bottom w:val="single" w:sz="4" w:space="0" w:color="000000" w:themeColor="text1"/>
+            </w:tcBorders>
+            <w:shd w:val="clear" w:color="auto" w:fill="auto"/>
+          </w:tcPr>
+          <w:p>
+            <w:pPr>
+              <w:rPr>
+                <w:rFonts w:ascii="NanumSquare Bold" w:eastAsia="NanumSquare Bold" w:hAnsi="NanumSquare Bold"/>
+              </w:rPr>
+            </w:pPr>
+            <w:r>
+              <w:rPr>
+                <w:rFonts w:ascii="NanumSquare Bold" w:eastAsia="NanumSquare Bold" w:hAnsi="NanumSquare Bold" w:hint="eastAsia"/>
+                <w:sz w:val="28"/>
+              </w:rPr>
+              <w:t>S</w:t>
+            </w:r>
+            <w:r>
+              <w:rPr>
+                <w:rFonts w:ascii="NanumSquare Bold" w:eastAsia="NanumSquare Bold" w:hAnsi="NanumSquare Bold"/>
+                <w:sz w:val="28"/>
+              </w:rPr>
+              <w:t>KILLS</w:t>
+            </w:r>
+          </w:p>
+        </w:tc>
+        <w:tc>
+          <w:tcPr>
+            <w:tcW w:w="7507" w:type="dxa"/>
+            <w:tcBorders>
+              <w:bottom w:val="single" w:sz="4" w:space="0" w:color="000000" w:themeColor="text1"/>
+            </w:tcBorders>
+            <w:shd w:val="clear" w:color="auto" w:fill="auto"/>
+          </w:tcPr>
+          <w:p/>
+        </w:tc>
+      </w:tr>
+      <w:tr>
+        <w:tc>
+          <w:tcPr>
+            <w:tcW w:w="1843" w:type="dxa"/>
+            <w:tcBorders>
+              <w:top w:val="single" w:sz="4" w:space="0" w:color="000000" w:themeColor="text1"/>
+              <w:bottom w:val="single" w:sz="4" w:space="0" w:color="D9D9D9"/>
+            </w:tcBorders>
+            <w:shd w:val="clear" w:color="auto" w:fill="auto"/>
+          </w:tcPr>
+          <w:p>
+            <w:pPr>
+              <w:rPr>
+                <w:rFonts w:eastAsia="NanumSquare"/>
+                <w:b/>
+              </w:rPr>
+            </w:pPr>
+            <w:r>
+              <w:rPr>
+                <w:rFonts w:eastAsia="NanumSquare" w:hint="eastAsia"/>
+                <w:b/>
+              </w:rPr>
+              <w:t>A</w:t>
+            </w:r>
+            <w:r>
+              <w:rPr>
+                <w:rFonts w:eastAsia="NanumSquare"/>
+                <w:b/>
+              </w:rPr>
+              <w:t>rtificial Intelligence</w:t>
+            </w:r>
+          </w:p>
+        </w:tc>
+        <w:tc>
+          <w:tcPr>
+            <w:tcW w:w="7507" w:type="dxa"/>
+            <w:tcBorders>
+              <w:top w:val="single" w:sz="4" w:space="0" w:color="000000" w:themeColor="text1"/>
+              <w:bottom w:val="single" w:sz="4" w:space="0" w:color="D9D9D9"/>
+            </w:tcBorders>
+            <w:shd w:val="clear" w:color="auto" w:fill="auto"/>
+          </w:tcPr>
+          <w:p>
+            <w:pPr>
+              <w:rPr>
+                <w:rFonts w:eastAsia="NanumSquare"/>
+              </w:rPr>
+            </w:pPr>
+            <w:r>
+              <w:rPr>
+                <w:rFonts w:eastAsia="NanumSquare"/>
+              </w:rPr>
+              <w:t xml:space="preserve">Supervised/unsupervised machine learning, </w:t>
+            </w:r>
+            <w:r>
+              <w:rPr>
+                <w:rFonts w:eastAsia="NanumSquare"/>
+              </w:rPr>
+              <w:t>Deep neural network design, generative adversarial network design</w:t>
+            </w:r>
+            <w:r>
+              <w:rPr>
+                <w:rFonts w:eastAsia="NanumSquare"/>
+              </w:rPr>
+              <w:t>.</w:t>
+            </w:r>
+          </w:p>
+        </w:tc>
+      </w:tr>
+      <w:tr>
+        <w:tc>
+          <w:tcPr>
+            <w:tcW w:w="1843" w:type="dxa"/>
+            <w:tcBorders>
+              <w:top w:val="single" w:sz="4" w:space="0" w:color="D9D9D9"/>
+              <w:bottom w:val="single" w:sz="4" w:space="0" w:color="D9D9D9"/>
+            </w:tcBorders>
+            <w:shd w:val="clear" w:color="auto" w:fill="auto"/>
+          </w:tcPr>
+          <w:p>
+            <w:pPr>
+              <w:rPr>
+                <w:rFonts w:eastAsia="NanumSquare"/>
+                <w:b/>
+              </w:rPr>
+            </w:pPr>
+            <w:r>
+              <w:rPr>
+                <w:rFonts w:eastAsia="NanumSquare" w:hint="eastAsia"/>
+                <w:b/>
+              </w:rPr>
+              <w:t>P</w:t>
+            </w:r>
+            <w:r>
+              <w:rPr>
+                <w:rFonts w:eastAsia="NanumSquare"/>
+                <w:b/>
+              </w:rPr>
+              <w:t>rogramming</w:t>
+            </w:r>
+          </w:p>
+        </w:tc>
+        <w:tc>
+          <w:tcPr>
+            <w:tcW w:w="7507" w:type="dxa"/>
+            <w:tcBorders>
+              <w:top w:val="single" w:sz="4" w:space="0" w:color="D9D9D9"/>
+              <w:bottom w:val="single" w:sz="4" w:space="0" w:color="D9D9D9"/>
+            </w:tcBorders>
+            <w:shd w:val="clear" w:color="auto" w:fill="auto"/>
+          </w:tcPr>
+          <w:p>
+            <w:pPr>
+              <w:rPr>
+                <w:rFonts w:eastAsia="NanumSquare"/>
+              </w:rPr>
+            </w:pPr>
+            <w:r>
+              <w:rPr>
+                <w:rFonts w:eastAsia="NanumSquare"/>
+              </w:rPr>
+              <w:t>MATLAB,</w:t>
+            </w:r>
+            <w:r>
+              <w:rPr>
+                <w:rFonts w:eastAsia="NanumSquare"/>
+              </w:rPr>
+              <w:t xml:space="preserve"> Python,</w:t>
+            </w:r>
+            <w:r>
+              <w:rPr>
+                <w:rFonts w:eastAsia="NanumSquare"/>
+              </w:rPr>
+              <w:t xml:space="preserve"> C, C++, JAVA</w:t>
+            </w:r>
+            <w:r>
+              <w:rPr>
+                <w:rFonts w:eastAsia="NanumSquare"/>
+              </w:rPr>
+              <w:t>.</w:t>
+            </w:r>
+          </w:p>
+        </w:tc>
+      </w:tr>
+      <w:tr>
+        <w:tc>
+          <w:tcPr>
+            <w:tcW w:w="1843" w:type="dxa"/>
+            <w:tcBorders>
+              <w:top w:val="single" w:sz="4" w:space="0" w:color="D9D9D9"/>
+              <w:bottom w:val="single" w:sz="4" w:space="0" w:color="D9D9D9"/>
+            </w:tcBorders>
+            <w:shd w:val="clear" w:color="auto" w:fill="auto"/>
+          </w:tcPr>
+          <w:p>
+            <w:pPr>
+              <w:rPr>
+                <w:rFonts w:eastAsia="NanumSquare"/>
+                <w:b/>
+              </w:rPr>
+            </w:pPr>
+            <w:r>
+              <w:rPr>
+                <w:rFonts w:eastAsia="NanumSquare" w:hint="eastAsia"/>
+                <w:b/>
+              </w:rPr>
+              <w:t>D</w:t>
+            </w:r>
+            <w:r>
+              <w:rPr>
+                <w:rFonts w:eastAsia="NanumSquare"/>
+                <w:b/>
+              </w:rPr>
+              <w:t>ata science</w:t>
+            </w:r>
+          </w:p>
+        </w:tc>
+        <w:tc>
+          <w:tcPr>
+            <w:tcW w:w="7507" w:type="dxa"/>
+            <w:tcBorders>
+              <w:top w:val="single" w:sz="4" w:space="0" w:color="D9D9D9"/>
+              <w:bottom w:val="single" w:sz="4" w:space="0" w:color="D9D9D9"/>
+            </w:tcBorders>
+            <w:shd w:val="clear" w:color="auto" w:fill="auto"/>
+          </w:tcPr>
+          <w:p>
+            <w:pPr>
+              <w:rPr>
+                <w:rFonts w:eastAsia="NanumSquare"/>
+              </w:rPr>
+            </w:pPr>
+            <w:r>
+              <w:rPr>
+                <w:rFonts w:eastAsia="NanumSquare"/>
+              </w:rPr>
+              <w:t xml:space="preserve">Big data analysis, Optimization </w:t>
+            </w:r>
+            <w:r>
+              <w:rPr>
+                <w:rFonts w:eastAsia="NanumSquare"/>
+              </w:rPr>
+              <w:t>based data processing.</w:t>
+            </w:r>
+          </w:p>
+        </w:tc>
+      </w:tr>
+      <w:tr>
+        <w:tc>
+          <w:tcPr>
+            <w:tcW w:w="1843" w:type="dxa"/>
+            <w:tcBorders>
+              <w:top w:val="single" w:sz="4" w:space="0" w:color="D9D9D9"/>
+              <w:bottom w:val="single" w:sz="4" w:space="0" w:color="D9D9D9"/>
+            </w:tcBorders>
+            <w:shd w:val="clear" w:color="auto" w:fill="auto"/>
+          </w:tcPr>
+          <w:p>
+            <w:pPr>
+              <w:rPr>
+                <w:rFonts w:eastAsia="NanumSquare"/>
+                <w:b/>
+              </w:rPr>
+            </w:pPr>
+            <w:r>
+              <w:rPr>
+                <w:rFonts w:eastAsia="NanumSquare"/>
+                <w:b/>
+              </w:rPr>
+              <w:t>Electrical system architecture</w:t>
+            </w:r>
+          </w:p>
+        </w:tc>
+        <w:tc>
+          <w:tcPr>
+            <w:tcW w:w="7507" w:type="dxa"/>
+            <w:tcBorders>
+              <w:top w:val="single" w:sz="4" w:space="0" w:color="D9D9D9"/>
+              <w:bottom w:val="single" w:sz="4" w:space="0" w:color="D9D9D9"/>
+            </w:tcBorders>
+            <w:shd w:val="clear" w:color="auto" w:fill="auto"/>
+          </w:tcPr>
+          <w:p>
+            <w:pPr>
+              <w:rPr>
+                <w:rFonts w:eastAsia="NanumSquare"/>
+              </w:rPr>
+            </w:pPr>
+            <w:r>
+              <w:rPr>
+                <w:rFonts w:eastAsia="NanumSquare"/>
+              </w:rPr>
+              <w:t>NI LabWindows/CVI, NI LabView</w:t>
+            </w:r>
+            <w:r>
+              <w:rPr>
+                <w:rFonts w:eastAsia="NanumSquare"/>
+              </w:rPr>
+              <w:t>.</w:t>
+            </w:r>
+          </w:p>
+        </w:tc>
+      </w:tr>
+      <w:tr>
+        <w:tc>
+          <w:tcPr>
+            <w:tcW w:w="1843" w:type="dxa"/>
+            <w:tcBorders>
+              <w:top w:val="single" w:sz="4" w:space="0" w:color="D9D9D9"/>
+              <w:bottom w:val="single" w:sz="4" w:space="0" w:color="D9D9D9"/>
+            </w:tcBorders>
+            <w:shd w:val="clear" w:color="auto" w:fill="auto"/>
+          </w:tcPr>
+          <w:p>
+            <w:pPr>
+              <w:rPr>
+                <w:rFonts w:eastAsia="NanumSquare"/>
+                <w:b/>
+              </w:rPr>
+            </w:pPr>
+            <w:r>
+              <w:rPr>
+                <w:rFonts w:eastAsia="NanumSquare" w:hint="eastAsia"/>
+                <w:b/>
+              </w:rPr>
+              <w:t>O</w:t>
+            </w:r>
+            <w:r>
+              <w:rPr>
+                <w:rFonts w:eastAsia="NanumSquare"/>
+                <w:b/>
+              </w:rPr>
+              <w:t xml:space="preserve">ptical system architecture </w:t>
+            </w:r>
+          </w:p>
+        </w:tc>
+        <w:tc>
+          <w:tcPr>
+            <w:tcW w:w="7507" w:type="dxa"/>
+            <w:tcBorders>
+              <w:top w:val="single" w:sz="4" w:space="0" w:color="D9D9D9"/>
+              <w:bottom w:val="single" w:sz="4" w:space="0" w:color="D9D9D9"/>
+            </w:tcBorders>
+            <w:shd w:val="clear" w:color="auto" w:fill="auto"/>
+          </w:tcPr>
+          <w:p>
+            <w:pPr>
+              <w:rPr>
+                <w:rFonts w:eastAsia="NanumSquare"/>
+              </w:rPr>
+            </w:pPr>
+            <w:r>
+              <w:rPr>
+                <w:rFonts w:eastAsia="NanumSquare"/>
+              </w:rPr>
+              <w:t>Zemax</w:t>
+            </w:r>
+            <w:r>
+              <w:rPr>
+                <w:rFonts w:eastAsia="NanumSquare"/>
+              </w:rPr>
+              <w:t xml:space="preserve"> based optical system design</w:t>
+            </w:r>
+            <w:r>
+              <w:rPr>
+                <w:rFonts w:eastAsia="NanumSquare"/>
+              </w:rPr>
+              <w:t xml:space="preserve">, </w:t>
+            </w:r>
+            <w:r>
+              <w:rPr>
+                <w:rFonts w:eastAsia="NanumSquare" w:hint="eastAsia"/>
+              </w:rPr>
+              <w:t>M</w:t>
+            </w:r>
+            <w:r>
+              <w:rPr>
+                <w:rFonts w:eastAsia="NanumSquare"/>
+              </w:rPr>
+              <w:t>ultimodal optical system configuration.</w:t>
+            </w:r>
+          </w:p>
+        </w:tc>
+      </w:tr>
+      <w:tr>
+        <w:trPr>
+          <w:trHeight w:val="1673"/>
+        </w:trPr>
+        <w:tc>
+          <w:tcPr>
+            <w:tcW w:w="1843" w:type="dxa"/>
+            <w:tcBorders>
+              <w:top w:val="single" w:sz="4" w:space="0" w:color="D9D9D9"/>
+              <w:bottom w:val="single" w:sz="4" w:space="0" w:color="808080"/>
+            </w:tcBorders>
+            <w:shd w:val="clear" w:color="auto" w:fill="auto"/>
+          </w:tcPr>
+          <w:p>
+            <w:pPr>
+              <w:rPr>
+                <w:rFonts w:eastAsia="NanumSquare"/>
+                <w:b/>
+              </w:rPr>
+            </w:pPr>
+            <w:r>
+              <w:rPr>
+                <w:rFonts w:eastAsia="NanumSquare" w:hint="eastAsia"/>
+                <w:b/>
+              </w:rPr>
+              <w:t>M</w:t>
+            </w:r>
+            <w:r>
+              <w:rPr>
+                <w:rFonts w:eastAsia="NanumSquare"/>
+                <w:b/>
+              </w:rPr>
+              <w:t>icroscope</w:t>
+            </w:r>
+          </w:p>
+        </w:tc>
+        <w:tc>
+          <w:tcPr>
+            <w:tcW w:w="7507" w:type="dxa"/>
+            <w:tcBorders>
+              <w:top w:val="single" w:sz="4" w:space="0" w:color="D9D9D9"/>
+              <w:bottom w:val="single" w:sz="4" w:space="0" w:color="808080"/>
+            </w:tcBorders>
+            <w:shd w:val="clear" w:color="auto" w:fill="auto"/>
+          </w:tcPr>
+          <w:p>
+            <w:pPr>
+              <w:rPr>
+                <w:rFonts w:eastAsia="NanumSquare"/>
+              </w:rPr>
+            </w:pPr>
+            <w:r>
+              <w:rPr>
+                <w:rFonts w:eastAsia="NanumSquare"/>
+              </w:rPr>
+              <w:t>E</w:t>
+            </w:r>
+            <w:r>
+              <w:rPr>
+                <w:rFonts w:eastAsia="NanumSquare"/>
+              </w:rPr>
+              <w:t>pifluorescence</w:t>
+            </w:r>
+            <w:r>
+              <w:rPr>
+                <w:rFonts w:eastAsia="NanumSquare"/>
+              </w:rPr>
+              <w:t>, TIRF microscopy, Confocal microscopy</w:t>
+            </w:r>
+          </w:p>
+          <w:p>
+            <w:pPr>
+              <w:rPr>
+                <w:rFonts w:eastAsia="NanumSquare"/>
+              </w:rPr>
+            </w:pPr>
+            <w:r>
+              <w:rPr>
+                <w:rFonts w:eastAsia="NanumSquare" w:hint="eastAsia"/>
+              </w:rPr>
+              <w:t>Super</w:t>
+            </w:r>
+            <w:r>
+              <w:rPr>
+                <w:rFonts w:eastAsia="NanumSquare"/>
+              </w:rPr>
+              <w:t>-</w:t>
+            </w:r>
+            <w:r>
+              <w:rPr>
+                <w:rFonts w:eastAsia="NanumSquare" w:hint="eastAsia"/>
+              </w:rPr>
+              <w:t xml:space="preserve">resolution </w:t>
+            </w:r>
+            <w:r>
+              <w:rPr>
+                <w:rFonts w:eastAsia="NanumSquare"/>
+              </w:rPr>
+              <w:t>microscopy</w:t>
+            </w:r>
+          </w:p>
+          <w:p>
+            <w:pPr>
+              <w:rPr>
+                <w:rFonts w:eastAsia="NanumSquare"/>
+              </w:rPr>
+            </w:pPr>
+            <w:r>
+              <w:rPr>
+                <w:rFonts w:eastAsia="NanumSquare"/>
+              </w:rPr>
+              <w:t xml:space="preserve">Single molecule </w:t>
+            </w:r>
+            <w:r>
+              <w:rPr>
+                <w:rFonts w:eastAsia="NanumSquare"/>
+              </w:rPr>
+              <w:t>microscopy</w:t>
+            </w:r>
+          </w:p>
+          <w:p>
+            <w:pPr>
+              <w:rPr>
+                <w:rFonts w:eastAsia="NanumSquare"/>
+              </w:rPr>
+            </w:pPr>
+            <w:r>
+              <w:rPr>
+                <w:rFonts w:eastAsia="NanumSquare"/>
+              </w:rPr>
+              <w:t>Transmitted/s</w:t>
+            </w:r>
+            <w:r>
+              <w:rPr>
+                <w:rFonts w:eastAsia="NanumSquare"/>
+              </w:rPr>
+              <w:t>canning electron microscopy</w:t>
+            </w:r>
+          </w:p>
+        </w:tc>
+      </w:tr>
+    </w:tbl>
+    <w:p>
+      <w:pPr>
+        <w:rPr>
+          <w:rFonts w:eastAsia="NanumSquare"/>
+        </w:rPr>
+      </w:pPr>
+    </w:p>
+    <w:tbl>
+      <w:tblPr>
+        <w:tblStyle w:val="TableGrid"/>
+        <w:tblW w:w="0" w:type="auto"/>
+        <w:tblBorders>
+          <w:top w:val="none" w:sz="0" w:space="0" w:color="auto"/>
+          <w:left w:val="none" w:sz="0" w:space="0" w:color="auto"/>
+          <w:bottom w:val="none" w:sz="0" w:space="0" w:color="auto"/>
+          <w:right w:val="none" w:sz="0" w:space="0" w:color="auto"/>
+          <w:insideH w:val="none" w:sz="0" w:space="0" w:color="auto"/>
+          <w:insideV w:val="none" w:sz="0" w:space="0" w:color="auto"/>
+        </w:tblBorders>
+        <w:tblLook w:val="04A0" w:firstRow="1" w:lastRow="0" w:firstColumn="1" w:lastColumn="0" w:noHBand="0" w:noVBand="1"/>
+      </w:tblPr>
+      <w:tblGrid>
+        <w:gridCol w:w="9350"/>
+      </w:tblGrid>
+      <w:tr>
+        <w:tc>
+          <w:tcPr>
+            <w:tcW w:w="9350" w:type="dxa"/>
+            <w:tcBorders>
+              <w:bottom w:val="single" w:sz="4" w:space="0" w:color="000000" w:themeColor="text1"/>
+            </w:tcBorders>
+            <w:shd w:val="clear" w:color="auto" w:fill="auto"/>
+          </w:tcPr>
+          <w:p>
+            <w:r>
+              <w:rPr>
+                <w:rFonts w:ascii="NanumSquare Bold" w:eastAsia="NanumSquare Bold" w:hAnsi="NanumSquare Bold" w:hint="eastAsia"/>
+                <w:sz w:val="28"/>
+              </w:rPr>
+              <w:lastRenderedPageBreak/>
+              <w:t>L</w:t>
+            </w:r>
+            <w:r>
+              <w:rPr>
+                <w:rFonts w:ascii="NanumSquare Bold" w:eastAsia="NanumSquare Bold" w:hAnsi="NanumSquare Bold"/>
+                <w:sz w:val="28"/>
+              </w:rPr>
               <w:t>ECTURES</w:t>
             </w:r>
           </w:p>
@@ -4563,6 +6434,60 @@
               <w:spacing w:after="160"/>
               <w:rPr>
                 <w:rFonts w:eastAsia="NanumSquare"/>
+                <w:b/>
+              </w:rPr>
+            </w:pPr>
+            <w:r>
+              <w:rPr>
+                <w:rFonts w:eastAsia="NanumSquare"/>
+                <w:b/>
+              </w:rPr>
+              <w:t xml:space="preserve">Kim, D., </w:t>
+            </w:r>
+            <w:r>
+              <w:rPr>
+                <w:rFonts w:eastAsia="NanumSquare"/>
+              </w:rPr>
+              <w:t xml:space="preserve">Min, Y., Oh, J.M. et al. </w:t>
+            </w:r>
+            <w:r>
+              <w:rPr>
+                <w:rFonts w:eastAsia="NanumSquare"/>
+                <w:b/>
+              </w:rPr>
+              <w:t>AI-powered transmitted light microscopy for functional analysis of live cells.</w:t>
+            </w:r>
+            <w:r>
+              <w:rPr>
+                <w:rFonts w:eastAsia="NanumSquare"/>
+              </w:rPr>
+              <w:t xml:space="preserve"> Sci Rep 9, 18428</w:t>
+            </w:r>
+            <w:r>
+              <w:rPr>
+                <w:rFonts w:eastAsia="NanumSquare"/>
+              </w:rPr>
+              <w:t xml:space="preserve">, </w:t>
+            </w:r>
+            <w:r>
+              <w:rPr>
+                <w:rFonts w:eastAsia="NanumSquare"/>
+              </w:rPr>
+              <w:t>2019</w:t>
+            </w:r>
+            <w:r>
+              <w:rPr>
+                <w:rFonts w:eastAsia="NanumSquare"/>
+                <w:b/>
+              </w:rPr>
+              <w:t xml:space="preserve"> </w:t>
+            </w:r>
+          </w:p>
+          <w:p>
+            <w:pPr>
+              <w:spacing w:after="160"/>
+              <w:rPr>
+                <w:rFonts w:eastAsia="NanumSquare"/>
               </w:rPr>
             </w:pPr>
             <w:r>
@@ -4577,7 +6502,81 @@
                 <w:rFonts w:eastAsia="NanumSquare"/>
                 <w:b/>
               </w:rPr>
-              <w:t>im. D.</w:t>
+              <w:t>im. D.,</w:t>
+            </w:r>
+            <w:r>
+              <w:rPr>
+                <w:rFonts w:eastAsia="NanumSquare"/>
+              </w:rPr>
+              <w:t xml:space="preserve"> Woo H., Lee </w:t>
+            </w:r>
+            <w:proofErr w:type="gramStart"/>
+            <w:r>
+              <w:rPr>
+                <w:rFonts w:eastAsia="NanumSquare"/>
+              </w:rPr>
+              <w:t>C,.</w:t>
+            </w:r>
+            <w:proofErr w:type="gramEnd"/>
+            <w:r>
+              <w:rPr>
+                <w:rFonts w:eastAsia="NanumSquare"/>
+              </w:rPr>
+              <w:t xml:space="preserve"> Min Y., Cho Y. </w:t>
+            </w:r>
+            <w:r>
+              <w:rPr>
+                <w:rFonts w:eastAsia="NanumSquare"/>
+                <w:b/>
+              </w:rPr>
+              <w:t xml:space="preserve">Unveiling tumor specific extracellular vesicles by size fractionation and single vesicle analysis. </w:t>
+            </w:r>
+            <w:r>
+              <w:rPr>
+                <w:rFonts w:eastAsia="NanumSquare"/>
+              </w:rPr>
+              <w:t>Analytical chemistry</w:t>
+            </w:r>
+            <w:r>
+              <w:rPr>
+                <w:rFonts w:eastAsia="NanumSquare"/>
+                <w:b/>
+              </w:rPr>
+              <w:t xml:space="preserve"> </w:t>
+            </w:r>
+            <w:r>
+              <w:rPr>
+                <w:rFonts w:eastAsia="NanumSquare"/>
+              </w:rPr>
+              <w:t>2019 (under review).</w:t>
+            </w:r>
+          </w:p>
+          <w:p>
+            <w:pPr>
+              <w:spacing w:after="160"/>
+              <w:rPr>
+                <w:rFonts w:eastAsia="NanumSquare"/>
+              </w:rPr>
+            </w:pPr>
+            <w:r>
+              <w:rPr>
+                <w:rFonts w:eastAsia="NanumSquare" w:hint="eastAsia"/>
+                <w:b/>
+              </w:rPr>
+              <w:t>K</w:t>
+            </w:r>
+            <w:r>
+              <w:rPr>
+                <w:rFonts w:eastAsia="NanumSquare"/>
+                <w:b/>
+              </w:rPr>
+              <w:t xml:space="preserve">im. D. </w:t>
+            </w:r>
+            <w:r>
+              <w:rPr>
+                <w:rFonts w:eastAsia="NanumSquare"/>
+              </w:rPr>
+              <w:t>Michael I</w:t>
             </w:r>
             <w:r>
               <w:rPr>
@@ -4590,62 +6589,146 @@
               <w:rPr>
                 <w:rFonts w:eastAsia="NanumSquare"/>
               </w:rPr>
+              <w:t xml:space="preserve"> Oleksandra G., Kuimar S., Clara, J., Ki D., Cho Y. </w:t>
+            </w:r>
+            <w:r>
+              <w:rPr>
+                <w:rFonts w:eastAsia="NanumSquare"/>
+                <w:b/>
+              </w:rPr>
+              <w:t xml:space="preserve">Dx-Fidget Spinner: A Pocket-Sized Low-Cost Hand-Powered Medical Diagnostic Tool. </w:t>
+            </w:r>
+            <w:r>
+              <w:rPr>
+                <w:rFonts w:eastAsia="NanumSquare"/>
+              </w:rPr>
+              <w:t>Nature Biomedical Engineering</w:t>
+            </w:r>
+            <w:r>
+              <w:rPr>
+                <w:rFonts w:eastAsia="NanumSquare"/>
+              </w:rPr>
+              <w:t>,</w:t>
+            </w:r>
+            <w:r>
+              <w:rPr>
+                <w:rFonts w:eastAsia="NanumSquare"/>
+              </w:rPr>
+              <w:t xml:space="preserve"> 2019.</w:t>
+            </w:r>
+          </w:p>
+          <w:p>
+            <w:pPr>
+              <w:spacing w:after="160"/>
+              <w:rPr>
+                <w:rFonts w:eastAsia="NanumSquare"/>
+                <w:b/>
+              </w:rPr>
+            </w:pPr>
+            <w:r>
+              <w:rPr>
+                <w:rFonts w:eastAsia="NanumSquare"/>
+              </w:rPr>
+              <w:t xml:space="preserve">Sunkara, </w:t>
+            </w:r>
+            <w:r>
+              <w:rPr>
+                <w:rFonts w:eastAsia="NanumSquare" w:hint="eastAsia"/>
+              </w:rPr>
+              <w:t>V</w:t>
+            </w:r>
+            <w:r>
+              <w:rPr>
+                <w:rFonts w:eastAsia="NanumSquare"/>
+              </w:rPr>
+              <w:t xml:space="preserve">., Kim C., Park J., Woo H., </w:t>
+            </w:r>
+            <w:r>
+              <w:rPr>
+                <w:rFonts w:eastAsia="NanumSquare"/>
+                <w:b/>
+              </w:rPr>
+              <w:t>Kim D.</w:t>
+            </w:r>
+            <w:r>
+              <w:rPr>
+                <w:rFonts w:eastAsia="NanumSquare"/>
+              </w:rPr>
+              <w:t xml:space="preserve">, Ha H., Kim M., Son Y., Kim J., Cho Y., </w:t>
+            </w:r>
+            <w:r>
+              <w:rPr>
+                <w:rFonts w:eastAsia="NanumSquare"/>
+                <w:b/>
+              </w:rPr>
+              <w:t>Fully automated, label-free isolation of extracellular vesicles from whole blood for cancer diagnosis and monitoring.</w:t>
+            </w:r>
+            <w:r>
+              <w:rPr>
+                <w:rFonts w:eastAsia="NanumSquare"/>
+              </w:rPr>
+              <w:t xml:space="preserve"> Theranostics, 2019.</w:t>
+            </w:r>
+            <w:bookmarkStart w:id="0" w:name="_GoBack"/>
+            <w:bookmarkEnd w:id="0"/>
+          </w:p>
+          <w:p>
+            <w:pPr>
+              <w:spacing w:after="120"/>
+              <w:rPr>
+                <w:rFonts w:eastAsia="NanumSquare"/>
+              </w:rPr>
+            </w:pPr>
+            <w:r>
+              <w:rPr>
+                <w:rFonts w:eastAsia="NanumSquare"/>
+              </w:rPr>
+              <w:t>Michael</w:t>
+            </w:r>
+            <w:r>
+              <w:rPr>
+                <w:rFonts w:eastAsia="NanumSquare"/>
+              </w:rPr>
+              <w:t xml:space="preserve"> I.</w:t>
+            </w:r>
+            <w:r>
+              <w:rPr>
+                <w:rFonts w:eastAsia="NanumSquare"/>
+              </w:rPr>
+              <w:t>, Kumar</w:t>
+            </w:r>
+            <w:r>
+              <w:rPr>
+                <w:rFonts w:eastAsia="NanumSquare"/>
+              </w:rPr>
+              <w:t xml:space="preserve"> S.</w:t>
+            </w:r>
+            <w:r>
+              <w:rPr>
+                <w:rFonts w:eastAsia="NanumSquare"/>
+              </w:rPr>
+              <w:t>, Oh</w:t>
+            </w:r>
+            <w:r>
+              <w:rPr>
+                <w:rFonts w:eastAsia="NanumSquare"/>
+              </w:rPr>
               <w:t xml:space="preserve"> </w:t>
             </w:r>
-            <w:r>
-              <w:rPr>
-                <w:rFonts w:eastAsia="NanumSquare"/>
-              </w:rPr>
-              <w:t xml:space="preserve">Min Y., </w:t>
-            </w:r>
-            <w:r>
-              <w:rPr>
-                <w:rFonts w:eastAsia="NanumSquare"/>
-              </w:rPr>
-              <w:t xml:space="preserve">Cho Y. </w:t>
-            </w:r>
-            <w:r>
-              <w:rPr>
-                <w:rFonts w:eastAsia="NanumSquare"/>
-                <w:b/>
-              </w:rPr>
-              <w:t xml:space="preserve">AI-powered transmitted light microscopy for functional analysis of live cells. </w:t>
-            </w:r>
-            <w:r>
-              <w:rPr>
-                <w:rFonts w:eastAsia="NanumSquare"/>
-              </w:rPr>
-              <w:t>Scientific report 2019 (under review).</w:t>
-            </w:r>
-          </w:p>
-          <w:p>
-            <w:pPr>
-              <w:spacing w:after="160"/>
-              <w:rPr>
-                <w:rFonts w:eastAsia="NanumSquare"/>
-              </w:rPr>
-            </w:pPr>
-            <w:r>
-              <w:rPr>
-                <w:rFonts w:eastAsia="NanumSquare" w:hint="eastAsia"/>
-                <w:b/>
-              </w:rPr>
-              <w:t>K</w:t>
-            </w:r>
-            <w:r>
-              <w:rPr>
-                <w:rFonts w:eastAsia="NanumSquare"/>
-                <w:b/>
-              </w:rPr>
-              <w:t>im. D.</w:t>
-            </w:r>
-            <w:r>
-              <w:rPr>
-                <w:rFonts w:eastAsia="NanumSquare"/>
-                <w:b/>
+            <w:proofErr w:type="gramStart"/>
+            <w:r>
+              <w:rPr>
+                <w:rFonts w:eastAsia="NanumSquare"/>
+              </w:rPr>
+              <w:t>J,</w:t>
+            </w:r>
+            <w:r>
+              <w:rPr>
+                <w:rFonts w:eastAsia="NanumSquare"/>
               </w:rPr>
               <w:t>,</w:t>
             </w:r>
+            <w:proofErr w:type="gramEnd"/>
             <w:r>
               <w:rPr>
                 <w:rFonts w:eastAsia="NanumSquare"/>
@@ -4655,21 +6738,308 @@
             <w:r>
               <w:rPr>
                 <w:rFonts w:eastAsia="NanumSquare"/>
-              </w:rPr>
-              <w:t xml:space="preserve">Woo H., </w:t>
-            </w:r>
-            <w:r>
-              <w:rPr>
-                <w:rFonts w:eastAsia="NanumSquare"/>
-              </w:rPr>
-              <w:t xml:space="preserve">Lee </w:t>
+                <w:b/>
+              </w:rPr>
+              <w:t>Kim D</w:t>
+            </w:r>
+            <w:r>
+              <w:rPr>
+                <w:rFonts w:eastAsia="NanumSquare"/>
+              </w:rPr>
+              <w:t>, Kim</w:t>
+            </w:r>
+            <w:r>
+              <w:rPr>
+                <w:rFonts w:eastAsia="NanumSquare"/>
+              </w:rPr>
+              <w:t xml:space="preserve"> J.</w:t>
+            </w:r>
+            <w:r>
+              <w:rPr>
+                <w:rFonts w:eastAsia="NanumSquare"/>
+              </w:rPr>
+              <w:t>, Cho</w:t>
+            </w:r>
+            <w:r>
+              <w:rPr>
+                <w:rFonts w:eastAsia="NanumSquare"/>
+              </w:rPr>
+              <w:t xml:space="preserve"> Y.</w:t>
+            </w:r>
+            <w:r>
+              <w:rPr>
+                <w:rFonts w:eastAsia="NanumSquare"/>
+                <w:b/>
+              </w:rPr>
+              <w:t xml:space="preserve"> Surface Engineered Paper Hanging Drop Chip for 3D Spheroid Culture and Analysis.</w:t>
+            </w:r>
+            <w:r>
+              <w:rPr>
+                <w:rFonts w:eastAsia="NanumSquare"/>
+              </w:rPr>
+              <w:t xml:space="preserve"> ACS applied materials &amp; interfaces, 2018.</w:t>
+            </w:r>
+          </w:p>
+          <w:p>
+            <w:pPr>
+              <w:spacing w:after="120"/>
+              <w:rPr>
+                <w:rFonts w:eastAsia="NanumSquare"/>
+              </w:rPr>
+            </w:pPr>
+            <w:r>
+              <w:rPr>
+                <w:rFonts w:eastAsia="NanumSquare"/>
+              </w:rPr>
+              <w:t xml:space="preserve">Li, R., Chiguru, S., Li, L., </w:t>
+            </w:r>
+            <w:r>
+              <w:rPr>
+                <w:rFonts w:eastAsia="NanumSquare"/>
+                <w:b/>
+              </w:rPr>
+              <w:t>Kim, D.</w:t>
+            </w:r>
+            <w:r>
+              <w:rPr>
+                <w:rFonts w:eastAsia="NanumSquare"/>
+              </w:rPr>
+              <w:t xml:space="preserve">, Velmurugan, R., Kim, D., Tian, H., Schroit, A., Mason, R., Ober, R. J. and Ward, E. S. </w:t>
+            </w:r>
+            <w:r>
+              <w:rPr>
+                <w:rFonts w:eastAsia="NanumSquare"/>
+                <w:b/>
+              </w:rPr>
+              <w:t>Targeting phosphatidylserine with calcium-dependent protein-drug conjugates for the treatment of cancer.</w:t>
+            </w:r>
+            <w:r>
+              <w:rPr>
+                <w:rFonts w:eastAsia="NanumSquare"/>
+              </w:rPr>
+              <w:t xml:space="preserve"> Molecular Cancer Therapeutics, 2018.</w:t>
+            </w:r>
+          </w:p>
+          <w:p>
+            <w:pPr>
+              <w:spacing w:after="120"/>
+              <w:rPr>
+                <w:rFonts w:eastAsia="NanumSquare"/>
+              </w:rPr>
+            </w:pPr>
+            <w:r>
+              <w:rPr>
+                <w:rFonts w:eastAsia="NanumSquare"/>
+              </w:rPr>
+              <w:t xml:space="preserve">Devanaboyina, S. C., Khare, P., Challa, </w:t>
+            </w:r>
+            <w:r>
+              <w:rPr>
+                <w:rFonts w:eastAsia="NanumSquare"/>
+                <w:b/>
+              </w:rPr>
+              <w:t>Kim, D.,</w:t>
+            </w:r>
+            <w:r>
+              <w:rPr>
+                <w:rFonts w:eastAsia="NanumSquare"/>
+              </w:rPr>
+              <w:t xml:space="preserve"> Ober, R. J., and Ward, E. S. </w:t>
+            </w:r>
+            <w:r>
+              <w:rPr>
+                <w:rFonts w:eastAsia="NanumSquare"/>
+                <w:b/>
+              </w:rPr>
+              <w:t xml:space="preserve">Engineered clearing agents for the selective depletion of antigen-specific antibodies. </w:t>
+            </w:r>
+            <w:r>
+              <w:rPr>
+                <w:rFonts w:eastAsia="NanumSquare"/>
+              </w:rPr>
+              <w:t>Nature Communications, 2017.</w:t>
+            </w:r>
+          </w:p>
+          <w:p>
+            <w:pPr>
+              <w:spacing w:after="120"/>
+              <w:rPr>
+                <w:rFonts w:eastAsia="NanumSquare"/>
+              </w:rPr>
+            </w:pPr>
+            <w:r>
+              <w:rPr>
+                <w:rFonts w:eastAsia="NanumSquare"/>
+                <w:b/>
+              </w:rPr>
+              <w:t>Kim, D.,</w:t>
+            </w:r>
+            <w:r>
+              <w:rPr>
+                <w:rFonts w:eastAsia="NanumSquare"/>
+              </w:rPr>
+              <w:t xml:space="preserve"> Chao, J., Velmurugan, R., You, S., Ward, E. S., and Ober, R. J. </w:t>
+            </w:r>
+            <w:r>
+              <w:rPr>
+                <w:rFonts w:eastAsia="NanumSquare"/>
+                <w:b/>
+              </w:rPr>
+              <w:t>Remote focusing multifocal plane microscopy for the imaging of 3D single molecule dynamics with cellular context.</w:t>
+            </w:r>
+            <w:r>
+              <w:rPr>
+                <w:rFonts w:eastAsia="NanumSquare"/>
+              </w:rPr>
+              <w:t xml:space="preserve"> Proceedings of the SPIE, Three-Dimensional and Multidimensional Microscopy: Image Acquisition and Processing XXIV, 10070: </w:t>
+            </w:r>
+            <w:r>
+              <w:rPr>
+                <w:rFonts w:eastAsia="NanumSquare"/>
+              </w:rPr>
+              <w:t>2017.</w:t>
+            </w:r>
+          </w:p>
+          <w:p>
+            <w:pPr>
+              <w:spacing w:after="120"/>
+              <w:rPr>
+                <w:rFonts w:eastAsia="NanumSquare"/>
+              </w:rPr>
+            </w:pPr>
+            <w:r>
+              <w:rPr>
+                <w:rFonts w:eastAsia="NanumSquare"/>
+              </w:rPr>
+              <w:t xml:space="preserve">Vahid, M. R., Chao, J., </w:t>
+            </w:r>
+            <w:r>
+              <w:rPr>
+                <w:rFonts w:eastAsia="NanumSquare"/>
+                <w:b/>
+              </w:rPr>
+              <w:t>Kim, D.,</w:t>
+            </w:r>
+            <w:r>
+              <w:rPr>
+                <w:rFonts w:eastAsia="NanumSquare"/>
+              </w:rPr>
+              <w:t xml:space="preserve"> Ward, E. S., and Ober, R. J. </w:t>
+            </w:r>
+            <w:r>
+              <w:rPr>
+                <w:rFonts w:eastAsia="NanumSquare"/>
+                <w:b/>
+              </w:rPr>
+              <w:t xml:space="preserve">State space approach to single molecule localization in fluorescence microscopy. </w:t>
+            </w:r>
+            <w:r>
+              <w:rPr>
+                <w:rFonts w:eastAsia="NanumSquare"/>
+              </w:rPr>
+              <w:t xml:space="preserve">Biomedical Optics Express, </w:t>
+            </w:r>
+            <w:r>
+              <w:rPr>
+                <w:rFonts w:eastAsia="NanumSquare"/>
+              </w:rPr>
+              <w:t>2017</w:t>
+            </w:r>
+          </w:p>
+          <w:p>
+            <w:pPr>
+              <w:spacing w:after="120"/>
+              <w:rPr>
+                <w:rFonts w:eastAsia="NanumSquare"/>
+              </w:rPr>
+            </w:pPr>
+            <w:r>
+              <w:rPr>
+                <w:rFonts w:eastAsia="NanumSquare"/>
+              </w:rPr>
+              <w:lastRenderedPageBreak/>
+              <w:t xml:space="preserve">Poovasery J.S., Kang J.C., </w:t>
+            </w:r>
+            <w:r>
+              <w:rPr>
+                <w:rFonts w:eastAsia="NanumSquare"/>
+                <w:b/>
+              </w:rPr>
+              <w:t>Kim D</w:t>
+            </w:r>
+            <w:r>
+              <w:rPr>
+                <w:rFonts w:eastAsia="NanumSquare"/>
+              </w:rPr>
+              <w:t xml:space="preserve">, Ober R.J, Ward E.S. </w:t>
+            </w:r>
+            <w:r>
+              <w:rPr>
+                <w:rFonts w:eastAsia="NanumSquare"/>
+                <w:b/>
+              </w:rPr>
+              <w:t>Antibody targeting of HER2/HER3 signaling overcomes heregulin-induced resistance to PI3K inhibition in prostate cancer.</w:t>
+            </w:r>
+            <w:r>
+              <w:rPr>
+                <w:rFonts w:eastAsia="NanumSquare"/>
+              </w:rPr>
+              <w:t xml:space="preserve"> International Journal of Cancer 2017</w:t>
+            </w:r>
+          </w:p>
+          <w:p>
+            <w:pPr>
+              <w:spacing w:after="120"/>
+              <w:rPr>
+                <w:rFonts w:eastAsia="NanumSquare"/>
+              </w:rPr>
+            </w:pPr>
+            <w:r>
+              <w:rPr>
+                <w:rFonts w:eastAsia="NanumSquare"/>
+                <w:b/>
+              </w:rPr>
+              <w:t>Kim D</w:t>
+            </w:r>
+            <w:r>
+              <w:rPr>
+                <w:rFonts w:eastAsia="NanumSquare"/>
+              </w:rPr>
+              <w:t>, You S, Ward E.S., Ober R.J,</w:t>
+            </w:r>
+            <w:r>
+              <w:rPr>
+                <w:rFonts w:eastAsia="NanumSquare"/>
+                <w:b/>
+              </w:rPr>
+              <w:t xml:space="preserve"> Imaging of three-dimensional single molecule dynamics with cellular context: Antibody trafficking and interaction with cell membrane and sorting endosomes.</w:t>
+            </w:r>
+            <w:r>
+              <w:rPr>
+                <w:rFonts w:eastAsia="NanumSquare"/>
+              </w:rPr>
+              <w:t xml:space="preserve"> ASCB, San Fransisco, CA. 2016.</w:t>
+            </w:r>
+          </w:p>
+          <w:p>
+            <w:pPr>
+              <w:spacing w:after="120"/>
+              <w:rPr>
+                <w:rFonts w:eastAsia="NanumSquare"/>
+              </w:rPr>
+            </w:pPr>
+            <w:r>
+              <w:rPr>
+                <w:rFonts w:eastAsia="NanumSquare"/>
+              </w:rPr>
+              <w:t xml:space="preserve">Cohen E. A. </w:t>
             </w:r>
             <w:proofErr w:type="gramStart"/>
             <w:r>
               <w:rPr>
                 <w:rFonts w:eastAsia="NanumSquare"/>
               </w:rPr>
-              <w:t>C,.</w:t>
+              <w:t>K.,.</w:t>
             </w:r>
             <w:proofErr w:type="gramEnd"/>
             <w:r>
@@ -4681,238 +7051,6 @@
             <w:r>
               <w:rPr>
                 <w:rFonts w:eastAsia="NanumSquare"/>
-              </w:rPr>
-              <w:t xml:space="preserve">Min Y., </w:t>
-            </w:r>
-            <w:r>
-              <w:rPr>
-                <w:rFonts w:eastAsia="NanumSquare"/>
-              </w:rPr>
-              <w:t>Cho Y.</w:t>
-            </w:r>
-            <w:r>
-              <w:rPr>
-                <w:rFonts w:eastAsia="NanumSquare"/>
-              </w:rPr>
-              <w:t xml:space="preserve"> </w:t>
-            </w:r>
-            <w:r>
-              <w:rPr>
-                <w:rFonts w:eastAsia="NanumSquare"/>
-                <w:b/>
-              </w:rPr>
-              <w:t xml:space="preserve">Unveiling tumor specific extracellular vesicles by size fractionation and single vesicle analysis. </w:t>
-            </w:r>
-            <w:r>
-              <w:rPr>
-                <w:rFonts w:eastAsia="NanumSquare"/>
-              </w:rPr>
-              <w:t>Analytical chemistry</w:t>
-            </w:r>
-            <w:r>
-              <w:rPr>
-                <w:rFonts w:eastAsia="NanumSquare"/>
-                <w:b/>
-              </w:rPr>
-              <w:t xml:space="preserve"> </w:t>
-            </w:r>
-            <w:r>
-              <w:rPr>
-                <w:rFonts w:eastAsia="NanumSquare"/>
-              </w:rPr>
-              <w:t>2019 (under review).</w:t>
-            </w:r>
-          </w:p>
-          <w:p>
-            <w:pPr>
-              <w:spacing w:after="160"/>
-              <w:rPr>
-                <w:rFonts w:eastAsia="NanumSquare"/>
-              </w:rPr>
-            </w:pPr>
-            <w:r>
-              <w:rPr>
-                <w:rFonts w:eastAsia="NanumSquare" w:hint="eastAsia"/>
-                <w:b/>
-              </w:rPr>
-              <w:t>K</w:t>
-            </w:r>
-            <w:r>
-              <w:rPr>
-                <w:rFonts w:eastAsia="NanumSquare"/>
-                <w:b/>
-              </w:rPr>
-              <w:t>im. D.</w:t>
-            </w:r>
-            <w:r>
-              <w:rPr>
-                <w:rFonts w:eastAsia="NanumSquare"/>
-                <w:b/>
-              </w:rPr>
-              <w:t xml:space="preserve"> </w:t>
-            </w:r>
-            <w:r>
-              <w:rPr>
-                <w:rFonts w:eastAsia="NanumSquare"/>
-              </w:rPr>
-              <w:t>Michael I</w:t>
-            </w:r>
-            <w:r>
-              <w:rPr>
-                <w:rFonts w:eastAsia="NanumSquare"/>
-                <w:b/>
-              </w:rPr>
-              <w:t>,</w:t>
-            </w:r>
-            <w:r>
-              <w:rPr>
-                <w:rFonts w:eastAsia="NanumSquare"/>
-              </w:rPr>
-              <w:t xml:space="preserve"> </w:t>
-            </w:r>
-            <w:proofErr w:type="spellStart"/>
-            <w:r>
-              <w:rPr>
-                <w:rFonts w:eastAsia="NanumSquare"/>
-              </w:rPr>
-              <w:t>O</w:t>
-            </w:r>
-            <w:r>
-              <w:rPr>
-                <w:rFonts w:eastAsia="NanumSquare"/>
-              </w:rPr>
-              <w:t>leksandra</w:t>
-            </w:r>
-            <w:proofErr w:type="spellEnd"/>
-            <w:r>
-              <w:rPr>
-                <w:rFonts w:eastAsia="NanumSquare"/>
-              </w:rPr>
-              <w:t xml:space="preserve"> G., </w:t>
-            </w:r>
-            <w:proofErr w:type="spellStart"/>
-            <w:r>
-              <w:rPr>
-                <w:rFonts w:eastAsia="NanumSquare"/>
-              </w:rPr>
-              <w:t>Kuimar</w:t>
-            </w:r>
-            <w:proofErr w:type="spellEnd"/>
-            <w:r>
-              <w:rPr>
-                <w:rFonts w:eastAsia="NanumSquare"/>
-              </w:rPr>
-              <w:t xml:space="preserve"> S., Clara, J., Ki D.,</w:t>
-            </w:r>
-            <w:r>
-              <w:rPr>
-                <w:rFonts w:eastAsia="NanumSquare"/>
-              </w:rPr>
-              <w:t xml:space="preserve"> </w:t>
-            </w:r>
-            <w:r>
-              <w:rPr>
-                <w:rFonts w:eastAsia="NanumSquare"/>
-              </w:rPr>
-              <w:t>Cho Y.</w:t>
-            </w:r>
-            <w:r>
-              <w:rPr>
-                <w:rFonts w:eastAsia="NanumSquare"/>
-              </w:rPr>
-              <w:t xml:space="preserve"> </w:t>
-            </w:r>
-            <w:r>
-              <w:rPr>
-                <w:rFonts w:eastAsia="NanumSquare"/>
-                <w:b/>
-              </w:rPr>
-              <w:t xml:space="preserve">Dx-Fidget Spinner: A Pocket-Sized Low-Cost Hand-Powered Medical Diagnostic Tool. </w:t>
-            </w:r>
-            <w:r>
-              <w:rPr>
-                <w:rFonts w:eastAsia="NanumSquare"/>
-              </w:rPr>
-              <w:t>Nature Biomedical Engineering 2019 (under review).</w:t>
-            </w:r>
-          </w:p>
-          <w:p>
-            <w:pPr>
-              <w:spacing w:after="160"/>
-              <w:rPr>
-                <w:rFonts w:eastAsia="NanumSquare"/>
-                <w:b/>
-              </w:rPr>
-            </w:pPr>
-            <w:r>
-              <w:rPr>
-                <w:rFonts w:eastAsia="NanumSquare"/>
-              </w:rPr>
-              <w:t>Sunkara</w:t>
-            </w:r>
-            <w:r>
-              <w:rPr>
-                <w:rFonts w:eastAsia="NanumSquare"/>
-              </w:rPr>
-              <w:t xml:space="preserve">, </w:t>
-            </w:r>
-            <w:r>
-              <w:rPr>
-                <w:rFonts w:eastAsia="NanumSquare" w:hint="eastAsia"/>
-              </w:rPr>
-              <w:t>V</w:t>
-            </w:r>
-            <w:r>
-              <w:rPr>
-                <w:rFonts w:eastAsia="NanumSquare"/>
-              </w:rPr>
-              <w:t>.</w:t>
-            </w:r>
-            <w:r>
-              <w:rPr>
-                <w:rFonts w:eastAsia="NanumSquare"/>
-              </w:rPr>
-              <w:t>, Kim</w:t>
-            </w:r>
-            <w:r>
-              <w:rPr>
-                <w:rFonts w:eastAsia="NanumSquare"/>
-              </w:rPr>
-              <w:t xml:space="preserve"> C.</w:t>
-            </w:r>
-            <w:r>
-              <w:rPr>
-                <w:rFonts w:eastAsia="NanumSquare"/>
-              </w:rPr>
-              <w:t>, Park</w:t>
-            </w:r>
-            <w:r>
-              <w:rPr>
-                <w:rFonts w:eastAsia="NanumSquare"/>
-              </w:rPr>
-              <w:t xml:space="preserve"> J.</w:t>
-            </w:r>
-            <w:r>
-              <w:rPr>
-                <w:rFonts w:eastAsia="NanumSquare"/>
-              </w:rPr>
-              <w:t>, Woo</w:t>
-            </w:r>
-            <w:r>
-              <w:rPr>
-                <w:rFonts w:eastAsia="NanumSquare"/>
-              </w:rPr>
-              <w:t xml:space="preserve"> H.</w:t>
-            </w:r>
-            <w:r>
-              <w:rPr>
-                <w:rFonts w:eastAsia="NanumSquare"/>
-              </w:rPr>
-              <w:t xml:space="preserve">, </w:t>
-            </w:r>
-            <w:r>
-              <w:rPr>
-                <w:rFonts w:eastAsia="NanumSquare"/>
                 <w:b/>
               </w:rPr>
               <w:t>Kim D</w:t>
@@ -4920,159 +7058,81 @@
             <w:r>
               <w:rPr>
                 <w:rFonts w:eastAsia="NanumSquare"/>
-                <w:b/>
-              </w:rPr>
-              <w:t>.</w:t>
-            </w:r>
-            <w:r>
-              <w:rPr>
-                <w:rFonts w:eastAsia="NanumSquare"/>
-              </w:rPr>
-              <w:t>, Ha</w:t>
-            </w:r>
-            <w:r>
-              <w:rPr>
-                <w:rFonts w:eastAsia="NanumSquare"/>
-              </w:rPr>
-              <w:t xml:space="preserve"> H.</w:t>
-            </w:r>
-            <w:r>
-              <w:rPr>
-                <w:rFonts w:eastAsia="NanumSquare"/>
-              </w:rPr>
-              <w:t>, Kim</w:t>
-            </w:r>
-            <w:r>
-              <w:rPr>
-                <w:rFonts w:eastAsia="NanumSquare"/>
-              </w:rPr>
-              <w:t xml:space="preserve"> M.</w:t>
-            </w:r>
-            <w:r>
-              <w:rPr>
-                <w:rFonts w:eastAsia="NanumSquare"/>
-              </w:rPr>
-              <w:t>, Son</w:t>
-            </w:r>
-            <w:r>
-              <w:rPr>
-                <w:rFonts w:eastAsia="NanumSquare"/>
-              </w:rPr>
-              <w:t xml:space="preserve"> Y.</w:t>
-            </w:r>
-            <w:r>
-              <w:rPr>
-                <w:rFonts w:eastAsia="NanumSquare"/>
-              </w:rPr>
-              <w:t>, Kim</w:t>
-            </w:r>
-            <w:r>
-              <w:rPr>
-                <w:rFonts w:eastAsia="NanumSquare"/>
-              </w:rPr>
-              <w:t xml:space="preserve"> J.</w:t>
-            </w:r>
-            <w:r>
-              <w:rPr>
-                <w:rFonts w:eastAsia="NanumSquare"/>
-              </w:rPr>
-              <w:t>, Cho</w:t>
-            </w:r>
-            <w:r>
-              <w:rPr>
-                <w:rFonts w:eastAsia="NanumSquare"/>
-              </w:rPr>
-              <w:t xml:space="preserve"> Y.</w:t>
-            </w:r>
-            <w:r>
-              <w:rPr>
-                <w:rFonts w:eastAsia="NanumSquare"/>
-              </w:rPr>
-              <w:t xml:space="preserve">, </w:t>
-            </w:r>
-            <w:r>
-              <w:rPr>
-                <w:rFonts w:eastAsia="NanumSquare"/>
-                <w:b/>
-              </w:rPr>
-              <w:t>Fully automated, label-free isolation of extracellular vesicles from whole blood for cancer diagnosis and monitoring.</w:t>
-            </w:r>
-            <w:r>
-              <w:rPr>
-                <w:rFonts w:eastAsia="NanumSquare"/>
-              </w:rPr>
-              <w:t xml:space="preserve"> </w:t>
-            </w:r>
-            <w:r>
-              <w:rPr>
-                <w:rFonts w:eastAsia="NanumSquare"/>
-              </w:rPr>
-              <w:t>Theranostics, 2019.</w:t>
-            </w:r>
-          </w:p>
-          <w:p>
-            <w:pPr>
-              <w:spacing w:after="160"/>
-              <w:rPr>
-                <w:rFonts w:eastAsia="NanumSquare"/>
-              </w:rPr>
-            </w:pPr>
-            <w:r>
-              <w:rPr>
-                <w:rFonts w:eastAsia="NanumSquare"/>
-              </w:rPr>
-              <w:lastRenderedPageBreak/>
-              <w:t>Michael</w:t>
-            </w:r>
-            <w:r>
-              <w:rPr>
-                <w:rFonts w:eastAsia="NanumSquare"/>
-              </w:rPr>
-              <w:t xml:space="preserve"> I.</w:t>
-            </w:r>
-            <w:r>
-              <w:rPr>
-                <w:rFonts w:eastAsia="NanumSquare"/>
-              </w:rPr>
-              <w:t>, Kumar</w:t>
-            </w:r>
-            <w:r>
-              <w:rPr>
-                <w:rFonts w:eastAsia="NanumSquare"/>
-              </w:rPr>
-              <w:t xml:space="preserve"> S.</w:t>
-            </w:r>
-            <w:r>
-              <w:rPr>
-                <w:rFonts w:eastAsia="NanumSquare"/>
-              </w:rPr>
-              <w:t>, Oh</w:t>
-            </w:r>
-            <w:r>
-              <w:rPr>
-                <w:rFonts w:eastAsia="NanumSquare"/>
-              </w:rPr>
-              <w:t xml:space="preserve"> </w:t>
-            </w:r>
-            <w:proofErr w:type="gramStart"/>
-            <w:r>
-              <w:rPr>
-                <w:rFonts w:eastAsia="NanumSquare"/>
-              </w:rPr>
-              <w:t>J,</w:t>
-            </w:r>
-            <w:r>
-              <w:rPr>
-                <w:rFonts w:eastAsia="NanumSquare"/>
-              </w:rPr>
-              <w:t>,</w:t>
-            </w:r>
-            <w:proofErr w:type="gramEnd"/>
-            <w:r>
-              <w:rPr>
-                <w:rFonts w:eastAsia="NanumSquare"/>
-              </w:rPr>
-              <w:t xml:space="preserve"> </w:t>
+              </w:rPr>
+              <w:t xml:space="preserve">., Ober R.J, </w:t>
+            </w:r>
+            <w:r>
+              <w:rPr>
+                <w:rFonts w:eastAsia="NanumSquare"/>
+                <w:b/>
+              </w:rPr>
+              <w:t>Cramer-Rao Lower Bound for Point Based Image Registration with Heteroscedastic Error Model for Application in Single Molecule Microscopy.</w:t>
+            </w:r>
+            <w:r>
+              <w:rPr>
+                <w:rFonts w:eastAsia="NanumSquare"/>
+              </w:rPr>
+              <w:t xml:space="preserve"> IEEE Transactions on Medical Imaging </w:t>
+            </w:r>
+            <w:r>
+              <w:rPr>
+                <w:rFonts w:eastAsia="NanumSquare"/>
+              </w:rPr>
+              <w:t>2015</w:t>
+            </w:r>
+          </w:p>
+          <w:p>
+            <w:pPr>
+              <w:spacing w:after="120"/>
+              <w:rPr>
+                <w:rFonts w:eastAsia="NanumSquare"/>
+              </w:rPr>
+            </w:pPr>
+            <w:r>
+              <w:rPr>
+                <w:rFonts w:eastAsia="NanumSquare"/>
+              </w:rPr>
+              <w:t>Ram S,</w:t>
+            </w:r>
+            <w:r>
+              <w:rPr>
+                <w:rFonts w:eastAsia="NanumSquare"/>
+                <w:b/>
+              </w:rPr>
+              <w:t xml:space="preserve"> Kim D</w:t>
+            </w:r>
+            <w:r>
+              <w:rPr>
+                <w:rFonts w:eastAsia="NanumSquare"/>
+              </w:rPr>
+              <w:t xml:space="preserve">, Ober RJ, Ward ES. </w:t>
+            </w:r>
+            <w:r>
+              <w:rPr>
+                <w:rFonts w:eastAsia="NanumSquare"/>
+                <w:b/>
+              </w:rPr>
+              <w:t>The level of HER2 expression is a predictor of antibody-HER2 trafficking behavior in cancer cells</w:t>
+            </w:r>
+            <w:r>
+              <w:rPr>
+                <w:rFonts w:eastAsia="NanumSquare"/>
+              </w:rPr>
+              <w:t>. mAbs 2014</w:t>
+            </w:r>
+          </w:p>
+          <w:p>
+            <w:pPr>
+              <w:spacing w:after="120"/>
+              <w:rPr>
+                <w:rFonts w:eastAsia="NanumSquare"/>
+              </w:rPr>
+            </w:pPr>
+            <w:r>
+              <w:rPr>
+                <w:rFonts w:eastAsia="NanumSquare"/>
+              </w:rPr>
+              <w:t xml:space="preserve">Devanaboyina SC, Lynch SM, Ober RJ, Ram S, </w:t>
             </w:r>
             <w:r>
               <w:rPr>
@@ -5085,276 +7145,80 @@
               <w:rPr>
                 <w:rFonts w:eastAsia="NanumSquare"/>
               </w:rPr>
-              <w:t>, Kim</w:t>
-            </w:r>
-            <w:r>
-              <w:rPr>
-                <w:rFonts w:eastAsia="NanumSquare"/>
-              </w:rPr>
-              <w:t xml:space="preserve"> J.</w:t>
-            </w:r>
-            <w:r>
-              <w:rPr>
-                <w:rFonts w:eastAsia="NanumSquare"/>
-              </w:rPr>
-              <w:t>, Cho</w:t>
-            </w:r>
-            <w:r>
-              <w:rPr>
-                <w:rFonts w:eastAsia="NanumSquare"/>
-              </w:rPr>
-              <w:t xml:space="preserve"> Y.</w:t>
-            </w:r>
-            <w:r>
-              <w:rPr>
-                <w:rFonts w:eastAsia="NanumSquare"/>
-                <w:b/>
-              </w:rPr>
-              <w:t xml:space="preserve"> Surface Engineered Paper Hanging Drop Chip for 3D Spheroid Culture and Analysis.</w:t>
-            </w:r>
-            <w:r>
-              <w:rPr>
-                <w:rFonts w:eastAsia="NanumSquare"/>
-              </w:rPr>
-              <w:t xml:space="preserve"> ACS applied materials &amp; interfaces, 2018.</w:t>
-            </w:r>
-          </w:p>
-          <w:p>
-            <w:pPr>
-              <w:spacing w:after="160"/>
-              <w:rPr>
-                <w:rFonts w:eastAsia="NanumSquare"/>
-              </w:rPr>
-            </w:pPr>
-            <w:r>
-              <w:rPr>
-                <w:rFonts w:eastAsia="NanumSquare"/>
-              </w:rPr>
-              <w:t xml:space="preserve">Li, R., Chiguru, S., Li, L., </w:t>
-            </w:r>
-            <w:r>
-              <w:rPr>
-                <w:rFonts w:eastAsia="NanumSquare"/>
-                <w:b/>
-              </w:rPr>
-              <w:t>Kim, D.</w:t>
-            </w:r>
-            <w:r>
-              <w:rPr>
-                <w:rFonts w:eastAsia="NanumSquare"/>
-              </w:rPr>
-              <w:t xml:space="preserve">, Velmurugan, R., Kim, D., Tian, H., </w:t>
-            </w:r>
-            <w:proofErr w:type="spellStart"/>
-            <w:r>
-              <w:rPr>
-                <w:rFonts w:eastAsia="NanumSquare"/>
-              </w:rPr>
-              <w:t>Schroit</w:t>
-            </w:r>
-            <w:proofErr w:type="spellEnd"/>
-            <w:r>
-              <w:rPr>
-                <w:rFonts w:eastAsia="NanumSquare"/>
-              </w:rPr>
-              <w:t xml:space="preserve">, A., Mason, R., Ober, R. J. and Ward, E. S. </w:t>
-            </w:r>
-            <w:r>
-              <w:rPr>
-                <w:rFonts w:eastAsia="NanumSquare"/>
-                <w:b/>
-              </w:rPr>
-              <w:t>Targeting phosphatidylserine with calcium-dependent protein-drug conjugates for the treatment of cancer.</w:t>
-            </w:r>
-            <w:r>
-              <w:rPr>
-                <w:rFonts w:eastAsia="NanumSquare"/>
-              </w:rPr>
-              <w:t xml:space="preserve"> Molecular Cancer Therapeutics, 2018.</w:t>
-            </w:r>
-          </w:p>
-          <w:p>
-            <w:pPr>
-              <w:spacing w:after="160"/>
-              <w:rPr>
-                <w:rFonts w:eastAsia="NanumSquare"/>
-              </w:rPr>
-            </w:pPr>
-            <w:proofErr w:type="spellStart"/>
-            <w:r>
-              <w:rPr>
-                <w:rFonts w:eastAsia="NanumSquare"/>
-              </w:rPr>
-              <w:t>Devanaboyina</w:t>
-            </w:r>
-            <w:proofErr w:type="spellEnd"/>
-            <w:r>
-              <w:rPr>
-                <w:rFonts w:eastAsia="NanumSquare"/>
-              </w:rPr>
-              <w:t xml:space="preserve">, S. C., </w:t>
-            </w:r>
-            <w:proofErr w:type="spellStart"/>
-            <w:r>
-              <w:rPr>
-                <w:rFonts w:eastAsia="NanumSquare"/>
-              </w:rPr>
-              <w:t>Khare</w:t>
-            </w:r>
-            <w:proofErr w:type="spellEnd"/>
-            <w:r>
-              <w:rPr>
-                <w:rFonts w:eastAsia="NanumSquare"/>
-              </w:rPr>
-              <w:t xml:space="preserve">, P., </w:t>
-            </w:r>
-            <w:proofErr w:type="spellStart"/>
-            <w:r>
-              <w:rPr>
-                <w:rFonts w:eastAsia="NanumSquare"/>
-              </w:rPr>
-              <w:t>Challa</w:t>
-            </w:r>
-            <w:proofErr w:type="spellEnd"/>
-            <w:r>
-              <w:rPr>
-                <w:rFonts w:eastAsia="NanumSquare"/>
-              </w:rPr>
-              <w:t xml:space="preserve">, </w:t>
-            </w:r>
-            <w:r>
-              <w:rPr>
-                <w:rFonts w:eastAsia="NanumSquare"/>
-                <w:b/>
-              </w:rPr>
-              <w:t>Kim, D.,</w:t>
-            </w:r>
-            <w:r>
-              <w:rPr>
-                <w:rFonts w:eastAsia="NanumSquare"/>
-              </w:rPr>
-              <w:t xml:space="preserve"> Ober, R. J., and Ward, E. S. </w:t>
-            </w:r>
-            <w:r>
-              <w:rPr>
-                <w:rFonts w:eastAsia="NanumSquare"/>
-                <w:b/>
-              </w:rPr>
-              <w:t xml:space="preserve">Engineered clearing agents for the selective depletion of antigen-specific antibodies. </w:t>
-            </w:r>
-            <w:r>
-              <w:rPr>
-                <w:rFonts w:eastAsia="NanumSquare"/>
-              </w:rPr>
-              <w:t>Nature Communications, 2017.</w:t>
-            </w:r>
-          </w:p>
-          <w:p>
-            <w:pPr>
-              <w:spacing w:after="160"/>
-              <w:rPr>
-                <w:rFonts w:eastAsia="NanumSquare"/>
-              </w:rPr>
-            </w:pPr>
-            <w:r>
-              <w:rPr>
-                <w:rFonts w:eastAsia="NanumSquare"/>
-                <w:b/>
-              </w:rPr>
-              <w:t>Kim, D.,</w:t>
-            </w:r>
-            <w:r>
-              <w:rPr>
-                <w:rFonts w:eastAsia="NanumSquare"/>
-              </w:rPr>
-              <w:t xml:space="preserve"> Chao, J., Velmurugan, R., You, S., Ward, E. S., and Ober, R. J. </w:t>
-            </w:r>
-            <w:r>
-              <w:rPr>
-                <w:rFonts w:eastAsia="NanumSquare"/>
-                <w:b/>
-              </w:rPr>
-              <w:t>Remote focusing multifocal plane microscopy for the imaging of 3D single molecule dynamics with cellular context.</w:t>
-            </w:r>
-            <w:r>
-              <w:rPr>
-                <w:rFonts w:eastAsia="NanumSquare"/>
-              </w:rPr>
-              <w:t xml:space="preserve"> Proceedings of the SPIE, Three-Dimensional and Multidimensional Microscopy: Image Acquisition and Processing XXIV, 10070: </w:t>
-            </w:r>
-            <w:r>
-              <w:rPr>
-                <w:rFonts w:eastAsia="NanumSquare"/>
-              </w:rPr>
-              <w:t>2017.</w:t>
-            </w:r>
-          </w:p>
-          <w:p>
-            <w:pPr>
-              <w:spacing w:after="160"/>
-              <w:rPr>
-                <w:rFonts w:eastAsia="NanumSquare"/>
-              </w:rPr>
-            </w:pPr>
-            <w:r>
-              <w:rPr>
-                <w:rFonts w:eastAsia="NanumSquare"/>
-              </w:rPr>
-              <w:t xml:space="preserve">Vahid, M. R., Chao, J., </w:t>
-            </w:r>
-            <w:r>
-              <w:rPr>
-                <w:rFonts w:eastAsia="NanumSquare"/>
-                <w:b/>
-              </w:rPr>
-              <w:t>Kim, D.,</w:t>
-            </w:r>
-            <w:r>
-              <w:rPr>
-                <w:rFonts w:eastAsia="NanumSquare"/>
-              </w:rPr>
-              <w:t xml:space="preserve"> Ward, E. S., and Ober, R. J. </w:t>
-            </w:r>
-            <w:r>
-              <w:rPr>
-                <w:rFonts w:eastAsia="NanumSquare"/>
-                <w:b/>
-              </w:rPr>
-              <w:t xml:space="preserve">State space approach to single molecule localization in fluorescence microscopy. </w:t>
-            </w:r>
-            <w:r>
-              <w:rPr>
-                <w:rFonts w:eastAsia="NanumSquare"/>
-              </w:rPr>
-              <w:t xml:space="preserve">Biomedical Optics Express, </w:t>
-            </w:r>
-            <w:r>
-              <w:rPr>
-                <w:rFonts w:eastAsia="NanumSquare"/>
-              </w:rPr>
-              <w:t>2017</w:t>
-            </w:r>
-          </w:p>
-          <w:p>
-            <w:pPr>
-              <w:spacing w:after="160"/>
-              <w:rPr>
-                <w:rFonts w:eastAsia="NanumSquare"/>
-              </w:rPr>
-            </w:pPr>
-            <w:proofErr w:type="spellStart"/>
-            <w:r>
-              <w:rPr>
-                <w:rFonts w:eastAsia="NanumSquare"/>
-              </w:rPr>
-              <w:t>Poovasery</w:t>
-            </w:r>
-            <w:proofErr w:type="spellEnd"/>
-            <w:r>
-              <w:rPr>
-                <w:rFonts w:eastAsia="NanumSquare"/>
-              </w:rPr>
-              <w:t xml:space="preserve"> J.S., Kang J.C., </w:t>
+              <w:t xml:space="preserve">, Puig-Canto A, Breen S, Kasturirangan S, Fowler S, Peng L, et al. </w:t>
+            </w:r>
+            <w:r>
+              <w:rPr>
+                <w:rFonts w:eastAsia="NanumSquare"/>
+                <w:b/>
+              </w:rPr>
+              <w:t>The effect of pH dependence of antibody-antigen interactions on subcellular trafficking dynamics</w:t>
+            </w:r>
+            <w:r>
+              <w:rPr>
+                <w:rFonts w:eastAsia="NanumSquare"/>
+              </w:rPr>
+              <w:t xml:space="preserve">. mAbs </w:t>
+            </w:r>
+            <w:r>
+              <w:rPr>
+                <w:rFonts w:eastAsia="NanumSquare"/>
+              </w:rPr>
+              <w:t>2013</w:t>
+            </w:r>
+          </w:p>
+          <w:p>
+            <w:pPr>
+              <w:spacing w:after="120"/>
+              <w:rPr>
+                <w:rFonts w:eastAsia="NanumSquare"/>
+              </w:rPr>
+            </w:pPr>
+            <w:r>
+              <w:rPr>
+                <w:rFonts w:eastAsia="NanumSquare"/>
+              </w:rPr>
+              <w:t>Ram S,</w:t>
+            </w:r>
+            <w:r>
+              <w:rPr>
+                <w:rFonts w:eastAsia="NanumSquare"/>
+                <w:b/>
+              </w:rPr>
+              <w:t xml:space="preserve"> Kim D</w:t>
+            </w:r>
+            <w:r>
+              <w:rPr>
+                <w:rFonts w:eastAsia="NanumSquare"/>
+              </w:rPr>
+              <w:t xml:space="preserve">, Ober RJ, Ward ES. </w:t>
+            </w:r>
+            <w:r>
+              <w:rPr>
+                <w:rFonts w:eastAsia="NanumSquare"/>
+                <w:b/>
+              </w:rPr>
+              <w:t>Microscopy in Polarized Epithelia Reveals a Novel Cellular Process of Intercellular Transfer.</w:t>
+            </w:r>
+            <w:r>
+              <w:rPr>
+                <w:rFonts w:eastAsia="NanumSquare"/>
+              </w:rPr>
+              <w:t xml:space="preserve"> Biophysical Journal 2013</w:t>
+            </w:r>
+          </w:p>
+          <w:p>
+            <w:pPr>
+              <w:spacing w:after="120"/>
+              <w:rPr>
+                <w:rFonts w:eastAsia="NanumSquare"/>
+              </w:rPr>
+            </w:pPr>
+            <w:r>
+              <w:rPr>
+                <w:rFonts w:eastAsia="NanumSquare"/>
+              </w:rPr>
+              <w:t xml:space="preserve">Ram S, </w:t>
             </w:r>
             <w:r>
               <w:rPr>
@@ -5367,41 +7231,31 @@
               <w:rPr>
                 <w:rFonts w:eastAsia="NanumSquare"/>
               </w:rPr>
-              <w:t xml:space="preserve">, Ober R.J, Ward E.S. </w:t>
-            </w:r>
-            <w:r>
-              <w:rPr>
-                <w:rFonts w:eastAsia="NanumSquare"/>
-                <w:b/>
-              </w:rPr>
-              <w:t xml:space="preserve">Antibody targeting of HER2/HER3 signaling overcomes </w:t>
-            </w:r>
-            <w:proofErr w:type="spellStart"/>
-            <w:r>
-              <w:rPr>
-                <w:rFonts w:eastAsia="NanumSquare"/>
-                <w:b/>
-              </w:rPr>
-              <w:t>heregulin</w:t>
-            </w:r>
-            <w:proofErr w:type="spellEnd"/>
-            <w:r>
-              <w:rPr>
-                <w:rFonts w:eastAsia="NanumSquare"/>
-                <w:b/>
-              </w:rPr>
-              <w:t>-induced resistance to PI3K inhibition in prostate cancer.</w:t>
-            </w:r>
-            <w:r>
-              <w:rPr>
-                <w:rFonts w:eastAsia="NanumSquare"/>
-              </w:rPr>
-              <w:t xml:space="preserve"> International Journal of Cancer 2017</w:t>
-            </w:r>
-          </w:p>
-          <w:p>
-            <w:pPr>
-              <w:spacing w:after="160"/>
+              <w:t xml:space="preserve">, Ober RJ, Ward ES. </w:t>
+            </w:r>
+            <w:r>
+              <w:rPr>
+                <w:rFonts w:eastAsia="NanumSquare"/>
+                <w:b/>
+              </w:rPr>
+              <w:t>3D Single Molecule Tracking with Multifocal Plane Microscopy Reveals Rapid Intercellular Transferrin Transport at Epithelial Cell Barriers</w:t>
+            </w:r>
+            <w:r>
+              <w:rPr>
+                <w:rFonts w:eastAsia="NanumSquare"/>
+              </w:rPr>
+              <w:t xml:space="preserve">. Biophysical Journal </w:t>
+            </w:r>
+            <w:r>
+              <w:rPr>
+                <w:rFonts w:eastAsia="NanumSquare"/>
+              </w:rPr>
+              <w:t>2012</w:t>
+            </w:r>
+          </w:p>
+          <w:p>
+            <w:pPr>
+              <w:spacing w:after="120"/>
               <w:rPr>
                 <w:rFonts w:eastAsia="NanumSquare"/>
               </w:rPr>
@@ -5417,337 +7271,6 @@
               <w:rPr>
                 <w:rFonts w:eastAsia="NanumSquare"/>
               </w:rPr>
-              <w:t>, You S, Ward E.S., Ober R.J,</w:t>
-            </w:r>
-            <w:r>
-              <w:rPr>
-                <w:rFonts w:eastAsia="NanumSquare"/>
-                <w:b/>
-              </w:rPr>
-              <w:t xml:space="preserve"> Imaging of three-dimensional single molecule dynamics with cellular context: Antibody trafficking and interaction with cell membrane and sorting endosomes.</w:t>
-            </w:r>
-            <w:r>
-              <w:rPr>
-                <w:rFonts w:eastAsia="NanumSquare"/>
-              </w:rPr>
-              <w:t xml:space="preserve"> ASCB, San </w:t>
-            </w:r>
-            <w:proofErr w:type="spellStart"/>
-            <w:r>
-              <w:rPr>
-                <w:rFonts w:eastAsia="NanumSquare"/>
-              </w:rPr>
-              <w:t>Fransisco</w:t>
-            </w:r>
-            <w:proofErr w:type="spellEnd"/>
-            <w:r>
-              <w:rPr>
-                <w:rFonts w:eastAsia="NanumSquare"/>
-              </w:rPr>
-              <w:t>, CA. 2016.</w:t>
-            </w:r>
-          </w:p>
-          <w:p>
-            <w:pPr>
-              <w:spacing w:after="160"/>
-              <w:rPr>
-                <w:rFonts w:eastAsia="NanumSquare"/>
-              </w:rPr>
-            </w:pPr>
-            <w:r>
-              <w:rPr>
-                <w:rFonts w:eastAsia="NanumSquare"/>
-              </w:rPr>
-              <w:t xml:space="preserve">Cohen E. A. </w:t>
-            </w:r>
-            <w:proofErr w:type="gramStart"/>
-            <w:r>
-              <w:rPr>
-                <w:rFonts w:eastAsia="NanumSquare"/>
-              </w:rPr>
-              <w:t>K.,.</w:t>
-            </w:r>
-            <w:proofErr w:type="gramEnd"/>
-            <w:r>
-              <w:rPr>
-                <w:rFonts w:eastAsia="NanumSquare"/>
-              </w:rPr>
-              <w:t xml:space="preserve"> </w:t>
-            </w:r>
-            <w:r>
-              <w:rPr>
-                <w:rFonts w:eastAsia="NanumSquare"/>
-                <w:b/>
-              </w:rPr>
-              <w:t>Kim D</w:t>
-            </w:r>
-            <w:r>
-              <w:rPr>
-                <w:rFonts w:eastAsia="NanumSquare"/>
-              </w:rPr>
-              <w:t xml:space="preserve">., Ober R.J, </w:t>
-            </w:r>
-            <w:r>
-              <w:rPr>
-                <w:rFonts w:eastAsia="NanumSquare"/>
-                <w:b/>
-              </w:rPr>
-              <w:t>Cramer-Rao Lower Bound for Point Based Image Registration with Heteroscedastic Error Model for Application in Single Molecule Microscopy.</w:t>
-            </w:r>
-            <w:r>
-              <w:rPr>
-                <w:rFonts w:eastAsia="NanumSquare"/>
-              </w:rPr>
-              <w:t xml:space="preserve"> IEEE Transactions on Medical Imaging </w:t>
-            </w:r>
-            <w:r>
-              <w:rPr>
-                <w:rFonts w:eastAsia="NanumSquare"/>
-              </w:rPr>
-              <w:t>2015</w:t>
-            </w:r>
-          </w:p>
-          <w:p>
-            <w:pPr>
-              <w:spacing w:after="160"/>
-              <w:rPr>
-                <w:rFonts w:eastAsia="NanumSquare"/>
-              </w:rPr>
-            </w:pPr>
-            <w:r>
-              <w:rPr>
-                <w:rFonts w:eastAsia="NanumSquare"/>
-              </w:rPr>
-              <w:t>Ram S,</w:t>
-            </w:r>
-            <w:r>
-              <w:rPr>
-                <w:rFonts w:eastAsia="NanumSquare"/>
-                <w:b/>
-              </w:rPr>
-              <w:t xml:space="preserve"> Kim D</w:t>
-            </w:r>
-            <w:r>
-              <w:rPr>
-                <w:rFonts w:eastAsia="NanumSquare"/>
-              </w:rPr>
-              <w:t xml:space="preserve">, Ober RJ, Ward ES. </w:t>
-            </w:r>
-            <w:r>
-              <w:rPr>
-                <w:rFonts w:eastAsia="NanumSquare"/>
-                <w:b/>
-              </w:rPr>
-              <w:t>The level of HER2 expression is a predictor of antibody-HER2 trafficking behavior in cancer cells</w:t>
-            </w:r>
-            <w:r>
-              <w:rPr>
-                <w:rFonts w:eastAsia="NanumSquare"/>
-              </w:rPr>
-              <w:t xml:space="preserve">. </w:t>
-            </w:r>
-            <w:proofErr w:type="spellStart"/>
-            <w:r>
-              <w:rPr>
-                <w:rFonts w:eastAsia="NanumSquare"/>
-              </w:rPr>
-              <w:t>mAbs</w:t>
-            </w:r>
-            <w:proofErr w:type="spellEnd"/>
-            <w:r>
-              <w:rPr>
-                <w:rFonts w:eastAsia="NanumSquare"/>
-              </w:rPr>
-              <w:t xml:space="preserve"> 2014</w:t>
-            </w:r>
-          </w:p>
-          <w:p>
-            <w:pPr>
-              <w:spacing w:after="160"/>
-              <w:rPr>
-                <w:rFonts w:eastAsia="NanumSquare"/>
-              </w:rPr>
-            </w:pPr>
-            <w:proofErr w:type="spellStart"/>
-            <w:r>
-              <w:rPr>
-                <w:rFonts w:eastAsia="NanumSquare"/>
-              </w:rPr>
-              <w:t>Devanaboyina</w:t>
-            </w:r>
-            <w:proofErr w:type="spellEnd"/>
-            <w:r>
-              <w:rPr>
-                <w:rFonts w:eastAsia="NanumSquare"/>
-              </w:rPr>
-              <w:t xml:space="preserve"> SC, Lynch SM, Ober RJ, Ram S, </w:t>
-            </w:r>
-            <w:r>
-              <w:rPr>
-                <w:rFonts w:eastAsia="NanumSquare"/>
-                <w:b/>
-              </w:rPr>
-              <w:t>Kim D</w:t>
-            </w:r>
-            <w:r>
-              <w:rPr>
-                <w:rFonts w:eastAsia="NanumSquare"/>
-              </w:rPr>
-              <w:t xml:space="preserve">, Puig-Canto A, Breen S, </w:t>
-            </w:r>
-            <w:proofErr w:type="spellStart"/>
-            <w:r>
-              <w:rPr>
-                <w:rFonts w:eastAsia="NanumSquare"/>
-              </w:rPr>
-              <w:t>Kasturirangan</w:t>
-            </w:r>
-            <w:proofErr w:type="spellEnd"/>
-            <w:r>
-              <w:rPr>
-                <w:rFonts w:eastAsia="NanumSquare"/>
-              </w:rPr>
-              <w:t xml:space="preserve"> S, Fowler S, Peng L, et al. </w:t>
-            </w:r>
-            <w:r>
-              <w:rPr>
-                <w:rFonts w:eastAsia="NanumSquare"/>
-                <w:b/>
-              </w:rPr>
-              <w:t>The effect of pH dependence of antibody-antigen interactions on subcellular trafficking dynamics</w:t>
-            </w:r>
-            <w:r>
-              <w:rPr>
-                <w:rFonts w:eastAsia="NanumSquare"/>
-              </w:rPr>
-              <w:t xml:space="preserve">. </w:t>
-            </w:r>
-            <w:proofErr w:type="spellStart"/>
-            <w:r>
-              <w:rPr>
-                <w:rFonts w:eastAsia="NanumSquare"/>
-              </w:rPr>
-              <w:t>mAbs</w:t>
-            </w:r>
-            <w:proofErr w:type="spellEnd"/>
-            <w:r>
-              <w:rPr>
-                <w:rFonts w:eastAsia="NanumSquare"/>
-              </w:rPr>
-              <w:t xml:space="preserve"> </w:t>
-            </w:r>
-            <w:r>
-              <w:rPr>
-                <w:rFonts w:eastAsia="NanumSquare"/>
-              </w:rPr>
-              <w:t>2013</w:t>
-            </w:r>
-          </w:p>
-          <w:p>
-            <w:pPr>
-              <w:spacing w:after="160"/>
-              <w:rPr>
-                <w:rFonts w:eastAsia="NanumSquare"/>
-              </w:rPr>
-            </w:pPr>
-            <w:r>
-              <w:rPr>
-                <w:rFonts w:eastAsia="NanumSquare"/>
-              </w:rPr>
-              <w:t>Ram S,</w:t>
-            </w:r>
-            <w:r>
-              <w:rPr>
-                <w:rFonts w:eastAsia="NanumSquare"/>
-                <w:b/>
-              </w:rPr>
-              <w:t xml:space="preserve"> Kim D</w:t>
-            </w:r>
-            <w:r>
-              <w:rPr>
-                <w:rFonts w:eastAsia="NanumSquare"/>
-              </w:rPr>
-              <w:t xml:space="preserve">, Ober RJ, Ward ES. </w:t>
-            </w:r>
-            <w:r>
-              <w:rPr>
-                <w:rFonts w:eastAsia="NanumSquare"/>
-                <w:b/>
-              </w:rPr>
-              <w:t>Microscopy in Polarized Epithelia Reveals a Novel Cellular Process of Intercellular Transfer.</w:t>
-            </w:r>
-            <w:r>
-              <w:rPr>
-                <w:rFonts w:eastAsia="NanumSquare"/>
-              </w:rPr>
-              <w:t xml:space="preserve"> Biophysical Journal 2013</w:t>
-            </w:r>
-          </w:p>
-          <w:p>
-            <w:pPr>
-              <w:spacing w:after="160"/>
-              <w:rPr>
-                <w:rFonts w:eastAsia="NanumSquare"/>
-              </w:rPr>
-            </w:pPr>
-            <w:r>
-              <w:rPr>
-                <w:rFonts w:eastAsia="NanumSquare"/>
-              </w:rPr>
-              <w:lastRenderedPageBreak/>
-              <w:t xml:space="preserve">Ram S, </w:t>
-            </w:r>
-            <w:r>
-              <w:rPr>
-                <w:rFonts w:eastAsia="NanumSquare"/>
-                <w:b/>
-              </w:rPr>
-              <w:t>Kim D</w:t>
-            </w:r>
-            <w:r>
-              <w:rPr>
-                <w:rFonts w:eastAsia="NanumSquare"/>
-              </w:rPr>
-              <w:t xml:space="preserve">, Ober RJ, Ward ES. </w:t>
-            </w:r>
-            <w:r>
-              <w:rPr>
-                <w:rFonts w:eastAsia="NanumSquare"/>
-                <w:b/>
-              </w:rPr>
-              <w:t>3D Single Molecule Tracking with Multifocal Plane Microscopy Reveals Rapid Intercellular Transferrin Transport at Epithelial Cell Barriers</w:t>
-            </w:r>
-            <w:r>
-              <w:rPr>
-                <w:rFonts w:eastAsia="NanumSquare"/>
-              </w:rPr>
-              <w:t xml:space="preserve">. Biophysical Journal </w:t>
-            </w:r>
-            <w:r>
-              <w:rPr>
-                <w:rFonts w:eastAsia="NanumSquare"/>
-              </w:rPr>
-              <w:t>2012</w:t>
-            </w:r>
-          </w:p>
-          <w:p>
-            <w:pPr>
-              <w:spacing w:after="160"/>
-              <w:rPr>
-                <w:rFonts w:eastAsia="NanumSquare"/>
-              </w:rPr>
-            </w:pPr>
-            <w:r>
-              <w:rPr>
-                <w:rFonts w:eastAsia="NanumSquare"/>
-                <w:b/>
-              </w:rPr>
-              <w:t>Kim D</w:t>
-            </w:r>
-            <w:r>
-              <w:rPr>
-                <w:rFonts w:eastAsia="NanumSquare"/>
-              </w:rPr>
               <w:t xml:space="preserve">, Ram S, Ober RJ, Ward ES. </w:t>
             </w:r>
             <w:r>
@@ -5761,21 +7284,7 @@
               <w:rPr>
                 <w:rFonts w:eastAsia="NanumSquare"/>
               </w:rPr>
-              <w:t xml:space="preserve"> </w:t>
-            </w:r>
-            <w:proofErr w:type="spellStart"/>
-            <w:r>
-              <w:rPr>
-                <w:rFonts w:eastAsia="NanumSquare"/>
-              </w:rPr>
-              <w:t>Microscopy</w:t>
-            </w:r>
-            <w:proofErr w:type="spellEnd"/>
-            <w:r>
-              <w:rPr>
-                <w:rFonts w:eastAsia="NanumSquare"/>
-              </w:rPr>
-              <w:t xml:space="preserve"> and Microanalysis</w:t>
+              <w:t xml:space="preserve"> Microscopy and Microanalysis</w:t>
             </w:r>
             <w:r>
               <w:rPr>
@@ -5789,8 +7298,8 @@
     </w:tbl>
     <w:p/>
     <w:sectPr>
-      <w:headerReference w:type="default" r:id="rId11"/>
-      <w:footerReference w:type="default" r:id="rId12"/>
+      <w:headerReference w:type="default" r:id="rId20"/>
+      <w:footerReference w:type="default" r:id="rId21"/>
       <w:pgSz w:w="12240" w:h="15840"/>
       <w:pgMar w:top="1440" w:right="1440" w:bottom="1440" w:left="1440" w:header="708" w:footer="708" w:gutter="0"/>
       <w:cols w:space="708"/>
@@ -6168,7 +7677,7 @@
       </w:pPr>
     </w:pPrDefault>
   </w:docDefaults>
-  <w:latentStyles w:defLockedState="0" w:defUIPriority="99" w:defSemiHidden="0" w:defUnhideWhenUsed="0" w:defQFormat="0" w:count="375">
+  <w:latentStyles w:defLockedState="0" w:defUIPriority="99" w:defSemiHidden="0" w:defUnhideWhenUsed="0" w:defQFormat="0" w:count="376">
     <w:lsdException w:name="Normal" w:uiPriority="0" w:qFormat="1"/>
     <w:lsdException w:name="heading 1" w:uiPriority="9" w:qFormat="1"/>
     <w:lsdException w:name="heading 2" w:semiHidden="1" w:uiPriority="9" w:unhideWhenUsed="1" w:qFormat="1"/>
@@ -6544,6 +8053,7 @@
     <w:lsdException w:name="Smart Hyperlink" w:semiHidden="1" w:unhideWhenUsed="1"/>
     <w:lsdException w:name="Hashtag" w:semiHidden="1" w:unhideWhenUsed="1"/>
     <w:lsdException w:name="Unresolved Mention" w:semiHidden="1" w:unhideWhenUsed="1"/>
+    <w:lsdException w:name="Smart Link" w:semiHidden="1" w:unhideWhenUsed="1"/>
   </w:latentStyles>
   <w:style w:type="paragraph" w:default="1" w:styleId="Normal">
     <w:name w:val="Normal"/>
@@ -7030,7 +8540,7 @@
 </file>
 
 <file path=customXml/itemProps1.xml><?xml version="1.0" encoding="utf-8"?>
-<ds:datastoreItem xmlns:ds="http://schemas.openxmlformats.org/officeDocument/2006/customXml" ds:itemID="{61F543E3-B5F4-42C5-A5AC-813D127D8B06}">
+<ds:datastoreItem xmlns:ds="http://schemas.openxmlformats.org/officeDocument/2006/customXml" ds:itemID="{61D06EFD-0538-4E4A-98A6-6A1197BCB885}">
   <ds:schemaRefs>
     <ds:schemaRef ds:uri="http://schemas.openxmlformats.org/officeDocument/2006/bibliography"/>
   </ds:schemaRefs>
